--- a/courseware/LP-Agentic AI for Video Creation.docx
+++ b/courseware/LP-Agentic AI for Video Creation.docx
@@ -179,7 +179,7 @@
           <w:color w:val="1F6FEB"/>
           <w:sz w:val="24"/>
         </w:rPr>
-        <w:t>Version 1.0</w:t>
+        <w:t>Version 2.0</w:t>
       </w:r>
     </w:p>
     <w:p>
@@ -341,6 +341,64 @@
           </w:p>
         </w:tc>
       </w:tr>
+      <w:tr>
+        <w:tc>
+          <w:tcPr>
+            <w:tcW w:type="dxa" w:w="2160"/>
+          </w:tcPr>
+          <w:p>
+            <w:r/>
+            <w:r>
+              <w:rPr>
+                <w:sz w:val="19"/>
+              </w:rPr>
+              <w:t>2.0</w:t>
+            </w:r>
+          </w:p>
+        </w:tc>
+        <w:tc>
+          <w:tcPr>
+            <w:tcW w:type="dxa" w:w="2160"/>
+          </w:tcPr>
+          <w:p>
+            <w:r/>
+            <w:r>
+              <w:rPr>
+                <w:sz w:val="19"/>
+              </w:rPr>
+              <w:t>16 September 2026</w:t>
+            </w:r>
+          </w:p>
+        </w:tc>
+        <w:tc>
+          <w:tcPr>
+            <w:tcW w:type="dxa" w:w="2160"/>
+          </w:tcPr>
+          <w:p>
+            <w:r/>
+            <w:r>
+              <w:rPr>
+                <w:sz w:val="19"/>
+              </w:rPr>
+              <w:t>Rebuilt on Hermes Agent and MiniMax M3: three topics, FRAME-CUT prompt engineering, Remotion/Manim/Higgsfield/FFmpeg tool routing, custom brand-video skill, multi-agent Kanban review, private YouTube release, and paused cron publishing. Replaces the previous n8n-based labs.</w:t>
+            </w:r>
+          </w:p>
+        </w:tc>
+        <w:tc>
+          <w:tcPr>
+            <w:tcW w:type="dxa" w:w="2160"/>
+          </w:tcPr>
+          <w:p>
+            <w:r/>
+            <w:r>
+              <w:rPr>
+                <w:sz w:val="19"/>
+              </w:rPr>
+              <w:t>Assigned Course Trainer</w:t>
+            </w:r>
+          </w:p>
+        </w:tc>
+      </w:tr>
     </w:tbl>
     <w:p>
       <w:r>
@@ -451,7 +509,7 @@
           <w:color w:val="333333"/>
           <w:sz w:val="21"/>
         </w:rPr>
-        <w:t>Day 1 — Design the agent and generate an approved production pack</w:t>
+        <w:t>Day 1 — Configure Hermes, engineer video prompts and route the media tools</w:t>
         <w:tab/>
         <w:t>4</w:t>
       </w:r>
@@ -471,7 +529,7 @@
           <w:color w:val="333333"/>
           <w:sz w:val="21"/>
         </w:rPr>
-        <w:t>Day 2 — Assemble, review, orchestrate, and plan responsible scale</w:t>
+        <w:t>Day 2 — Build the branded video, then orchestrate review and controlled release</w:t>
         <w:tab/>
         <w:t>5</w:t>
       </w:r>
@@ -787,7 +845,7 @@
         <w:rPr>
           <w:sz w:val="21"/>
         </w:rPr>
-        <w:t>LO1: Explain agentic AI, select suitable video-production tools, write bounded prompts, and design a controlled end-to-end workflow.</w:t>
+        <w:t>LO1: Develop an editing strategy and work plan in Hermes Agent using MiniMax M3, structured video prompts and governed tool selection.</w:t>
       </w:r>
     </w:p>
     <w:p>
@@ -798,7 +856,7 @@
         <w:rPr>
           <w:sz w:val="21"/>
         </w:rPr>
-        <w:t>LO2: Build AI-assisted research, scripting, storyboard, visual, voiceover, and music hand-offs from an approved creative brief.</w:t>
+        <w:t>LO2: Create and customise an evidence-backed video with Hermes skills, Remotion, Manim, Higgsfield-compatible requests and deterministic media checks.</w:t>
       </w:r>
     </w:p>
     <w:p>
@@ -809,18 +867,7 @@
         <w:rPr>
           <w:sz w:val="21"/>
         </w:rPr>
-        <w:t>LO3: Assemble and refine a short-form video through automated editing, captioning, branding, and evidence-based quality checks.</w:t>
-      </w:r>
-    </w:p>
-    <w:p>
-      <w:pPr>
-        <w:pStyle w:val="ListBullet"/>
-      </w:pPr>
-      <w:r>
-        <w:rPr>
-          <w:sz w:val="21"/>
-        </w:rPr>
-        <w:t>LO4: Orchestrate multi-step video agents with human approval, prepare safe publishing actions, analyse performance, and plan responsible scale.</w:t>
+        <w:t>LO3: Orchestrate research, production, review and YouTube release agents through a durable Kanban board and controlled scheduled publishing.</w:t>
       </w:r>
     </w:p>
     <w:p>
@@ -891,7 +938,7 @@
         <w:keepNext/>
       </w:pPr>
       <w:r>
-        <w:t>Day 1 — Design the agent and generate an approved production pack</w:t>
+        <w:t>Day 1 — Configure Hermes, engineer video prompts and route the media tools</w:t>
       </w:r>
     </w:p>
     <w:tbl>
@@ -1073,7 +1120,7 @@
                 <w:b/>
                 <w:sz w:val="19"/>
               </w:rPr>
-              <w:t>Topic 1 - Getting Started with Agentic AI for Video (concepts and demonstration)</w:t>
+              <w:t>Topic 1 - Hermes Desktop runtime, MiniMax M3 provider contract, and credential isolation</w:t>
             </w:r>
           </w:p>
         </w:tc>
@@ -1150,60 +1197,7 @@
                 <w:b w:val="0"/>
                 <w:sz w:val="19"/>
               </w:rPr>
-              <w:t>10:55–11:40</w:t>
-            </w:r>
-          </w:p>
-        </w:tc>
-        <w:tc>
-          <w:tcPr>
-            <w:tcW w:type="dxa" w:w="1296"/>
-          </w:tcPr>
-          <w:p>
-            <w:r/>
-            <w:r>
-              <w:rPr>
-                <w:rFonts w:ascii="Arial" w:hAnsi="Arial"/>
-                <w:b w:val="0"/>
-                <w:sz w:val="19"/>
-              </w:rPr>
-              <w:t>45 min</w:t>
-            </w:r>
-          </w:p>
-        </w:tc>
-        <w:tc>
-          <w:tcPr>
-            <w:tcW w:type="dxa" w:w="6840"/>
-          </w:tcPr>
-          <w:p>
-            <w:r/>
-            <w:r>
-              <w:rPr>
-                <w:rFonts w:ascii="Arial" w:hAnsi="Arial"/>
-                <w:b w:val="0"/>
-                <w:sz w:val="19"/>
-              </w:rPr>
-              <w:t>Hands-on: Lab 1: Design the Video Agent Production Contract and Autonomy Matrix</w:t>
-            </w:r>
-          </w:p>
-        </w:tc>
-      </w:tr>
-      <w:tr>
-        <w:trPr>
-          <w:cantSplit/>
-        </w:trPr>
-        <w:tc>
-          <w:tcPr>
-            <w:tcW w:type="dxa" w:w="1656"/>
-          </w:tcPr>
-          <w:p>
-            <w:r/>
-            <w:r>
-              <w:rPr>
-                <w:rFonts w:ascii="Arial" w:hAnsi="Arial"/>
-                <w:b w:val="0"/>
-                <w:sz w:val="19"/>
-              </w:rPr>
-              <w:t>11:40–12:30</w:t>
+              <w:t>10:55–11:45</w:t>
             </w:r>
           </w:p>
         </w:tc>
@@ -1235,7 +1229,60 @@
                 <w:b w:val="0"/>
                 <w:sz w:val="19"/>
               </w:rPr>
-              <w:t>Hands-on: Lab 2: Build and Run the Bounded Video Planning Agent in n8n</w:t>
+              <w:t>Hands-on: Lab 1: Set Up Hermes Desktop and Connect MiniMax M3</w:t>
+            </w:r>
+          </w:p>
+        </w:tc>
+      </w:tr>
+      <w:tr>
+        <w:trPr>
+          <w:cantSplit/>
+        </w:trPr>
+        <w:tc>
+          <w:tcPr>
+            <w:tcW w:type="dxa" w:w="1656"/>
+          </w:tcPr>
+          <w:p>
+            <w:r/>
+            <w:r>
+              <w:rPr>
+                <w:rFonts w:ascii="Arial" w:hAnsi="Arial"/>
+                <w:b w:val="0"/>
+                <w:sz w:val="19"/>
+              </w:rPr>
+              <w:t>11:45–12:35</w:t>
+            </w:r>
+          </w:p>
+        </w:tc>
+        <w:tc>
+          <w:tcPr>
+            <w:tcW w:type="dxa" w:w="1296"/>
+          </w:tcPr>
+          <w:p>
+            <w:r/>
+            <w:r>
+              <w:rPr>
+                <w:rFonts w:ascii="Arial" w:hAnsi="Arial"/>
+                <w:b w:val="0"/>
+                <w:sz w:val="19"/>
+              </w:rPr>
+              <w:t>50 min</w:t>
+            </w:r>
+          </w:p>
+        </w:tc>
+        <w:tc>
+          <w:tcPr>
+            <w:tcW w:type="dxa" w:w="6840"/>
+          </w:tcPr>
+          <w:p>
+            <w:r/>
+            <w:r>
+              <w:rPr>
+                <w:rFonts w:ascii="Arial" w:hAnsi="Arial"/>
+                <w:b w:val="0"/>
+                <w:sz w:val="19"/>
+              </w:rPr>
+              <w:t>Hands-on: Lab 2: Prompt Hermes to Create a Simple Video</w:t>
             </w:r>
           </w:p>
         </w:tc>
@@ -1257,7 +1304,7 @@
                 <w:b/>
                 <w:sz w:val="19"/>
               </w:rPr>
-              <w:t>12:30–13:00</w:t>
+              <w:t>12:35–13:00</w:t>
             </w:r>
           </w:p>
         </w:tc>
@@ -1274,7 +1321,7 @@
                 <w:b w:val="0"/>
                 <w:sz w:val="19"/>
               </w:rPr>
-              <w:t>30 min</w:t>
+              <w:t>25 min</w:t>
             </w:r>
           </w:p>
         </w:tc>
@@ -1291,7 +1338,7 @@
                 <w:b/>
                 <w:sz w:val="19"/>
               </w:rPr>
-              <w:t>Topic 2 - Research and structured production hand-offs</w:t>
+              <w:t>Topic 1 - FRAME-CUT prompt contract and structured shot plans</w:t>
             </w:r>
           </w:p>
         </w:tc>
@@ -1369,7 +1416,7 @@
                 <w:b/>
                 <w:sz w:val="19"/>
               </w:rPr>
-              <w:t>14:00–15:00</w:t>
+              <w:t>14:00–14:40</w:t>
             </w:r>
           </w:p>
         </w:tc>
@@ -1386,7 +1433,7 @@
                 <w:b w:val="0"/>
                 <w:sz w:val="19"/>
               </w:rPr>
-              <w:t>60 min</w:t>
+              <w:t>40 min</w:t>
             </w:r>
           </w:p>
         </w:tc>
@@ -1403,7 +1450,60 @@
                 <w:b/>
                 <w:sz w:val="19"/>
               </w:rPr>
-              <w:t>Topic 2 - Scripts, storyboards, visuals, voice, and audio</w:t>
+              <w:t>Topic 1 - Agent loop, cost ceilings, and stop rules</w:t>
+            </w:r>
+          </w:p>
+        </w:tc>
+      </w:tr>
+      <w:tr>
+        <w:trPr>
+          <w:cantSplit/>
+        </w:trPr>
+        <w:tc>
+          <w:tcPr>
+            <w:tcW w:type="dxa" w:w="1656"/>
+          </w:tcPr>
+          <w:p>
+            <w:r/>
+            <w:r>
+              <w:rPr>
+                <w:rFonts w:ascii="Arial" w:hAnsi="Arial"/>
+                <w:b w:val="0"/>
+                <w:sz w:val="19"/>
+              </w:rPr>
+              <w:t>14:40–15:40</w:t>
+            </w:r>
+          </w:p>
+        </w:tc>
+        <w:tc>
+          <w:tcPr>
+            <w:tcW w:type="dxa" w:w="1296"/>
+          </w:tcPr>
+          <w:p>
+            <w:r/>
+            <w:r>
+              <w:rPr>
+                <w:rFonts w:ascii="Arial" w:hAnsi="Arial"/>
+                <w:b w:val="0"/>
+                <w:sz w:val="19"/>
+              </w:rPr>
+              <w:t>60 min</w:t>
+            </w:r>
+          </w:p>
+        </w:tc>
+        <w:tc>
+          <w:tcPr>
+            <w:tcW w:type="dxa" w:w="6840"/>
+          </w:tcPr>
+          <w:p>
+            <w:r/>
+            <w:r>
+              <w:rPr>
+                <w:rFonts w:ascii="Arial" w:hAnsi="Arial"/>
+                <w:b w:val="0"/>
+                <w:sz w:val="19"/>
+              </w:rPr>
+              <w:t>Hands-on: Lab 3: Engineer Video Prompts with FRAME-CUT</w:t>
             </w:r>
           </w:p>
         </w:tc>
@@ -1425,7 +1525,7 @@
                 <w:b w:val="0"/>
                 <w:sz w:val="19"/>
               </w:rPr>
-              <w:t>15:00–15:15</w:t>
+              <w:t>15:40–15:55</w:t>
             </w:r>
           </w:p>
         </w:tc>
@@ -1471,6 +1571,24 @@
         <w:tc>
           <w:tcPr>
             <w:tcW w:type="dxa" w:w="1656"/>
+            <w:shd w:val="clear" w:color="auto" w:fill="E8F0FE"/>
+          </w:tcPr>
+          <w:p>
+            <w:r/>
+            <w:r>
+              <w:rPr>
+                <w:rFonts w:ascii="Arial" w:hAnsi="Arial"/>
+                <w:b/>
+                <w:sz w:val="19"/>
+              </w:rPr>
+              <w:t>15:55–16:45</w:t>
+            </w:r>
+          </w:p>
+        </w:tc>
+        <w:tc>
+          <w:tcPr>
+            <w:tcW w:type="dxa" w:w="1296"/>
+            <w:shd w:val="clear" w:color="auto" w:fill="E8F0FE"/>
           </w:tcPr>
           <w:p>
             <w:r/>
@@ -1480,39 +1598,24 @@
                 <w:b w:val="0"/>
                 <w:sz w:val="19"/>
               </w:rPr>
-              <w:t>15:15–16:20</w:t>
+              <w:t>50 min</w:t>
             </w:r>
           </w:p>
         </w:tc>
         <w:tc>
           <w:tcPr>
-            <w:tcW w:type="dxa" w:w="1296"/>
+            <w:tcW w:type="dxa" w:w="6840"/>
+            <w:shd w:val="clear" w:color="auto" w:fill="E8F0FE"/>
           </w:tcPr>
           <w:p>
             <w:r/>
             <w:r>
               <w:rPr>
                 <w:rFonts w:ascii="Arial" w:hAnsi="Arial"/>
-                <w:b w:val="0"/>
+                <w:b/>
                 <w:sz w:val="19"/>
               </w:rPr>
-              <w:t>65 min</w:t>
-            </w:r>
-          </w:p>
-        </w:tc>
-        <w:tc>
-          <w:tcPr>
-            <w:tcW w:type="dxa" w:w="6840"/>
-          </w:tcPr>
-          <w:p>
-            <w:r/>
-            <w:r>
-              <w:rPr>
-                <w:rFonts w:ascii="Arial" w:hAnsi="Arial"/>
-                <w:b w:val="0"/>
-                <w:sz w:val="19"/>
-              </w:rPr>
-              <w:t>Hands-on: Lab 3: Run the Research-to-Script Agent and Approve a Timed Storyboard</w:t>
+              <w:t>Topic 2 - Tool versus skill, Remotion, Manim, Higgsfield, and FFmpeg routing</w:t>
             </w:r>
           </w:p>
         </w:tc>
@@ -1533,7 +1636,7 @@
                 <w:b w:val="0"/>
                 <w:sz w:val="19"/>
               </w:rPr>
-              <w:t>16:20–17:40</w:t>
+              <w:t>16:45–17:45</w:t>
             </w:r>
           </w:p>
         </w:tc>
@@ -1549,7 +1652,7 @@
                 <w:b w:val="0"/>
                 <w:sz w:val="19"/>
               </w:rPr>
-              <w:t>80 min</w:t>
+              <w:t>60 min</w:t>
             </w:r>
           </w:p>
         </w:tc>
@@ -1565,7 +1668,7 @@
                 <w:b w:val="0"/>
                 <w:sz w:val="19"/>
               </w:rPr>
-              <w:t>Hands-on: Lab 4: Build the Visual, Voiceover, and Music Asset Request Pack</w:t>
+              <w:t>Hands-on: Lab 4: Install Video Tools and Hermes Skills</w:t>
             </w:r>
           </w:p>
         </w:tc>
@@ -1587,7 +1690,7 @@
                 <w:b w:val="0"/>
                 <w:sz w:val="19"/>
               </w:rPr>
-              <w:t>17:40–18:30</w:t>
+              <w:t>17:45–18:30</w:t>
             </w:r>
           </w:p>
         </w:tc>
@@ -1604,7 +1707,7 @@
                 <w:b w:val="0"/>
                 <w:sz w:val="19"/>
               </w:rPr>
-              <w:t>50 min</w:t>
+              <w:t>45 min</w:t>
             </w:r>
           </w:p>
         </w:tc>
@@ -1621,7 +1724,7 @@
                 <w:b w:val="0"/>
                 <w:sz w:val="19"/>
               </w:rPr>
-              <w:t>Day 1 production-pack review, troubleshooting, and recap</w:t>
+              <w:t>Day 1 runtime and prompt-contract review, troubleshooting, and recap</w:t>
             </w:r>
           </w:p>
         </w:tc>
@@ -1643,7 +1746,7 @@
         <w:keepNext/>
       </w:pPr>
       <w:r>
-        <w:t>Day 2 — Assemble, review, orchestrate, and plan responsible scale</w:t>
+        <w:t>Day 2 — Build the branded video, then orchestrate review and controlled release</w:t>
       </w:r>
     </w:p>
     <w:tbl>
@@ -1825,7 +1928,7 @@
                 <w:b/>
                 <w:sz w:val="19"/>
               </w:rPr>
-              <w:t>Topic 3 - Automated editing, captions, assembly, and quality gates</w:t>
+              <w:t>Topic 2 - Brand tokens, tone controls, quality gate, and versioned repair evidence</w:t>
             </w:r>
           </w:p>
         </w:tc>
@@ -1902,60 +2005,7 @@
                 <w:b w:val="0"/>
                 <w:sz w:val="19"/>
               </w:rPr>
-              <w:t>10:50–11:50</w:t>
-            </w:r>
-          </w:p>
-        </w:tc>
-        <w:tc>
-          <w:tcPr>
-            <w:tcW w:type="dxa" w:w="1296"/>
-          </w:tcPr>
-          <w:p>
-            <w:r/>
-            <w:r>
-              <w:rPr>
-                <w:rFonts w:ascii="Arial" w:hAnsi="Arial"/>
-                <w:b w:val="0"/>
-                <w:sz w:val="19"/>
-              </w:rPr>
-              <w:t>60 min</w:t>
-            </w:r>
-          </w:p>
-        </w:tc>
-        <w:tc>
-          <w:tcPr>
-            <w:tcW w:type="dxa" w:w="6840"/>
-          </w:tcPr>
-          <w:p>
-            <w:r/>
-            <w:r>
-              <w:rPr>
-                <w:rFonts w:ascii="Arial" w:hAnsi="Arial"/>
-                <w:b w:val="0"/>
-                <w:sz w:val="19"/>
-              </w:rPr>
-              <w:t>Hands-on: Lab 5: Assemble and Probe the Captioned Vertical Video</w:t>
-            </w:r>
-          </w:p>
-        </w:tc>
-      </w:tr>
-      <w:tr>
-        <w:trPr>
-          <w:cantSplit/>
-        </w:trPr>
-        <w:tc>
-          <w:tcPr>
-            <w:tcW w:type="dxa" w:w="1656"/>
-          </w:tcPr>
-          <w:p>
-            <w:r/>
-            <w:r>
-              <w:rPr>
-                <w:rFonts w:ascii="Arial" w:hAnsi="Arial"/>
-                <w:b w:val="0"/>
-                <w:sz w:val="19"/>
-              </w:rPr>
-              <w:t>11:50–13:00</w:t>
+              <w:t>10:50–12:00</w:t>
             </w:r>
           </w:p>
         </w:tc>
@@ -1987,7 +2037,63 @@
                 <w:b w:val="0"/>
                 <w:sz w:val="19"/>
               </w:rPr>
-              <w:t>Hands-on: Lab 6: Run the Independent Video Review Gate and Repair One Finding</w:t>
+              <w:t>Hands-on: Lab 5: Create a Custom Branded Video Skill</w:t>
+            </w:r>
+          </w:p>
+        </w:tc>
+      </w:tr>
+      <w:tr>
+        <w:trPr>
+          <w:cantSplit/>
+        </w:trPr>
+        <w:tc>
+          <w:tcPr>
+            <w:tcW w:type="dxa" w:w="1656"/>
+            <w:shd w:val="clear" w:color="auto" w:fill="E8F0FE"/>
+          </w:tcPr>
+          <w:p>
+            <w:r/>
+            <w:r>
+              <w:rPr>
+                <w:rFonts w:ascii="Arial" w:hAnsi="Arial"/>
+                <w:b/>
+                <w:sz w:val="19"/>
+              </w:rPr>
+              <w:t>12:00–13:00</w:t>
+            </w:r>
+          </w:p>
+        </w:tc>
+        <w:tc>
+          <w:tcPr>
+            <w:tcW w:type="dxa" w:w="1296"/>
+            <w:shd w:val="clear" w:color="auto" w:fill="E8F0FE"/>
+          </w:tcPr>
+          <w:p>
+            <w:r/>
+            <w:r>
+              <w:rPr>
+                <w:rFonts w:ascii="Arial" w:hAnsi="Arial"/>
+                <w:b w:val="0"/>
+                <w:sz w:val="19"/>
+              </w:rPr>
+              <w:t>60 min</w:t>
+            </w:r>
+          </w:p>
+        </w:tc>
+        <w:tc>
+          <w:tcPr>
+            <w:tcW w:type="dxa" w:w="6840"/>
+            <w:shd w:val="clear" w:color="auto" w:fill="E8F0FE"/>
+          </w:tcPr>
+          <w:p>
+            <w:r/>
+            <w:r>
+              <w:rPr>
+                <w:rFonts w:ascii="Arial" w:hAnsi="Arial"/>
+                <w:b/>
+                <w:sz w:val="19"/>
+              </w:rPr>
+              <w:t>Topic 3 - Agent role contracts, delegation context, and parallel work</w:t>
             </w:r>
           </w:p>
         </w:tc>
@@ -2055,14 +2161,13 @@
         <w:tc>
           <w:tcPr>
             <w:tcW w:type="dxa" w:w="1656"/>
-            <w:shd w:val="clear" w:color="auto" w:fill="E8F0FE"/>
           </w:tcPr>
           <w:p>
             <w:r/>
             <w:r>
               <w:rPr>
                 <w:rFonts w:ascii="Arial" w:hAnsi="Arial"/>
-                <w:b/>
+                <w:b w:val="0"/>
                 <w:sz w:val="19"/>
               </w:rPr>
               <w:t>14:00–15:10</w:t>
@@ -2072,7 +2177,6 @@
         <w:tc>
           <w:tcPr>
             <w:tcW w:type="dxa" w:w="1296"/>
-            <w:shd w:val="clear" w:color="auto" w:fill="E8F0FE"/>
           </w:tcPr>
           <w:p>
             <w:r/>
@@ -2089,17 +2193,16 @@
         <w:tc>
           <w:tcPr>
             <w:tcW w:type="dxa" w:w="6840"/>
-            <w:shd w:val="clear" w:color="auto" w:fill="E8F0FE"/>
           </w:tcPr>
           <w:p>
             <w:r/>
             <w:r>
               <w:rPr>
                 <w:rFonts w:ascii="Arial" w:hAnsi="Arial"/>
-                <w:b/>
+                <w:b w:val="0"/>
                 <w:sz w:val="19"/>
               </w:rPr>
-              <w:t>Topic 4 - Orchestration, publishing controls, analytics, and scale</w:t>
+              <w:t>Hands-on: Lab 6: Build the Multi-Agent Video Workflow</w:t>
             </w:r>
           </w:p>
         </w:tc>
@@ -2167,6 +2270,24 @@
         <w:tc>
           <w:tcPr>
             <w:tcW w:type="dxa" w:w="1656"/>
+            <w:shd w:val="clear" w:color="auto" w:fill="E8F0FE"/>
+          </w:tcPr>
+          <w:p>
+            <w:r/>
+            <w:r>
+              <w:rPr>
+                <w:rFonts w:ascii="Arial" w:hAnsi="Arial"/>
+                <w:b/>
+                <w:sz w:val="19"/>
+              </w:rPr>
+              <w:t>15:25–15:55</w:t>
+            </w:r>
+          </w:p>
+        </w:tc>
+        <w:tc>
+          <w:tcPr>
+            <w:tcW w:type="dxa" w:w="1296"/>
+            <w:shd w:val="clear" w:color="auto" w:fill="E8F0FE"/>
           </w:tcPr>
           <w:p>
             <w:r/>
@@ -2176,7 +2297,98 @@
                 <w:b w:val="0"/>
                 <w:sz w:val="19"/>
               </w:rPr>
-              <w:t>15:25–16:15</w:t>
+              <w:t>30 min</w:t>
+            </w:r>
+          </w:p>
+        </w:tc>
+        <w:tc>
+          <w:tcPr>
+            <w:tcW w:type="dxa" w:w="6840"/>
+            <w:shd w:val="clear" w:color="auto" w:fill="E8F0FE"/>
+          </w:tcPr>
+          <w:p>
+            <w:r/>
+            <w:r>
+              <w:rPr>
+                <w:rFonts w:ascii="Arial" w:hAnsi="Arial"/>
+                <w:b/>
+                <w:sz w:val="19"/>
+              </w:rPr>
+              <w:t>Topic 3 - Durable Kanban, approval hash, YouTube contract, and idempotency</w:t>
+            </w:r>
+          </w:p>
+        </w:tc>
+      </w:tr>
+      <w:tr>
+        <w:trPr>
+          <w:cantSplit/>
+        </w:trPr>
+        <w:tc>
+          <w:tcPr>
+            <w:tcW w:type="dxa" w:w="1656"/>
+          </w:tcPr>
+          <w:p>
+            <w:r/>
+            <w:r>
+              <w:rPr>
+                <w:rFonts w:ascii="Arial" w:hAnsi="Arial"/>
+                <w:b w:val="0"/>
+                <w:sz w:val="19"/>
+              </w:rPr>
+              <w:t>15:55–16:55</w:t>
+            </w:r>
+          </w:p>
+        </w:tc>
+        <w:tc>
+          <w:tcPr>
+            <w:tcW w:type="dxa" w:w="1296"/>
+          </w:tcPr>
+          <w:p>
+            <w:r/>
+            <w:r>
+              <w:rPr>
+                <w:rFonts w:ascii="Arial" w:hAnsi="Arial"/>
+                <w:b w:val="0"/>
+                <w:sz w:val="19"/>
+              </w:rPr>
+              <w:t>60 min</w:t>
+            </w:r>
+          </w:p>
+        </w:tc>
+        <w:tc>
+          <w:tcPr>
+            <w:tcW w:type="dxa" w:w="6840"/>
+          </w:tcPr>
+          <w:p>
+            <w:r/>
+            <w:r>
+              <w:rPr>
+                <w:rFonts w:ascii="Arial" w:hAnsi="Arial"/>
+                <w:b w:val="0"/>
+                <w:sz w:val="19"/>
+              </w:rPr>
+              <w:t>Hands-on: Lab 7: Orchestrate Kanban Review and YouTube Upload</w:t>
+            </w:r>
+          </w:p>
+        </w:tc>
+      </w:tr>
+      <w:tr>
+        <w:trPr>
+          <w:cantSplit/>
+        </w:trPr>
+        <w:tc>
+          <w:tcPr>
+            <w:tcW w:type="dxa" w:w="1656"/>
+          </w:tcPr>
+          <w:p>
+            <w:r/>
+            <w:r>
+              <w:rPr>
+                <w:rFonts w:ascii="Arial" w:hAnsi="Arial"/>
+                <w:b w:val="0"/>
+                <w:sz w:val="19"/>
+              </w:rPr>
+              <w:t>16:55–17:45</w:t>
             </w:r>
           </w:p>
         </w:tc>
@@ -2208,60 +2420,7 @@
                 <w:b w:val="0"/>
                 <w:sz w:val="19"/>
               </w:rPr>
-              <w:t>Hands-on: Lab 7: Orchestrate the Private Release Package with Human Approval</w:t>
-            </w:r>
-          </w:p>
-        </w:tc>
-      </w:tr>
-      <w:tr>
-        <w:trPr>
-          <w:cantSplit/>
-        </w:trPr>
-        <w:tc>
-          <w:tcPr>
-            <w:tcW w:type="dxa" w:w="1656"/>
-          </w:tcPr>
-          <w:p>
-            <w:r/>
-            <w:r>
-              <w:rPr>
-                <w:rFonts w:ascii="Arial" w:hAnsi="Arial"/>
-                <w:b w:val="0"/>
-                <w:sz w:val="19"/>
-              </w:rPr>
-              <w:t>16:15–17:45</w:t>
-            </w:r>
-          </w:p>
-        </w:tc>
-        <w:tc>
-          <w:tcPr>
-            <w:tcW w:type="dxa" w:w="1296"/>
-          </w:tcPr>
-          <w:p>
-            <w:r/>
-            <w:r>
-              <w:rPr>
-                <w:rFonts w:ascii="Arial" w:hAnsi="Arial"/>
-                <w:b w:val="0"/>
-                <w:sz w:val="19"/>
-              </w:rPr>
-              <w:t>90 min</w:t>
-            </w:r>
-          </w:p>
-        </w:tc>
-        <w:tc>
-          <w:tcPr>
-            <w:tcW w:type="dxa" w:w="6840"/>
-          </w:tcPr>
-          <w:p>
-            <w:r/>
-            <w:r>
-              <w:rPr>
-                <w:rFonts w:ascii="Arial" w:hAnsi="Arial"/>
-                <w:b w:val="0"/>
-                <w:sz w:val="19"/>
-              </w:rPr>
-              <w:t>Hands-on: Lab 8: Analyse Synthetic Performance and Build the Scaling Control Plan</w:t>
+              <w:t>Hands-on: Lab 8: Schedule Controlled Video Publishing with Hermes Cron</w:t>
             </w:r>
           </w:p>
         </w:tc>
@@ -2435,7 +2594,7 @@
                 <w:b/>
                 <w:sz w:val="19"/>
               </w:rPr>
-              <w:t>Topic 01: Getting Started with Agentic AI for Video</w:t>
+              <w:t>Topic 01: Hermes Agent Setup, MiniMax M3 and Video Prompt Engineering</w:t>
             </w:r>
           </w:p>
         </w:tc>
@@ -2452,7 +2611,7 @@
                 <w:b w:val="0"/>
                 <w:sz w:val="19"/>
               </w:rPr>
-              <w:t>Day 1 morning | 2 labs</w:t>
+              <w:t>Day 1 morning and early afternoon | 3 labs</w:t>
             </w:r>
           </w:p>
         </w:tc>
@@ -2468,7 +2627,7 @@
                 <w:b w:val="0"/>
                 <w:sz w:val="19"/>
               </w:rPr>
-              <w:t>Lab 1, Lab 2</w:t>
+              <w:t>Lab 1, Lab 2, Lab 3</w:t>
             </w:r>
           </w:p>
         </w:tc>
@@ -2490,7 +2649,7 @@
                 <w:b/>
                 <w:sz w:val="19"/>
               </w:rPr>
-              <w:t>Topic 02: Scripting and Generating Content with AI</w:t>
+              <w:t>Topic 02: Video Tools, Hermes Skills and Custom Brand Production</w:t>
             </w:r>
           </w:p>
         </w:tc>
@@ -2507,7 +2666,7 @@
                 <w:b w:val="0"/>
                 <w:sz w:val="19"/>
               </w:rPr>
-              <w:t>Day 1 afternoon | 2 labs</w:t>
+              <w:t>Day 1 late afternoon and Day 2 morning | 2 labs</w:t>
             </w:r>
           </w:p>
         </w:tc>
@@ -2523,7 +2682,7 @@
                 <w:b w:val="0"/>
                 <w:sz w:val="19"/>
               </w:rPr>
-              <w:t>Lab 3, Lab 4</w:t>
+              <w:t>Lab 4, Lab 5</w:t>
             </w:r>
           </w:p>
         </w:tc>
@@ -2545,7 +2704,7 @@
                 <w:b/>
                 <w:sz w:val="19"/>
               </w:rPr>
-              <w:t>Topic 03: Editing and Assembling Videos with AI</w:t>
+              <w:t>Topic 03: Multi-Agent Kanban, YouTube Release and Scheduled Publishing</w:t>
             </w:r>
           </w:p>
         </w:tc>
@@ -2562,7 +2721,7 @@
                 <w:b w:val="0"/>
                 <w:sz w:val="19"/>
               </w:rPr>
-              <w:t>Day 2 morning | 2 labs</w:t>
+              <w:t>Day 2 afternoon | 3 labs</w:t>
             </w:r>
           </w:p>
         </w:tc>
@@ -2578,62 +2737,7 @@
                 <w:b w:val="0"/>
                 <w:sz w:val="19"/>
               </w:rPr>
-              <w:t>Lab 5, Lab 6</w:t>
-            </w:r>
-          </w:p>
-        </w:tc>
-      </w:tr>
-      <w:tr>
-        <w:trPr>
-          <w:cantSplit/>
-        </w:trPr>
-        <w:tc>
-          <w:tcPr>
-            <w:tcW w:type="dxa" w:w="2880"/>
-            <w:shd w:val="clear" w:color="auto" w:fill="E8F0FE"/>
-          </w:tcPr>
-          <w:p>
-            <w:r/>
-            <w:r>
-              <w:rPr>
-                <w:rFonts w:ascii="Arial" w:hAnsi="Arial"/>
-                <w:b/>
-                <w:sz w:val="19"/>
-              </w:rPr>
-              <w:t>Topic 04: Automating and Scaling Video Production</w:t>
-            </w:r>
-          </w:p>
-        </w:tc>
-        <w:tc>
-          <w:tcPr>
-            <w:tcW w:type="dxa" w:w="2880"/>
-            <w:shd w:val="clear" w:color="auto" w:fill="E8F0FE"/>
-          </w:tcPr>
-          <w:p>
-            <w:r/>
-            <w:r>
-              <w:rPr>
-                <w:rFonts w:ascii="Arial" w:hAnsi="Arial"/>
-                <w:b w:val="0"/>
-                <w:sz w:val="19"/>
-              </w:rPr>
-              <w:t>Day 2 afternoon | 2 labs</w:t>
-            </w:r>
-          </w:p>
-        </w:tc>
-        <w:tc>
-          <w:tcPr>
-            <w:tcW w:type="dxa" w:w="2880"/>
-          </w:tcPr>
-          <w:p>
-            <w:r/>
-            <w:r>
-              <w:rPr>
-                <w:rFonts w:ascii="Arial" w:hAnsi="Arial"/>
-                <w:b w:val="0"/>
-                <w:sz w:val="19"/>
-              </w:rPr>
-              <w:t>Lab 7, Lab 8</w:t>
+              <w:t>Lab 6, Lab 7, Lab 8</w:t>
             </w:r>
           </w:p>
         </w:tc>

--- a/courseware/LP-Agentic AI for Video Creation.docx
+++ b/courseware/LP-Agentic AI for Video Creation.docx
@@ -2,7 +2,6 @@
 <file path=word/document.xml><?xml version="1.0" encoding="utf-8"?>
 <w:document xmlns:wpc="http://schemas.microsoft.com/office/word/2010/wordprocessingCanvas" xmlns:mo="http://schemas.microsoft.com/office/mac/office/2008/main" xmlns:mc="http://schemas.openxmlformats.org/markup-compatibility/2006" xmlns:mv="urn:schemas-microsoft-com:mac:vml" xmlns:o="urn:schemas-microsoft-com:office:office" xmlns:r="http://schemas.openxmlformats.org/officeDocument/2006/relationships" xmlns:m="http://schemas.openxmlformats.org/officeDocument/2006/math" xmlns:v="urn:schemas-microsoft-com:vml" xmlns:wp14="http://schemas.microsoft.com/office/word/2010/wordprocessingDrawing" xmlns:wp="http://schemas.openxmlformats.org/drawingml/2006/wordprocessingDrawing" xmlns:w10="urn:schemas-microsoft-com:office:word" xmlns:w="http://schemas.openxmlformats.org/wordprocessingml/2006/main" xmlns:w14="http://schemas.microsoft.com/office/word/2010/wordml" xmlns:wpg="http://schemas.microsoft.com/office/word/2010/wordprocessingGroup" xmlns:wpi="http://schemas.microsoft.com/office/word/2010/wordprocessingInk" xmlns:wne="http://schemas.microsoft.com/office/word/2006/wordml" xmlns:wps="http://schemas.microsoft.com/office/word/2010/wordprocessingShape" mc:Ignorable="w14 wp14">
   <w:body>
-    <w:p/>
     <w:p>
       <w:pPr>
         <w:jc w:val="center"/>
@@ -10,7 +9,7 @@
       <w:r>
         <w:drawing>
           <wp:inline xmlns:a="http://schemas.openxmlformats.org/drawingml/2006/main" xmlns:pic="http://schemas.openxmlformats.org/drawingml/2006/picture">
-            <wp:extent cx="1920240" cy="1920240"/>
+            <wp:extent cx="1965960" cy="1965960"/>
             <wp:docPr id="1" name="Picture 1"/>
             <wp:cNvGraphicFramePr>
               <a:graphicFrameLocks noChangeAspect="1"/>
@@ -23,7 +22,7 @@
                     <pic:cNvPicPr/>
                   </pic:nvPicPr>
                   <pic:blipFill>
-                    <a:blip r:embed="rId9"/>
+                    <a:blip r:embed="rId10"/>
                     <a:stretch>
                       <a:fillRect/>
                     </a:stretch>
@@ -31,7 +30,7 @@
                   <pic:spPr>
                     <a:xfrm>
                       <a:off x="0" y="0"/>
-                      <a:ext cx="1920240" cy="1920240"/>
+                      <a:ext cx="1965960" cy="1965960"/>
                     </a:xfrm>
                     <a:prstGeom prst="rect"/>
                   </pic:spPr>
@@ -44,142 +43,277 @@
     </w:p>
     <w:p>
       <w:pPr>
-        <w:spacing w:before="40" w:after="20"/>
+        <w:pStyle w:val="Subtitle"/>
         <w:jc w:val="center"/>
       </w:pPr>
       <w:r>
-        <w:rPr>
-          <w:b/>
-          <w:color w:val="111827"/>
-          <w:sz w:val="26"/>
-        </w:rPr>
-        <w:t>Tertiary Infotech Academy Pte Ltd</w:t>
+        <w:t>COURSEWARE</w:t>
       </w:r>
     </w:p>
     <w:p>
       <w:pPr>
-        <w:spacing w:before="0" w:after="200"/>
+        <w:pStyle w:val="Title"/>
         <w:jc w:val="center"/>
       </w:pPr>
       <w:r>
-        <w:rPr>
-          <w:b w:val="0"/>
-          <w:color w:val="555B66"/>
-          <w:sz w:val="20"/>
-        </w:rPr>
-        <w:t>UEN: 201200696W</w:t>
-      </w:r>
-    </w:p>
-    <w:p>
-      <w:pPr>
-        <w:spacing w:before="0" w:after="80"/>
-        <w:jc w:val="center"/>
-      </w:pPr>
-      <w:r>
-        <w:rPr>
-          <w:b/>
-          <w:color w:val="1F6FEB"/>
-          <w:sz w:val="52"/>
-        </w:rPr>
-        <w:t>LESSON PLAN</w:t>
-      </w:r>
-    </w:p>
-    <w:p>
-      <w:pPr>
-        <w:spacing w:before="80" w:after="160"/>
-        <w:jc w:val="center"/>
-      </w:pPr>
-      <w:r>
-        <w:rPr>
-          <w:b w:val="0"/>
-          <w:color w:val="555B66"/>
-          <w:sz w:val="24"/>
-        </w:rPr>
-        <w:t>For</w:t>
-      </w:r>
-    </w:p>
-    <w:p>
-      <w:pPr>
-        <w:spacing w:before="80" w:after="40"/>
-        <w:jc w:val="center"/>
-      </w:pPr>
-      <w:r>
-        <w:rPr>
-          <w:b/>
-          <w:color w:val="111827"/>
-          <w:sz w:val="40"/>
-        </w:rPr>
         <w:t>Agentic AI for Video Creation</w:t>
       </w:r>
     </w:p>
     <w:p>
       <w:pPr>
-        <w:spacing w:before="80" w:after="280"/>
+        <w:pStyle w:val="Subtitle"/>
+        <w:jc w:val="center"/>
+      </w:pPr>
+      <w:r>
+        <w:t>Lesson Plan</w:t>
+      </w:r>
+    </w:p>
+    <w:p/>
+    <w:tbl>
+      <w:tblPr>
+        <w:tblStyle w:val="TableGrid"/>
+        <w:tblW w:type="auto" w:w="0"/>
+        <w:jc w:val="center"/>
+        <w:tblLook w:firstColumn="1" w:firstRow="1" w:lastColumn="0" w:lastRow="0" w:noHBand="0" w:noVBand="1" w:val="04A0"/>
+      </w:tblPr>
+      <w:tblGrid>
+        <w:gridCol w:w="5071"/>
+        <w:gridCol w:w="5071"/>
+      </w:tblGrid>
+      <w:tr>
+        <w:tc>
+          <w:tcPr>
+            <w:tcW w:type="dxa" w:w="5071"/>
+            <w:vAlign w:val="center"/>
+            <w:shd w:fill="0D3056"/>
+          </w:tcPr>
+          <w:p>
+            <w:pPr>
+              <w:spacing w:after="40"/>
+            </w:pPr>
+            <w:r/>
+            <w:r>
+              <w:rPr>
+                <w:rFonts w:ascii="Arial" w:hAnsi="Arial"/>
+                <w:b/>
+                <w:color w:val="FFFFFF"/>
+                <w:sz w:val="18"/>
+              </w:rPr>
+              <w:t>Course Code</w:t>
+            </w:r>
+          </w:p>
+        </w:tc>
+        <w:tc>
+          <w:tcPr>
+            <w:tcW w:type="dxa" w:w="5071"/>
+            <w:vAlign w:val="center"/>
+          </w:tcPr>
+          <w:p>
+            <w:pPr>
+              <w:spacing w:after="40"/>
+            </w:pPr>
+            <w:r>
+              <w:t>C436</w:t>
+            </w:r>
+            <w:r>
+              <w:rPr>
+                <w:rFonts w:ascii="Arial" w:hAnsi="Arial"/>
+                <w:b/>
+                <w:sz w:val="18"/>
+              </w:rPr>
+            </w:r>
+          </w:p>
+        </w:tc>
+      </w:tr>
+      <w:tr>
+        <w:tc>
+          <w:tcPr>
+            <w:tcW w:type="dxa" w:w="5071"/>
+            <w:vAlign w:val="center"/>
+            <w:shd w:fill="0D3056"/>
+          </w:tcPr>
+          <w:p>
+            <w:pPr>
+              <w:spacing w:after="40"/>
+            </w:pPr>
+            <w:r/>
+            <w:r>
+              <w:rPr>
+                <w:rFonts w:ascii="Arial" w:hAnsi="Arial"/>
+                <w:b/>
+                <w:color w:val="FFFFFF"/>
+                <w:sz w:val="18"/>
+              </w:rPr>
+              <w:t>Version</w:t>
+            </w:r>
+          </w:p>
+        </w:tc>
+        <w:tc>
+          <w:tcPr>
+            <w:tcW w:type="dxa" w:w="5071"/>
+            <w:vAlign w:val="center"/>
+          </w:tcPr>
+          <w:p>
+            <w:pPr>
+              <w:spacing w:after="40"/>
+            </w:pPr>
+            <w:r>
+              <w:t>v2.0</w:t>
+            </w:r>
+            <w:r>
+              <w:rPr>
+                <w:rFonts w:ascii="Arial" w:hAnsi="Arial"/>
+                <w:b/>
+                <w:sz w:val="18"/>
+              </w:rPr>
+            </w:r>
+          </w:p>
+        </w:tc>
+      </w:tr>
+      <w:tr>
+        <w:tc>
+          <w:tcPr>
+            <w:tcW w:type="dxa" w:w="5071"/>
+            <w:vAlign w:val="center"/>
+            <w:shd w:fill="0D3056"/>
+          </w:tcPr>
+          <w:p>
+            <w:pPr>
+              <w:spacing w:after="40"/>
+            </w:pPr>
+            <w:r/>
+            <w:r>
+              <w:rPr>
+                <w:rFonts w:ascii="Arial" w:hAnsi="Arial"/>
+                <w:b/>
+                <w:color w:val="FFFFFF"/>
+                <w:sz w:val="18"/>
+              </w:rPr>
+              <w:t>Release Date</w:t>
+            </w:r>
+          </w:p>
+        </w:tc>
+        <w:tc>
+          <w:tcPr>
+            <w:tcW w:type="dxa" w:w="5071"/>
+            <w:vAlign w:val="center"/>
+          </w:tcPr>
+          <w:p>
+            <w:pPr>
+              <w:spacing w:after="40"/>
+            </w:pPr>
+            <w:r/>
+            <w:r>
+              <w:rPr>
+                <w:rFonts w:ascii="Arial" w:hAnsi="Arial"/>
+                <w:b w:val="0"/>
+                <w:sz w:val="18"/>
+              </w:rPr>
+              <w:t>15 September 2026</w:t>
+            </w:r>
+          </w:p>
+        </w:tc>
+      </w:tr>
+      <w:tr>
+        <w:tc>
+          <w:tcPr>
+            <w:tcW w:type="dxa" w:w="5071"/>
+            <w:vAlign w:val="center"/>
+            <w:shd w:fill="0D3056"/>
+          </w:tcPr>
+          <w:p>
+            <w:pPr>
+              <w:spacing w:after="40"/>
+            </w:pPr>
+            <w:r/>
+            <w:r>
+              <w:rPr>
+                <w:rFonts w:ascii="Arial" w:hAnsi="Arial"/>
+                <w:b/>
+                <w:color w:val="FFFFFF"/>
+                <w:sz w:val="18"/>
+              </w:rPr>
+              <w:t>Training Provider</w:t>
+            </w:r>
+          </w:p>
+        </w:tc>
+        <w:tc>
+          <w:tcPr>
+            <w:tcW w:type="dxa" w:w="5071"/>
+            <w:vAlign w:val="center"/>
+          </w:tcPr>
+          <w:p>
+            <w:pPr>
+              <w:spacing w:after="40"/>
+            </w:pPr>
+            <w:r/>
+            <w:r>
+              <w:rPr>
+                <w:rFonts w:ascii="Arial" w:hAnsi="Arial"/>
+                <w:b w:val="0"/>
+                <w:sz w:val="18"/>
+              </w:rPr>
+              <w:t>Tertiary Infotech Academy Pte Ltd (UEN 201200696W)</w:t>
+            </w:r>
+          </w:p>
+        </w:tc>
+      </w:tr>
+      <w:tr>
+        <w:tc>
+          <w:tcPr>
+            <w:tcW w:type="dxa" w:w="5071"/>
+            <w:vAlign w:val="center"/>
+            <w:shd w:fill="0D3056"/>
+          </w:tcPr>
+          <w:p>
+            <w:pPr>
+              <w:spacing w:after="40"/>
+            </w:pPr>
+            <w:r/>
+            <w:r>
+              <w:rPr>
+                <w:rFonts w:ascii="Arial" w:hAnsi="Arial"/>
+                <w:b/>
+                <w:color w:val="FFFFFF"/>
+                <w:sz w:val="18"/>
+              </w:rPr>
+              <w:t>Trainer</w:t>
+            </w:r>
+          </w:p>
+        </w:tc>
+        <w:tc>
+          <w:tcPr>
+            <w:tcW w:type="dxa" w:w="5071"/>
+            <w:vAlign w:val="center"/>
+          </w:tcPr>
+          <w:p>
+            <w:pPr>
+              <w:spacing w:after="40"/>
+            </w:pPr>
+            <w:r/>
+            <w:r>
+              <w:rPr>
+                <w:rFonts w:ascii="Arial" w:hAnsi="Arial"/>
+                <w:b w:val="0"/>
+                <w:sz w:val="18"/>
+              </w:rPr>
+              <w:t>Dr Alfred Ang</w:t>
+            </w:r>
+          </w:p>
+        </w:tc>
+      </w:tr>
+    </w:tbl>
+    <w:p/>
+    <w:p>
+      <w:pPr>
         <w:jc w:val="center"/>
       </w:pPr>
       <w:r>
         <w:rPr>
-          <w:b w:val="0"/>
-          <w:color w:val="111827"/>
-          <w:sz w:val="24"/>
+          <w:i/>
+          <w:color w:val="526577"/>
         </w:rPr>
-        <w:t>Course Code: C436</w:t>
-      </w:r>
-    </w:p>
-    <w:p>
-      <w:pPr>
-        <w:spacing w:before="0" w:after="40"/>
-        <w:jc w:val="center"/>
-      </w:pPr>
-      <w:r>
-        <w:rPr>
-          <w:b w:val="0"/>
-          <w:color w:val="555B66"/>
-          <w:sz w:val="22"/>
-        </w:rPr>
-        <w:t>Conducted by</w:t>
-      </w:r>
-    </w:p>
-    <w:p>
-      <w:pPr>
-        <w:spacing w:before="0" w:after="40"/>
-        <w:jc w:val="center"/>
-      </w:pPr>
-      <w:r>
-        <w:rPr>
-          <w:b/>
-          <w:color w:val="111827"/>
-          <w:sz w:val="26"/>
-        </w:rPr>
-        <w:t>Tertiary Infotech Academy Pte Ltd</w:t>
-      </w:r>
-    </w:p>
-    <w:p>
-      <w:pPr>
-        <w:spacing w:before="0" w:after="240"/>
-        <w:jc w:val="center"/>
-      </w:pPr>
-      <w:r>
-        <w:rPr>
-          <w:b w:val="0"/>
-          <w:color w:val="555B66"/>
-          <w:sz w:val="22"/>
-        </w:rPr>
-        <w:t>UEN: 201200696W</w:t>
-      </w:r>
-    </w:p>
-    <w:p>
-      <w:pPr>
-        <w:spacing w:before="0" w:after="80"/>
-        <w:jc w:val="center"/>
-      </w:pPr>
-      <w:r>
-        <w:rPr>
-          <w:b/>
-          <w:color w:val="1F6FEB"/>
-          <w:sz w:val="24"/>
-        </w:rPr>
-        <w:t>Version 2.0</w:t>
+        <w:t>Controlled document. Verify the version before use.</w:t>
       </w:r>
     </w:p>
     <w:p>
@@ -189,15 +323,10 @@
     </w:p>
     <w:p>
       <w:pPr>
-        <w:spacing w:after="120"/>
+        <w:pStyle w:val="Heading1"/>
       </w:pPr>
       <w:r>
-        <w:rPr>
-          <w:b/>
-          <w:color w:val="111827"/>
-          <w:sz w:val="24"/>
-        </w:rPr>
-        <w:t>DOCUMENT VERSION CONTROL RECORD</w:t>
+        <w:t>Document Control</w:t>
       </w:r>
     </w:p>
     <w:tbl>
@@ -208,77 +337,120 @@
         <w:tblLook w:firstColumn="1" w:firstRow="1" w:lastColumn="0" w:lastRow="0" w:noHBand="0" w:noVBand="1" w:val="04A0"/>
       </w:tblPr>
       <w:tblGrid>
-        <w:gridCol w:w="2160"/>
-        <w:gridCol w:w="2160"/>
-        <w:gridCol w:w="2160"/>
-        <w:gridCol w:w="2160"/>
+        <w:gridCol w:w="2028"/>
+        <w:gridCol w:w="2028"/>
+        <w:gridCol w:w="2028"/>
+        <w:gridCol w:w="2028"/>
+        <w:gridCol w:w="2028"/>
       </w:tblGrid>
       <w:tr>
         <w:tc>
           <w:tcPr>
-            <w:tcW w:type="dxa" w:w="2160"/>
-            <w:shd w:val="clear" w:color="auto" w:fill="1F6FEB"/>
+            <w:tcW w:type="dxa" w:w="2028"/>
+            <w:vAlign w:val="center"/>
+            <w:shd w:fill="0D3056"/>
           </w:tcPr>
           <w:p>
+            <w:pPr>
+              <w:spacing w:after="40"/>
+            </w:pPr>
             <w:r/>
             <w:r>
               <w:rPr>
+                <w:rFonts w:ascii="Arial" w:hAnsi="Arial"/>
                 <w:b/>
                 <w:color w:val="FFFFFF"/>
-                <w:sz w:val="19"/>
+                <w:sz w:val="18"/>
               </w:rPr>
-              <w:t>Version Number</w:t>
+              <w:t>Document</w:t>
             </w:r>
           </w:p>
         </w:tc>
         <w:tc>
           <w:tcPr>
-            <w:tcW w:type="dxa" w:w="2160"/>
-            <w:shd w:val="clear" w:color="auto" w:fill="1F6FEB"/>
+            <w:tcW w:type="dxa" w:w="2028"/>
+            <w:vAlign w:val="center"/>
+            <w:shd w:fill="0D3056"/>
           </w:tcPr>
           <w:p>
+            <w:pPr>
+              <w:spacing w:after="40"/>
+            </w:pPr>
             <w:r/>
             <w:r>
               <w:rPr>
+                <w:rFonts w:ascii="Arial" w:hAnsi="Arial"/>
                 <w:b/>
                 <w:color w:val="FFFFFF"/>
-                <w:sz w:val="19"/>
+                <w:sz w:val="18"/>
               </w:rPr>
-              <w:t>Effective Date of Release</w:t>
+              <w:t>Version</w:t>
             </w:r>
           </w:p>
         </w:tc>
         <w:tc>
           <w:tcPr>
-            <w:tcW w:type="dxa" w:w="2160"/>
-            <w:shd w:val="clear" w:color="auto" w:fill="1F6FEB"/>
+            <w:tcW w:type="dxa" w:w="2028"/>
+            <w:vAlign w:val="center"/>
+            <w:shd w:fill="0D3056"/>
           </w:tcPr>
           <w:p>
+            <w:pPr>
+              <w:spacing w:after="40"/>
+            </w:pPr>
             <w:r/>
             <w:r>
               <w:rPr>
+                <w:rFonts w:ascii="Arial" w:hAnsi="Arial"/>
                 <w:b/>
                 <w:color w:val="FFFFFF"/>
-                <w:sz w:val="19"/>
+                <w:sz w:val="18"/>
               </w:rPr>
-              <w:t>Summary of Included Changes</w:t>
+              <w:t>Date</w:t>
             </w:r>
           </w:p>
         </w:tc>
         <w:tc>
           <w:tcPr>
-            <w:tcW w:type="dxa" w:w="2160"/>
-            <w:shd w:val="clear" w:color="auto" w:fill="1F6FEB"/>
+            <w:tcW w:type="dxa" w:w="2028"/>
+            <w:vAlign w:val="center"/>
+            <w:shd w:fill="0D3056"/>
           </w:tcPr>
           <w:p>
+            <w:pPr>
+              <w:spacing w:after="40"/>
+            </w:pPr>
             <w:r/>
             <w:r>
               <w:rPr>
+                <w:rFonts w:ascii="Arial" w:hAnsi="Arial"/>
                 <w:b/>
                 <w:color w:val="FFFFFF"/>
-                <w:sz w:val="19"/>
+                <w:sz w:val="18"/>
               </w:rPr>
-              <w:t>Author</w:t>
+              <w:t>Owner</w:t>
+            </w:r>
+          </w:p>
+        </w:tc>
+        <w:tc>
+          <w:tcPr>
+            <w:tcW w:type="dxa" w:w="2028"/>
+            <w:vAlign w:val="center"/>
+            <w:shd w:fill="0D3056"/>
+          </w:tcPr>
+          <w:p>
+            <w:pPr>
+              <w:spacing w:after="40"/>
+            </w:pPr>
+            <w:r/>
+            <w:r>
+              <w:rPr>
+                <w:rFonts w:ascii="Arial" w:hAnsi="Arial"/>
+                <w:b/>
+                <w:color w:val="FFFFFF"/>
+                <w:sz w:val="18"/>
+              </w:rPr>
+              <w:t>Change summary</w:t>
             </w:r>
           </w:p>
         </w:tc>
@@ -286,57 +458,101 @@
       <w:tr>
         <w:tc>
           <w:tcPr>
-            <w:tcW w:type="dxa" w:w="2160"/>
+            <w:tcW w:type="dxa" w:w="2028"/>
+            <w:vAlign w:val="center"/>
           </w:tcPr>
           <w:p>
+            <w:pPr>
+              <w:spacing w:after="40"/>
+            </w:pPr>
             <w:r/>
             <w:r>
               <w:rPr>
-                <w:sz w:val="19"/>
+                <w:rFonts w:ascii="Arial" w:hAnsi="Arial"/>
+                <w:b w:val="0"/>
+                <w:sz w:val="18"/>
               </w:rPr>
-              <w:t>1.0</w:t>
+              <w:t>Lesson Plan</w:t>
             </w:r>
           </w:p>
         </w:tc>
         <w:tc>
           <w:tcPr>
-            <w:tcW w:type="dxa" w:w="2160"/>
+            <w:tcW w:type="dxa" w:w="2028"/>
+            <w:vAlign w:val="center"/>
           </w:tcPr>
           <w:p>
+            <w:pPr>
+              <w:spacing w:after="40"/>
+            </w:pPr>
             <w:r/>
             <w:r>
               <w:rPr>
-                <w:sz w:val="19"/>
+                <w:rFonts w:ascii="Arial" w:hAnsi="Arial"/>
+                <w:b/>
+                <w:sz w:val="18"/>
               </w:rPr>
-              <w:t>29 July 2026</w:t>
+              <w:t>2.0</w:t>
             </w:r>
           </w:p>
         </w:tc>
         <w:tc>
           <w:tcPr>
-            <w:tcW w:type="dxa" w:w="2160"/>
+            <w:tcW w:type="dxa" w:w="2028"/>
+            <w:vAlign w:val="center"/>
           </w:tcPr>
           <w:p>
+            <w:pPr>
+              <w:spacing w:after="40"/>
+            </w:pPr>
             <w:r/>
             <w:r>
               <w:rPr>
-                <w:sz w:val="19"/>
+                <w:rFonts w:ascii="Arial" w:hAnsi="Arial"/>
+                <w:b w:val="0"/>
+                <w:sz w:val="18"/>
               </w:rPr>
-              <w:t>Initial aligned release of the C436 deck, Learner Guide, Lesson Plan, and eight connected labs.</w:t>
+              <w:t>29 August 2026</w:t>
             </w:r>
           </w:p>
         </w:tc>
         <w:tc>
           <w:tcPr>
-            <w:tcW w:type="dxa" w:w="2160"/>
+            <w:tcW w:type="dxa" w:w="2028"/>
+            <w:vAlign w:val="center"/>
           </w:tcPr>
           <w:p>
+            <w:pPr>
+              <w:spacing w:after="40"/>
+            </w:pPr>
             <w:r/>
             <w:r>
               <w:rPr>
-                <w:sz w:val="19"/>
+                <w:rFonts w:ascii="Arial" w:hAnsi="Arial"/>
+                <w:b w:val="0"/>
+                <w:sz w:val="18"/>
               </w:rPr>
-              <w:t>Assigned Course Trainer</w:t>
+              <w:t>Tertiary Infotech Academy Pte Ltd</w:t>
+            </w:r>
+          </w:p>
+        </w:tc>
+        <w:tc>
+          <w:tcPr>
+            <w:tcW w:type="dxa" w:w="2028"/>
+            <w:vAlign w:val="center"/>
+          </w:tcPr>
+          <w:p>
+            <w:pPr>
+              <w:spacing w:after="40"/>
+            </w:pPr>
+            <w:r/>
+            <w:r>
+              <w:rPr>
+                <w:rFonts w:ascii="Arial" w:hAnsi="Arial"/>
+                <w:b w:val="0"/>
+                <w:sz w:val="18"/>
+              </w:rPr>
+              <w:t>Agentic-video workflow with n8n, generative media, approval and YouTube release controls</w:t>
             </w:r>
           </w:p>
         </w:tc>
@@ -344,57 +560,511 @@
       <w:tr>
         <w:tc>
           <w:tcPr>
-            <w:tcW w:type="dxa" w:w="2160"/>
+            <w:tcW w:type="dxa" w:w="2028"/>
+            <w:vAlign w:val="center"/>
           </w:tcPr>
           <w:p>
+            <w:pPr>
+              <w:spacing w:after="40"/>
+            </w:pPr>
             <w:r/>
             <w:r>
               <w:rPr>
-                <w:sz w:val="19"/>
+                <w:rFonts w:ascii="Arial" w:hAnsi="Arial"/>
+                <w:b w:val="0"/>
+                <w:sz w:val="18"/>
               </w:rPr>
-              <w:t>2.0</w:t>
+              <w:t>Lesson Plan</w:t>
             </w:r>
           </w:p>
         </w:tc>
         <w:tc>
           <w:tcPr>
-            <w:tcW w:type="dxa" w:w="2160"/>
+            <w:tcW w:type="dxa" w:w="2028"/>
+            <w:vAlign w:val="center"/>
           </w:tcPr>
           <w:p>
+            <w:pPr>
+              <w:spacing w:after="40"/>
+            </w:pPr>
             <w:r/>
             <w:r>
               <w:rPr>
-                <w:sz w:val="19"/>
+                <w:rFonts w:ascii="Arial" w:hAnsi="Arial"/>
+                <w:b/>
+                <w:sz w:val="18"/>
               </w:rPr>
-              <w:t>16 September 2026</w:t>
+              <w:t>3.0</w:t>
             </w:r>
           </w:p>
         </w:tc>
         <w:tc>
           <w:tcPr>
-            <w:tcW w:type="dxa" w:w="2160"/>
+            <w:tcW w:type="dxa" w:w="2028"/>
+            <w:vAlign w:val="center"/>
           </w:tcPr>
           <w:p>
+            <w:pPr>
+              <w:spacing w:after="40"/>
+            </w:pPr>
             <w:r/>
             <w:r>
               <w:rPr>
-                <w:sz w:val="19"/>
+                <w:rFonts w:ascii="Arial" w:hAnsi="Arial"/>
+                <w:b w:val="0"/>
+                <w:sz w:val="18"/>
               </w:rPr>
-              <w:t>Rebuilt on Hermes Agent and MiniMax M3: three topics, FRAME-CUT prompt engineering, Remotion/Manim/Higgsfield/FFmpeg tool routing, custom brand-video skill, multi-agent Kanban review, private YouTube release, and paused cron publishing. Replaces the previous n8n-based labs.</w:t>
+              <w:t>15 September 2026</w:t>
             </w:r>
           </w:p>
         </w:tc>
         <w:tc>
           <w:tcPr>
-            <w:tcW w:type="dxa" w:w="2160"/>
+            <w:tcW w:type="dxa" w:w="2028"/>
+            <w:vAlign w:val="center"/>
           </w:tcPr>
           <w:p>
+            <w:pPr>
+              <w:spacing w:after="40"/>
+            </w:pPr>
             <w:r/>
             <w:r>
               <w:rPr>
-                <w:sz w:val="19"/>
+                <w:rFonts w:ascii="Arial" w:hAnsi="Arial"/>
+                <w:b w:val="0"/>
+                <w:sz w:val="18"/>
               </w:rPr>
-              <w:t>Assigned Course Trainer</w:t>
+              <w:t>Tertiary Infotech Academy Pte Ltd</w:t>
+            </w:r>
+          </w:p>
+        </w:tc>
+        <w:tc>
+          <w:tcPr>
+            <w:tcW w:type="dxa" w:w="2028"/>
+            <w:vAlign w:val="center"/>
+          </w:tcPr>
+          <w:p>
+            <w:pPr>
+              <w:spacing w:after="40"/>
+            </w:pPr>
+            <w:r/>
+            <w:r>
+              <w:rPr>
+                <w:rFonts w:ascii="Arial" w:hAnsi="Arial"/>
+                <w:b w:val="0"/>
+                <w:sz w:val="18"/>
+              </w:rPr>
+              <w:t>Replaced n8n with Hermes Agent, MiniMax M3, FRAME-CUT prompting, video skills, Kanban multi-agent orchestration and scheduled private YouTube publishing</w:t>
+            </w:r>
+          </w:p>
+        </w:tc>
+      </w:tr>
+    </w:tbl>
+    <w:p/>
+    <w:p>
+      <w:pPr>
+        <w:pStyle w:val="Heading1"/>
+      </w:pPr>
+      <w:r>
+        <w:t>Contents</w:t>
+      </w:r>
+    </w:p>
+    <w:tbl>
+      <w:tblPr>
+        <w:tblStyle w:val="TableGrid"/>
+        <w:tblW w:type="auto" w:w="0"/>
+        <w:tblLook w:firstColumn="1" w:firstRow="1" w:lastColumn="0" w:lastRow="0" w:noHBand="0" w:noVBand="1" w:val="04A0"/>
+      </w:tblPr>
+      <w:tblGrid>
+        <w:gridCol w:w="5071"/>
+        <w:gridCol w:w="5071"/>
+      </w:tblGrid>
+      <w:tr>
+        <w:tc>
+          <w:tcPr>
+            <w:tcW w:type="dxa" w:w="5071"/>
+            <w:vAlign w:val="center"/>
+            <w:shd w:fill="0D3056"/>
+          </w:tcPr>
+          <w:p>
+            <w:pPr>
+              <w:spacing w:after="40"/>
+            </w:pPr>
+            <w:r/>
+            <w:r>
+              <w:rPr>
+                <w:rFonts w:ascii="Arial" w:hAnsi="Arial"/>
+                <w:b/>
+                <w:color w:val="FFFFFF"/>
+                <w:sz w:val="18"/>
+              </w:rPr>
+              <w:t>Section</w:t>
+            </w:r>
+          </w:p>
+        </w:tc>
+        <w:tc>
+          <w:tcPr>
+            <w:tcW w:type="dxa" w:w="5071"/>
+            <w:vAlign w:val="center"/>
+            <w:shd w:fill="0D3056"/>
+          </w:tcPr>
+          <w:p>
+            <w:pPr>
+              <w:spacing w:after="40"/>
+            </w:pPr>
+            <w:r/>
+            <w:r>
+              <w:rPr>
+                <w:rFonts w:ascii="Arial" w:hAnsi="Arial"/>
+                <w:b/>
+                <w:color w:val="FFFFFF"/>
+                <w:sz w:val="18"/>
+              </w:rPr>
+              <w:t>Page</w:t>
+            </w:r>
+          </w:p>
+        </w:tc>
+      </w:tr>
+      <w:tr>
+        <w:tc>
+          <w:tcPr>
+            <w:tcW w:type="dxa" w:w="5071"/>
+            <w:vAlign w:val="center"/>
+          </w:tcPr>
+          <w:p>
+            <w:pPr>
+              <w:spacing w:after="40"/>
+            </w:pPr>
+            <w:r/>
+            <w:r>
+              <w:rPr>
+                <w:rFonts w:ascii="Arial" w:hAnsi="Arial"/>
+                <w:b w:val="0"/>
+                <w:sz w:val="18"/>
+              </w:rPr>
+              <w:t>1. Course and Delivery Information</w:t>
+            </w:r>
+          </w:p>
+        </w:tc>
+        <w:tc>
+          <w:tcPr>
+            <w:tcW w:type="dxa" w:w="5071"/>
+            <w:vAlign w:val="center"/>
+          </w:tcPr>
+          <w:p>
+            <w:pPr>
+              <w:spacing w:after="40"/>
+            </w:pPr>
+            <w:r/>
+            <w:r>
+              <w:rPr>
+                <w:rFonts w:ascii="Arial" w:hAnsi="Arial"/>
+                <w:b/>
+                <w:color w:val="1875C4"/>
+                <w:sz w:val="18"/>
+              </w:rPr>
+              <w:t>3</w:t>
+            </w:r>
+          </w:p>
+        </w:tc>
+      </w:tr>
+      <w:tr>
+        <w:tc>
+          <w:tcPr>
+            <w:tcW w:type="dxa" w:w="5071"/>
+            <w:vAlign w:val="center"/>
+          </w:tcPr>
+          <w:p>
+            <w:pPr>
+              <w:spacing w:after="40"/>
+            </w:pPr>
+            <w:r/>
+            <w:r>
+              <w:rPr>
+                <w:rFonts w:ascii="Arial" w:hAnsi="Arial"/>
+                <w:b w:val="0"/>
+                <w:sz w:val="18"/>
+              </w:rPr>
+              <w:t>2. Learning Outcomes</w:t>
+            </w:r>
+          </w:p>
+        </w:tc>
+        <w:tc>
+          <w:tcPr>
+            <w:tcW w:type="dxa" w:w="5071"/>
+            <w:vAlign w:val="center"/>
+          </w:tcPr>
+          <w:p>
+            <w:pPr>
+              <w:spacing w:after="40"/>
+            </w:pPr>
+            <w:r/>
+            <w:r>
+              <w:rPr>
+                <w:rFonts w:ascii="Arial" w:hAnsi="Arial"/>
+                <w:b/>
+                <w:color w:val="1875C4"/>
+                <w:sz w:val="18"/>
+              </w:rPr>
+              <w:t>3</w:t>
+            </w:r>
+          </w:p>
+        </w:tc>
+      </w:tr>
+      <w:tr>
+        <w:tc>
+          <w:tcPr>
+            <w:tcW w:type="dxa" w:w="5071"/>
+            <w:vAlign w:val="center"/>
+          </w:tcPr>
+          <w:p>
+            <w:pPr>
+              <w:spacing w:after="40"/>
+            </w:pPr>
+            <w:r/>
+            <w:r>
+              <w:rPr>
+                <w:rFonts w:ascii="Arial" w:hAnsi="Arial"/>
+                <w:b w:val="0"/>
+                <w:sz w:val="18"/>
+              </w:rPr>
+              <w:t>3. Facilitation Principles</w:t>
+            </w:r>
+          </w:p>
+        </w:tc>
+        <w:tc>
+          <w:tcPr>
+            <w:tcW w:type="dxa" w:w="5071"/>
+            <w:vAlign w:val="center"/>
+          </w:tcPr>
+          <w:p>
+            <w:pPr>
+              <w:spacing w:after="40"/>
+            </w:pPr>
+            <w:r/>
+            <w:r>
+              <w:rPr>
+                <w:rFonts w:ascii="Arial" w:hAnsi="Arial"/>
+                <w:b/>
+                <w:color w:val="1875C4"/>
+                <w:sz w:val="18"/>
+              </w:rPr>
+              <w:t>3</w:t>
+            </w:r>
+          </w:p>
+        </w:tc>
+      </w:tr>
+      <w:tr>
+        <w:tc>
+          <w:tcPr>
+            <w:tcW w:type="dxa" w:w="5071"/>
+            <w:vAlign w:val="center"/>
+          </w:tcPr>
+          <w:p>
+            <w:pPr>
+              <w:spacing w:after="40"/>
+            </w:pPr>
+            <w:r/>
+            <w:r>
+              <w:rPr>
+                <w:rFonts w:ascii="Arial" w:hAnsi="Arial"/>
+                <w:b w:val="0"/>
+                <w:sz w:val="18"/>
+              </w:rPr>
+              <w:t>4. Day 1 Detailed Schedule</w:t>
+            </w:r>
+          </w:p>
+        </w:tc>
+        <w:tc>
+          <w:tcPr>
+            <w:tcW w:type="dxa" w:w="5071"/>
+            <w:vAlign w:val="center"/>
+          </w:tcPr>
+          <w:p>
+            <w:pPr>
+              <w:spacing w:after="40"/>
+            </w:pPr>
+            <w:r/>
+            <w:r>
+              <w:rPr>
+                <w:rFonts w:ascii="Arial" w:hAnsi="Arial"/>
+                <w:b/>
+                <w:color w:val="1875C4"/>
+                <w:sz w:val="18"/>
+              </w:rPr>
+              <w:t>3</w:t>
+            </w:r>
+          </w:p>
+        </w:tc>
+      </w:tr>
+      <w:tr>
+        <w:tc>
+          <w:tcPr>
+            <w:tcW w:type="dxa" w:w="5071"/>
+            <w:vAlign w:val="center"/>
+          </w:tcPr>
+          <w:p>
+            <w:pPr>
+              <w:spacing w:after="40"/>
+            </w:pPr>
+            <w:r/>
+            <w:r>
+              <w:rPr>
+                <w:rFonts w:ascii="Arial" w:hAnsi="Arial"/>
+                <w:b w:val="0"/>
+                <w:sz w:val="18"/>
+              </w:rPr>
+              <w:t>4. Day 2 Detailed Schedule</w:t>
+            </w:r>
+          </w:p>
+        </w:tc>
+        <w:tc>
+          <w:tcPr>
+            <w:tcW w:type="dxa" w:w="5071"/>
+            <w:vAlign w:val="center"/>
+          </w:tcPr>
+          <w:p>
+            <w:pPr>
+              <w:spacing w:after="40"/>
+            </w:pPr>
+            <w:r/>
+            <w:r>
+              <w:rPr>
+                <w:rFonts w:ascii="Arial" w:hAnsi="Arial"/>
+                <w:b/>
+                <w:color w:val="1875C4"/>
+                <w:sz w:val="18"/>
+              </w:rPr>
+              <w:t>4</w:t>
+            </w:r>
+          </w:p>
+        </w:tc>
+      </w:tr>
+      <w:tr>
+        <w:tc>
+          <w:tcPr>
+            <w:tcW w:type="dxa" w:w="5071"/>
+            <w:vAlign w:val="center"/>
+          </w:tcPr>
+          <w:p>
+            <w:pPr>
+              <w:spacing w:after="40"/>
+            </w:pPr>
+            <w:r/>
+            <w:r>
+              <w:rPr>
+                <w:rFonts w:ascii="Arial" w:hAnsi="Arial"/>
+                <w:b w:val="0"/>
+                <w:sz w:val="18"/>
+              </w:rPr>
+              <w:t>5. Assessment and Evidence Plan</w:t>
+            </w:r>
+          </w:p>
+        </w:tc>
+        <w:tc>
+          <w:tcPr>
+            <w:tcW w:type="dxa" w:w="5071"/>
+            <w:vAlign w:val="center"/>
+          </w:tcPr>
+          <w:p>
+            <w:pPr>
+              <w:spacing w:after="40"/>
+            </w:pPr>
+            <w:r/>
+            <w:r>
+              <w:rPr>
+                <w:rFonts w:ascii="Arial" w:hAnsi="Arial"/>
+                <w:b/>
+                <w:color w:val="1875C4"/>
+                <w:sz w:val="18"/>
+              </w:rPr>
+              <w:t>4</w:t>
+            </w:r>
+          </w:p>
+        </w:tc>
+      </w:tr>
+      <w:tr>
+        <w:tc>
+          <w:tcPr>
+            <w:tcW w:type="dxa" w:w="5071"/>
+            <w:vAlign w:val="center"/>
+          </w:tcPr>
+          <w:p>
+            <w:pPr>
+              <w:spacing w:after="40"/>
+            </w:pPr>
+            <w:r/>
+            <w:r>
+              <w:rPr>
+                <w:rFonts w:ascii="Arial" w:hAnsi="Arial"/>
+                <w:b w:val="0"/>
+                <w:sz w:val="18"/>
+              </w:rPr>
+              <w:t>6. Trainer Preparation Checklist</w:t>
+            </w:r>
+          </w:p>
+        </w:tc>
+        <w:tc>
+          <w:tcPr>
+            <w:tcW w:type="dxa" w:w="5071"/>
+            <w:vAlign w:val="center"/>
+          </w:tcPr>
+          <w:p>
+            <w:pPr>
+              <w:spacing w:after="40"/>
+            </w:pPr>
+            <w:r/>
+            <w:r>
+              <w:rPr>
+                <w:rFonts w:ascii="Arial" w:hAnsi="Arial"/>
+                <w:b/>
+                <w:color w:val="1875C4"/>
+                <w:sz w:val="18"/>
+              </w:rPr>
+              <w:t>4</w:t>
+            </w:r>
+          </w:p>
+        </w:tc>
+      </w:tr>
+      <w:tr>
+        <w:tc>
+          <w:tcPr>
+            <w:tcW w:type="dxa" w:w="5071"/>
+            <w:vAlign w:val="center"/>
+          </w:tcPr>
+          <w:p>
+            <w:pPr>
+              <w:spacing w:after="40"/>
+            </w:pPr>
+            <w:r/>
+            <w:r>
+              <w:rPr>
+                <w:rFonts w:ascii="Arial" w:hAnsi="Arial"/>
+                <w:b w:val="0"/>
+                <w:sz w:val="18"/>
+              </w:rPr>
+              <w:t>7. References</w:t>
+            </w:r>
+          </w:p>
+        </w:tc>
+        <w:tc>
+          <w:tcPr>
+            <w:tcW w:type="dxa" w:w="5071"/>
+            <w:vAlign w:val="center"/>
+          </w:tcPr>
+          <w:p>
+            <w:pPr>
+              <w:spacing w:after="40"/>
+            </w:pPr>
+            <w:r/>
+            <w:r>
+              <w:rPr>
+                <w:rFonts w:ascii="Arial" w:hAnsi="Arial"/>
+                <w:b/>
+                <w:color w:val="1875C4"/>
+                <w:sz w:val="18"/>
+              </w:rPr>
+              <w:t>4</w:t>
             </w:r>
           </w:p>
         </w:tc>
@@ -407,164 +1077,10 @@
     </w:p>
     <w:p>
       <w:pPr>
-        <w:spacing w:after="120"/>
+        <w:pStyle w:val="Heading1"/>
       </w:pPr>
       <w:r>
-        <w:rPr>
-          <w:b/>
-          <w:color w:val="111827"/>
-          <w:sz w:val="24"/>
-        </w:rPr>
-        <w:t>TABLE OF CONTENTS</w:t>
-      </w:r>
-    </w:p>
-    <w:p>
-      <w:pPr>
-        <w:tabs>
-          <w:tab w:pos="9072" w:val="right" w:leader="dot"/>
-        </w:tabs>
-        <w:spacing w:after="60"/>
-      </w:pPr>
-      <w:r>
-        <w:rPr>
-          <w:rFonts w:ascii="Arial" w:hAnsi="Arial"/>
-          <w:b/>
-          <w:color w:val="333333"/>
-          <w:sz w:val="22"/>
-        </w:rPr>
-        <w:t>Course Information</w:t>
-        <w:tab/>
-        <w:t>4</w:t>
-      </w:r>
-    </w:p>
-    <w:p>
-      <w:pPr>
-        <w:tabs>
-          <w:tab w:pos="9072" w:val="right" w:leader="dot"/>
-        </w:tabs>
-        <w:spacing w:after="60"/>
-      </w:pPr>
-      <w:r>
-        <w:rPr>
-          <w:rFonts w:ascii="Arial" w:hAnsi="Arial"/>
-          <w:b/>
-          <w:color w:val="333333"/>
-          <w:sz w:val="22"/>
-        </w:rPr>
-        <w:t>Learning Outcomes</w:t>
-        <w:tab/>
-        <w:t>4</w:t>
-      </w:r>
-    </w:p>
-    <w:p>
-      <w:pPr>
-        <w:tabs>
-          <w:tab w:pos="9072" w:val="right" w:leader="dot"/>
-        </w:tabs>
-        <w:spacing w:after="60"/>
-      </w:pPr>
-      <w:r>
-        <w:rPr>
-          <w:rFonts w:ascii="Arial" w:hAnsi="Arial"/>
-          <w:b/>
-          <w:color w:val="333333"/>
-          <w:sz w:val="22"/>
-        </w:rPr>
-        <w:t>Learning Reinforcement</w:t>
-        <w:tab/>
-        <w:t>4</w:t>
-      </w:r>
-    </w:p>
-    <w:p>
-      <w:pPr>
-        <w:tabs>
-          <w:tab w:pos="9072" w:val="right" w:leader="dot"/>
-        </w:tabs>
-        <w:spacing w:after="60"/>
-      </w:pPr>
-      <w:r>
-        <w:rPr>
-          <w:rFonts w:ascii="Arial" w:hAnsi="Arial"/>
-          <w:b/>
-          <w:color w:val="333333"/>
-          <w:sz w:val="22"/>
-        </w:rPr>
-        <w:t>Course Schedule</w:t>
-        <w:tab/>
-        <w:t>4</w:t>
-      </w:r>
-    </w:p>
-    <w:p>
-      <w:pPr>
-        <w:tabs>
-          <w:tab w:pos="9072" w:val="right" w:leader="dot"/>
-        </w:tabs>
-        <w:spacing w:after="60"/>
-        <w:ind w:left="432"/>
-      </w:pPr>
-      <w:r>
-        <w:rPr>
-          <w:rFonts w:ascii="Arial" w:hAnsi="Arial"/>
-          <w:b w:val="0"/>
-          <w:color w:val="333333"/>
-          <w:sz w:val="21"/>
-        </w:rPr>
-        <w:t>Day 1 — Configure Hermes, engineer video prompts and route the media tools</w:t>
-        <w:tab/>
-        <w:t>4</w:t>
-      </w:r>
-    </w:p>
-    <w:p>
-      <w:pPr>
-        <w:tabs>
-          <w:tab w:pos="9072" w:val="right" w:leader="dot"/>
-        </w:tabs>
-        <w:spacing w:after="60"/>
-        <w:ind w:left="432"/>
-      </w:pPr>
-      <w:r>
-        <w:rPr>
-          <w:rFonts w:ascii="Arial" w:hAnsi="Arial"/>
-          <w:b w:val="0"/>
-          <w:color w:val="333333"/>
-          <w:sz w:val="21"/>
-        </w:rPr>
-        <w:t>Day 2 — Build the branded video, then orchestrate review and controlled release</w:t>
-        <w:tab/>
-        <w:t>5</w:t>
-      </w:r>
-    </w:p>
-    <w:p>
-      <w:pPr>
-        <w:tabs>
-          <w:tab w:pos="9072" w:val="right" w:leader="dot"/>
-        </w:tabs>
-        <w:spacing w:after="60"/>
-      </w:pPr>
-      <w:r>
-        <w:rPr>
-          <w:rFonts w:ascii="Arial" w:hAnsi="Arial"/>
-          <w:b/>
-          <w:color w:val="333333"/>
-          <w:sz w:val="22"/>
-        </w:rPr>
-        <w:t>Lab Reference (aligned to course topics)</w:t>
-        <w:tab/>
-        <w:t>6</w:t>
-      </w:r>
-    </w:p>
-    <w:p>
-      <w:r>
-        <w:br w:type="page"/>
-      </w:r>
-    </w:p>
-    <w:p>
-      <w:pPr>
-        <w:pStyle w:val="Heading1"/>
-        <w:keepNext/>
-      </w:pPr>
-      <w:r>
-        <w:t>Course Information</w:t>
+        <w:t>1. Course and Delivery Information</w:t>
       </w:r>
     </w:p>
     <w:tbl>
@@ -574,38 +1090,47 @@
         <w:tblLook w:firstColumn="1" w:firstRow="1" w:lastColumn="0" w:lastRow="0" w:noHBand="0" w:noVBand="1" w:val="04A0"/>
       </w:tblPr>
       <w:tblGrid>
-        <w:gridCol w:w="4320"/>
-        <w:gridCol w:w="4320"/>
+        <w:gridCol w:w="5071"/>
+        <w:gridCol w:w="5071"/>
       </w:tblGrid>
       <w:tr>
-        <w:trPr>
-          <w:cantSplit/>
-        </w:trPr>
         <w:tc>
           <w:tcPr>
-            <w:tcW w:type="dxa" w:w="4320"/>
-            <w:shd w:val="clear" w:color="auto" w:fill="E8F0FE"/>
+            <w:tcW w:type="dxa" w:w="5071"/>
+            <w:vAlign w:val="center"/>
+            <w:shd w:fill="0D3056"/>
           </w:tcPr>
           <w:p>
+            <w:pPr>
+              <w:spacing w:after="40"/>
+            </w:pPr>
             <w:r/>
             <w:r>
               <w:rPr>
+                <w:rFonts w:ascii="Arial" w:hAnsi="Arial"/>
                 <w:b/>
-                <w:sz w:val="20"/>
+                <w:color w:val="FFFFFF"/>
+                <w:sz w:val="18"/>
               </w:rPr>
-              <w:t>Course Title</w:t>
+              <w:t>Course</w:t>
             </w:r>
           </w:p>
         </w:tc>
         <w:tc>
           <w:tcPr>
-            <w:tcW w:type="dxa" w:w="4320"/>
+            <w:tcW w:type="dxa" w:w="5071"/>
+            <w:vAlign w:val="center"/>
           </w:tcPr>
           <w:p>
+            <w:pPr>
+              <w:spacing w:after="40"/>
+            </w:pPr>
             <w:r/>
             <w:r>
               <w:rPr>
-                <w:sz w:val="20"/>
+                <w:rFonts w:ascii="Arial" w:hAnsi="Arial"/>
+                <w:b w:val="0"/>
+                <w:sz w:val="18"/>
               </w:rPr>
               <w:t>Agentic AI for Video Creation</w:t>
             </w:r>
@@ -613,90 +1138,68 @@
         </w:tc>
       </w:tr>
       <w:tr>
-        <w:trPr>
-          <w:cantSplit/>
-        </w:trPr>
         <w:tc>
           <w:tcPr>
-            <w:tcW w:type="dxa" w:w="4320"/>
-            <w:shd w:val="clear" w:color="auto" w:fill="E8F0FE"/>
+            <w:tcW w:type="dxa" w:w="5071"/>
+            <w:vAlign w:val="center"/>
+            <w:shd w:fill="0D3056"/>
           </w:tcPr>
           <w:p>
+            <w:pPr>
+              <w:spacing w:after="40"/>
+            </w:pPr>
             <w:r/>
             <w:r>
               <w:rPr>
+                <w:rFonts w:ascii="Arial" w:hAnsi="Arial"/>
                 <w:b/>
-                <w:sz w:val="20"/>
+                <w:color w:val="FFFFFF"/>
+                <w:sz w:val="18"/>
               </w:rPr>
-              <w:t>Course Reference</w:t>
+              <w:t>Course code</w:t>
             </w:r>
           </w:p>
         </w:tc>
         <w:tc>
           <w:tcPr>
-            <w:tcW w:type="dxa" w:w="4320"/>
+            <w:tcW w:type="dxa" w:w="5071"/>
+            <w:vAlign w:val="center"/>
           </w:tcPr>
           <w:p>
-            <w:r/>
+            <w:pPr>
+              <w:spacing w:after="40"/>
+            </w:pPr>
+            <w:r>
+              <w:t>C436</w:t>
+            </w:r>
             <w:r>
               <w:rPr>
-                <w:sz w:val="20"/>
+                <w:rFonts w:ascii="Arial" w:hAnsi="Arial"/>
+                <w:b w:val="0"/>
+                <w:sz w:val="18"/>
               </w:rPr>
-              <w:t>C436</w:t>
             </w:r>
           </w:p>
         </w:tc>
       </w:tr>
       <w:tr>
-        <w:trPr>
-          <w:cantSplit/>
-        </w:trPr>
         <w:tc>
           <w:tcPr>
-            <w:tcW w:type="dxa" w:w="4320"/>
-            <w:shd w:val="clear" w:color="auto" w:fill="E8F0FE"/>
+            <w:tcW w:type="dxa" w:w="5071"/>
+            <w:vAlign w:val="center"/>
+            <w:shd w:fill="0D3056"/>
           </w:tcPr>
           <w:p>
+            <w:pPr>
+              <w:spacing w:after="40"/>
+            </w:pPr>
             <w:r/>
             <w:r>
               <w:rPr>
+                <w:rFonts w:ascii="Arial" w:hAnsi="Arial"/>
                 <w:b/>
-                <w:sz w:val="20"/>
-              </w:rPr>
-              <w:t>Training Provider</w:t>
-            </w:r>
-          </w:p>
-        </w:tc>
-        <w:tc>
-          <w:tcPr>
-            <w:tcW w:type="dxa" w:w="4320"/>
-          </w:tcPr>
-          <w:p>
-            <w:r/>
-            <w:r>
-              <w:rPr>
-                <w:sz w:val="20"/>
-              </w:rPr>
-              <w:t>Tertiary Infotech Academy Pte Ltd  (UEN 201200696W)</w:t>
-            </w:r>
-          </w:p>
-        </w:tc>
-      </w:tr>
-      <w:tr>
-        <w:trPr>
-          <w:cantSplit/>
-        </w:trPr>
-        <w:tc>
-          <w:tcPr>
-            <w:tcW w:type="dxa" w:w="4320"/>
-            <w:shd w:val="clear" w:color="auto" w:fill="E8F0FE"/>
-          </w:tcPr>
-          <w:p>
-            <w:r/>
-            <w:r>
-              <w:rPr>
-                <w:b/>
-                <w:sz w:val="20"/>
+                <w:color w:val="FFFFFF"/>
+                <w:sz w:val="18"/>
               </w:rPr>
               <w:t>Duration</w:t>
             </w:r>
@@ -704,120 +1207,110 @@
         </w:tc>
         <w:tc>
           <w:tcPr>
-            <w:tcW w:type="dxa" w:w="4320"/>
+            <w:tcW w:type="dxa" w:w="5071"/>
+            <w:vAlign w:val="center"/>
           </w:tcPr>
           <w:p>
-            <w:r/>
+            <w:pPr>
+              <w:spacing w:after="40"/>
+            </w:pPr>
+            <w:r>
+              <w:t>2 days / 15 instructional hours</w:t>
+            </w:r>
             <w:r>
               <w:rPr>
-                <w:sz w:val="20"/>
+                <w:rFonts w:ascii="Arial" w:hAnsi="Arial"/>
+                <w:b w:val="0"/>
+                <w:sz w:val="18"/>
               </w:rPr>
-              <w:t>2 days · 15 instructional hours (16 scheduled hours excluding lunch, including tea breaks)</w:t>
             </w:r>
           </w:p>
         </w:tc>
       </w:tr>
       <w:tr>
-        <w:trPr>
-          <w:cantSplit/>
-        </w:trPr>
         <w:tc>
           <w:tcPr>
-            <w:tcW w:type="dxa" w:w="4320"/>
-            <w:shd w:val="clear" w:color="auto" w:fill="E8F0FE"/>
+            <w:tcW w:type="dxa" w:w="5071"/>
+            <w:vAlign w:val="center"/>
+            <w:shd w:fill="0D3056"/>
           </w:tcPr>
           <w:p>
+            <w:pPr>
+              <w:spacing w:after="40"/>
+            </w:pPr>
             <w:r/>
             <w:r>
               <w:rPr>
+                <w:rFonts w:ascii="Arial" w:hAnsi="Arial"/>
                 <w:b/>
-                <w:sz w:val="20"/>
+                <w:color w:val="FFFFFF"/>
+                <w:sz w:val="18"/>
               </w:rPr>
-              <w:t>Daily Timing</w:t>
+              <w:t>Delivery mode</w:t>
             </w:r>
           </w:p>
         </w:tc>
         <w:tc>
           <w:tcPr>
-            <w:tcW w:type="dxa" w:w="4320"/>
+            <w:tcW w:type="dxa" w:w="5071"/>
+            <w:vAlign w:val="center"/>
           </w:tcPr>
           <w:p>
+            <w:pPr>
+              <w:spacing w:after="40"/>
+            </w:pPr>
             <w:r/>
             <w:r>
               <w:rPr>
-                <w:sz w:val="20"/>
+                <w:rFonts w:ascii="Arial" w:hAnsi="Arial"/>
+                <w:b w:val="0"/>
+                <w:sz w:val="18"/>
               </w:rPr>
-              <w:t>9:30 am - 6:30 pm (1-hour lunch; two 15-minute tea breaks; 7.5 instructional hours)</w:t>
+              <w:t>Facilitated classroom or synchronous learning with Hermes Desktop learner projects</w:t>
             </w:r>
           </w:p>
         </w:tc>
       </w:tr>
       <w:tr>
-        <w:trPr>
-          <w:cantSplit/>
-        </w:trPr>
         <w:tc>
           <w:tcPr>
-            <w:tcW w:type="dxa" w:w="4320"/>
-            <w:shd w:val="clear" w:color="auto" w:fill="E8F0FE"/>
+            <w:tcW w:type="dxa" w:w="5071"/>
+            <w:vAlign w:val="center"/>
+            <w:shd w:fill="0D3056"/>
           </w:tcPr>
           <w:p>
+            <w:pPr>
+              <w:spacing w:after="40"/>
+            </w:pPr>
             <w:r/>
             <w:r>
               <w:rPr>
+                <w:rFonts w:ascii="Arial" w:hAnsi="Arial"/>
                 <w:b/>
-                <w:sz w:val="20"/>
+                <w:color w:val="FFFFFF"/>
+                <w:sz w:val="18"/>
               </w:rPr>
-              <w:t>Mode</w:t>
+              <w:t>Required resources</w:t>
             </w:r>
           </w:p>
         </w:tc>
         <w:tc>
           <w:tcPr>
-            <w:tcW w:type="dxa" w:w="4320"/>
+            <w:tcW w:type="dxa" w:w="5071"/>
+            <w:vAlign w:val="center"/>
           </w:tcPr>
           <w:p>
+            <w:pPr>
+              <w:spacing w:after="40"/>
+            </w:pPr>
             <w:r/>
             <w:r>
               <w:rPr>
-                <w:sz w:val="20"/>
+                <w:rFonts w:ascii="Arial" w:hAnsi="Arial"/>
+                <w:b w:val="0"/>
+                <w:sz w:val="18"/>
               </w:rPr>
-              <w:t>Instructor-led, hands-on practical labs</w:t>
-            </w:r>
-          </w:p>
-        </w:tc>
-      </w:tr>
-      <w:tr>
-        <w:trPr>
-          <w:cantSplit/>
-        </w:trPr>
-        <w:tc>
-          <w:tcPr>
-            <w:tcW w:type="dxa" w:w="4320"/>
-            <w:shd w:val="clear" w:color="auto" w:fill="E8F0FE"/>
-          </w:tcPr>
-          <w:p>
-            <w:r/>
-            <w:r>
-              <w:rPr>
-                <w:b/>
-                <w:sz w:val="20"/>
-              </w:rPr>
-              <w:t>Trainer</w:t>
-            </w:r>
-          </w:p>
-        </w:tc>
-        <w:tc>
-          <w:tcPr>
-            <w:tcW w:type="dxa" w:w="4320"/>
-          </w:tcPr>
-          <w:p>
-            <w:r/>
-            <w:r>
-              <w:rPr>
-                <w:sz w:val="20"/>
-              </w:rPr>
-              <w:t>Assigned Course Trainer</w:t>
+              <w:t>Course deck, Learner Guide, eight lab folders, Hermes Desktop, MiniMax M3 access, Remotion/Manim/Higgsfield options and FFmpeg</w:t>
             </w:r>
           </w:p>
         </w:tc>
@@ -826,15 +1319,9 @@
     <w:p>
       <w:pPr>
         <w:pStyle w:val="Heading1"/>
-        <w:keepNext/>
       </w:pPr>
       <w:r>
-        <w:t>Learning Outcomes</w:t>
-      </w:r>
-    </w:p>
-    <w:p>
-      <w:r>
-        <w:t>On completion of this course, learners will be able to:</w:t>
+        <w:t>2. Learning Outcomes</w:t>
       </w:r>
     </w:p>
     <w:p>
@@ -842,9 +1329,6 @@
         <w:pStyle w:val="ListBullet"/>
       </w:pPr>
       <w:r>
-        <w:rPr>
-          <w:sz w:val="21"/>
-        </w:rPr>
         <w:t>LO1: Develop an editing strategy and work plan in Hermes Agent using MiniMax M3, structured video prompts and governed tool selection.</w:t>
       </w:r>
     </w:p>
@@ -853,9 +1337,6 @@
         <w:pStyle w:val="ListBullet"/>
       </w:pPr>
       <w:r>
-        <w:rPr>
-          <w:sz w:val="21"/>
-        </w:rPr>
         <w:t>LO2: Create and customise an evidence-backed video with Hermes skills, Remotion, Manim, Higgsfield-compatible requests and deterministic media checks.</w:t>
       </w:r>
     </w:p>
@@ -864,19 +1345,15 @@
         <w:pStyle w:val="ListBullet"/>
       </w:pPr>
       <w:r>
-        <w:rPr>
-          <w:sz w:val="21"/>
-        </w:rPr>
         <w:t>LO3: Orchestrate research, production, review and YouTube release agents through a durable Kanban board and controlled scheduled publishing.</w:t>
       </w:r>
     </w:p>
     <w:p>
       <w:pPr>
         <w:pStyle w:val="Heading1"/>
-        <w:keepNext/>
       </w:pPr>
       <w:r>
-        <w:t>Learning Reinforcement</w:t>
+        <w:t>3. Facilitation Principles</w:t>
       </w:r>
     </w:p>
     <w:p>
@@ -884,10 +1361,7 @@
         <w:pStyle w:val="ListBullet"/>
       </w:pPr>
       <w:r>
-        <w:rPr>
-          <w:sz w:val="21"/>
-        </w:rPr>
-        <w:t>Every topic is followed by hands-on labs that learners complete on their own machine.</w:t>
+        <w:t>Use the PPT for mechanism visualisation, technical dialogue and evidence interpretation; do not demonstrate click-by-click procedures from the slides.</w:t>
       </w:r>
     </w:p>
     <w:p>
@@ -895,10 +1369,7 @@
         <w:pStyle w:val="ListBullet"/>
       </w:pPr>
       <w:r>
-        <w:rPr>
-          <w:sz w:val="21"/>
-        </w:rPr>
-        <w:t>Each lab ends with a 'Test it' verification step so learners can confirm their own progress.</w:t>
+        <w:t>Use the Learner Guide and lab PDFs for detailed procedures, prompts, troubleshooting and acceptance checks.</w:t>
       </w:r>
     </w:p>
     <w:p>
@@ -906,10 +1377,7 @@
         <w:pStyle w:val="ListBullet"/>
       </w:pPr>
       <w:r>
-        <w:rPr>
-          <w:sz w:val="21"/>
-        </w:rPr>
-        <w:t>The trainer circulates during lab time to give individual feedback and unblock learners.</w:t>
+        <w:t>Keep all external publishing actions disabled or dry-run during learner practice.</w:t>
       </w:r>
     </w:p>
     <w:p>
@@ -917,28 +1385,15 @@
         <w:pStyle w:val="ListBullet"/>
       </w:pPr>
       <w:r>
-        <w:rPr>
-          <w:sz w:val="21"/>
-        </w:rPr>
-        <w:t>Each topic closes with a recap mapped back to the course learning outcomes.</w:t>
+        <w:t>Require observable execution evidence before accepting an agent response or learner conclusion.</w:t>
       </w:r>
     </w:p>
     <w:p>
       <w:pPr>
         <w:pStyle w:val="Heading1"/>
-        <w:keepNext/>
       </w:pPr>
       <w:r>
-        <w:t>Course Schedule</w:t>
-      </w:r>
-    </w:p>
-    <w:p>
-      <w:pPr>
-        <w:pStyle w:val="Heading2"/>
-        <w:keepNext/>
-      </w:pPr>
-      <w:r>
-        <w:t>Day 1 — Configure Hermes, engineer video prompts and route the media tools</w:t>
+        <w:t>4. Day 1 Detailed Schedule</w:t>
       </w:r>
     </w:p>
     <w:tbl>
@@ -949,28 +1404,33 @@
         <w:tblLook w:firstColumn="1" w:firstRow="1" w:lastColumn="0" w:lastRow="0" w:noHBand="0" w:noVBand="1" w:val="04A0"/>
       </w:tblPr>
       <w:tblGrid>
-        <w:gridCol w:w="2880"/>
-        <w:gridCol w:w="2880"/>
-        <w:gridCol w:w="2880"/>
+        <w:gridCol w:w="2028"/>
+        <w:gridCol w:w="2028"/>
+        <w:gridCol w:w="2028"/>
+        <w:gridCol w:w="2028"/>
+        <w:gridCol w:w="2028"/>
       </w:tblGrid>
       <w:tr>
         <w:trPr>
           <w:tblHeader w:val="true"/>
-          <w:cantSplit/>
         </w:trPr>
         <w:tc>
           <w:tcPr>
-            <w:tcW w:type="dxa" w:w="1656"/>
-            <w:shd w:val="clear" w:color="auto" w:fill="1F6FEB"/>
+            <w:tcW w:type="dxa" w:w="2028"/>
+            <w:vAlign w:val="center"/>
+            <w:shd w:fill="0D3056"/>
           </w:tcPr>
           <w:p>
+            <w:pPr>
+              <w:spacing w:after="40"/>
+            </w:pPr>
             <w:r/>
             <w:r>
               <w:rPr>
                 <w:rFonts w:ascii="Arial" w:hAnsi="Arial"/>
                 <w:b/>
                 <w:color w:val="FFFFFF"/>
-                <w:sz w:val="20"/>
+                <w:sz w:val="16"/>
               </w:rPr>
               <w:t>Time</w:t>
             </w:r>
@@ -978,387 +1438,422 @@
         </w:tc>
         <w:tc>
           <w:tcPr>
-            <w:tcW w:type="dxa" w:w="1296"/>
-            <w:shd w:val="clear" w:color="auto" w:fill="1F6FEB"/>
+            <w:tcW w:type="dxa" w:w="2028"/>
+            <w:vAlign w:val="center"/>
+            <w:shd w:fill="0D3056"/>
           </w:tcPr>
           <w:p>
+            <w:pPr>
+              <w:spacing w:after="40"/>
+            </w:pPr>
             <w:r/>
             <w:r>
               <w:rPr>
                 <w:rFonts w:ascii="Arial" w:hAnsi="Arial"/>
                 <w:b/>
                 <w:color w:val="FFFFFF"/>
-                <w:sz w:val="20"/>
+                <w:sz w:val="16"/>
               </w:rPr>
-              <w:t>Duration</w:t>
+              <w:t>Topic / activity</w:t>
             </w:r>
           </w:p>
         </w:tc>
         <w:tc>
           <w:tcPr>
-            <w:tcW w:type="dxa" w:w="6840"/>
-            <w:shd w:val="clear" w:color="auto" w:fill="1F6FEB"/>
+            <w:tcW w:type="dxa" w:w="2028"/>
+            <w:vAlign w:val="center"/>
+            <w:shd w:fill="0D3056"/>
           </w:tcPr>
           <w:p>
+            <w:pPr>
+              <w:spacing w:after="40"/>
+            </w:pPr>
             <w:r/>
             <w:r>
               <w:rPr>
                 <w:rFonts w:ascii="Arial" w:hAnsi="Arial"/>
                 <w:b/>
                 <w:color w:val="FFFFFF"/>
-                <w:sz w:val="20"/>
+                <w:sz w:val="16"/>
               </w:rPr>
-              <w:t>Topic / Activity</w:t>
+              <w:t>Method</w:t>
+            </w:r>
+          </w:p>
+        </w:tc>
+        <w:tc>
+          <w:tcPr>
+            <w:tcW w:type="dxa" w:w="2028"/>
+            <w:vAlign w:val="center"/>
+            <w:shd w:fill="0D3056"/>
+          </w:tcPr>
+          <w:p>
+            <w:pPr>
+              <w:spacing w:after="40"/>
+            </w:pPr>
+            <w:r/>
+            <w:r>
+              <w:rPr>
+                <w:rFonts w:ascii="Arial" w:hAnsi="Arial"/>
+                <w:b/>
+                <w:color w:val="FFFFFF"/>
+                <w:sz w:val="16"/>
+              </w:rPr>
+              <w:t>Resources</w:t>
+            </w:r>
+          </w:p>
+        </w:tc>
+        <w:tc>
+          <w:tcPr>
+            <w:tcW w:type="dxa" w:w="2028"/>
+            <w:vAlign w:val="center"/>
+            <w:shd w:fill="0D3056"/>
+          </w:tcPr>
+          <w:p>
+            <w:pPr>
+              <w:spacing w:after="40"/>
+            </w:pPr>
+            <w:r/>
+            <w:r>
+              <w:rPr>
+                <w:rFonts w:ascii="Arial" w:hAnsi="Arial"/>
+                <w:b/>
+                <w:color w:val="FFFFFF"/>
+                <w:sz w:val="16"/>
+              </w:rPr>
+              <w:t>Evidence / outcome</w:t>
             </w:r>
           </w:p>
         </w:tc>
       </w:tr>
       <w:tr>
-        <w:trPr>
-          <w:cantSplit/>
-        </w:trPr>
         <w:tc>
           <w:tcPr>
-            <w:tcW w:type="dxa" w:w="1656"/>
-            <w:shd w:val="clear" w:color="auto" w:fill="F3F5F8"/>
+            <w:tcW w:type="dxa" w:w="2028"/>
+            <w:vAlign w:val="center"/>
           </w:tcPr>
           <w:p>
+            <w:pPr>
+              <w:spacing w:after="40"/>
+            </w:pPr>
+            <w:r/>
+            <w:r>
+              <w:rPr>
+                <w:rFonts w:ascii="Arial" w:hAnsi="Arial"/>
+                <w:b/>
+                <w:color w:val="1875C4"/>
+                <w:sz w:val="16"/>
+              </w:rPr>
+              <w:t>09:00–09:30</w:t>
+            </w:r>
+          </w:p>
+        </w:tc>
+        <w:tc>
+          <w:tcPr>
+            <w:tcW w:type="dxa" w:w="2028"/>
+            <w:vAlign w:val="center"/>
+          </w:tcPr>
+          <w:p>
+            <w:pPr>
+              <w:spacing w:after="40"/>
+            </w:pPr>
             <w:r/>
             <w:r>
               <w:rPr>
                 <w:rFonts w:ascii="Arial" w:hAnsi="Arial"/>
                 <w:b w:val="0"/>
-                <w:sz w:val="19"/>
+                <w:sz w:val="16"/>
               </w:rPr>
-              <w:t>9:30–9:50</w:t>
+              <w:t>Administration, attendance, context and outcomes</w:t>
             </w:r>
           </w:p>
         </w:tc>
         <w:tc>
           <w:tcPr>
-            <w:tcW w:type="dxa" w:w="1296"/>
-            <w:shd w:val="clear" w:color="auto" w:fill="F3F5F8"/>
+            <w:tcW w:type="dxa" w:w="2028"/>
+            <w:vAlign w:val="center"/>
           </w:tcPr>
           <w:p>
+            <w:pPr>
+              <w:spacing w:after="40"/>
+            </w:pPr>
             <w:r/>
             <w:r>
               <w:rPr>
                 <w:rFonts w:ascii="Arial" w:hAnsi="Arial"/>
                 <w:b w:val="0"/>
-                <w:sz w:val="19"/>
+                <w:sz w:val="16"/>
               </w:rPr>
-              <w:t>20 min</w:t>
+              <w:t>Facilitated briefing</w:t>
             </w:r>
           </w:p>
         </w:tc>
         <w:tc>
           <w:tcPr>
-            <w:tcW w:type="dxa" w:w="6840"/>
-            <w:shd w:val="clear" w:color="auto" w:fill="F3F5F8"/>
+            <w:tcW w:type="dxa" w:w="2028"/>
+            <w:vAlign w:val="center"/>
           </w:tcPr>
           <w:p>
+            <w:pPr>
+              <w:spacing w:after="40"/>
+            </w:pPr>
+            <w:r>
+              <w:t>Slides 1–10</w:t>
+            </w:r>
+            <w:r>
+              <w:rPr>
+                <w:rFonts w:ascii="Arial" w:hAnsi="Arial"/>
+                <w:b w:val="0"/>
+                <w:sz w:val="16"/>
+              </w:rPr>
+            </w:r>
+          </w:p>
+        </w:tc>
+        <w:tc>
+          <w:tcPr>
+            <w:tcW w:type="dxa" w:w="2028"/>
+            <w:vAlign w:val="center"/>
+          </w:tcPr>
+          <w:p>
+            <w:pPr>
+              <w:spacing w:after="40"/>
+            </w:pPr>
             <w:r/>
             <w:r>
               <w:rPr>
                 <w:rFonts w:ascii="Arial" w:hAnsi="Arial"/>
                 <w:b w:val="0"/>
-                <w:sz w:val="19"/>
+                <w:sz w:val="16"/>
               </w:rPr>
-              <w:t>Welcome, course introduction, setup, and learning approach</w:t>
+              <w:t>Attendance confirmation; learner context</w:t>
             </w:r>
           </w:p>
         </w:tc>
       </w:tr>
       <w:tr>
-        <w:trPr>
-          <w:cantSplit/>
-        </w:trPr>
         <w:tc>
           <w:tcPr>
-            <w:tcW w:type="dxa" w:w="1656"/>
-            <w:shd w:val="clear" w:color="auto" w:fill="E8F0FE"/>
+            <w:tcW w:type="dxa" w:w="2028"/>
+            <w:vAlign w:val="center"/>
           </w:tcPr>
           <w:p>
+            <w:pPr>
+              <w:spacing w:after="40"/>
+            </w:pPr>
             <w:r/>
             <w:r>
               <w:rPr>
                 <w:rFonts w:ascii="Arial" w:hAnsi="Arial"/>
                 <w:b/>
-                <w:sz w:val="19"/>
+                <w:color w:val="1875C4"/>
+                <w:sz w:val="16"/>
               </w:rPr>
-              <w:t>9:50–10:40</w:t>
+              <w:t>09:30–11:00</w:t>
             </w:r>
           </w:p>
         </w:tc>
         <w:tc>
           <w:tcPr>
-            <w:tcW w:type="dxa" w:w="1296"/>
-            <w:shd w:val="clear" w:color="auto" w:fill="E8F0FE"/>
+            <w:tcW w:type="dxa" w:w="2028"/>
+            <w:vAlign w:val="center"/>
           </w:tcPr>
           <w:p>
+            <w:pPr>
+              <w:spacing w:after="40"/>
+            </w:pPr>
             <w:r/>
             <w:r>
               <w:rPr>
                 <w:rFonts w:ascii="Arial" w:hAnsi="Arial"/>
                 <w:b w:val="0"/>
-                <w:sz w:val="19"/>
+                <w:sz w:val="16"/>
               </w:rPr>
-              <w:t>50 min</w:t>
+              <w:t>Hermes Desktop, MiniMax M3 and credential boundaries</w:t>
             </w:r>
           </w:p>
         </w:tc>
         <w:tc>
           <w:tcPr>
-            <w:tcW w:type="dxa" w:w="6840"/>
-            <w:shd w:val="clear" w:color="auto" w:fill="E8F0FE"/>
+            <w:tcW w:type="dxa" w:w="2028"/>
+            <w:vAlign w:val="center"/>
           </w:tcPr>
           <w:p>
+            <w:pPr>
+              <w:spacing w:after="40"/>
+            </w:pPr>
+            <w:r/>
+            <w:r>
+              <w:rPr>
+                <w:rFonts w:ascii="Arial" w:hAnsi="Arial"/>
+                <w:b w:val="0"/>
+                <w:sz w:val="16"/>
+              </w:rPr>
+              <w:t>Mechanism dialogue + guided setup</w:t>
+            </w:r>
+          </w:p>
+        </w:tc>
+        <w:tc>
+          <w:tcPr>
+            <w:tcW w:type="dxa" w:w="2028"/>
+            <w:vAlign w:val="center"/>
+          </w:tcPr>
+          <w:p>
+            <w:pPr>
+              <w:spacing w:after="40"/>
+            </w:pPr>
+            <w:r>
+              <w:t>Slides 11–34</w:t>
+            </w:r>
+            <w:r>
+              <w:rPr>
+                <w:rFonts w:ascii="Arial" w:hAnsi="Arial"/>
+                <w:b w:val="0"/>
+                <w:sz w:val="16"/>
+              </w:rPr>
+            </w:r>
+          </w:p>
+        </w:tc>
+        <w:tc>
+          <w:tcPr>
+            <w:tcW w:type="dxa" w:w="2028"/>
+            <w:vAlign w:val="center"/>
+          </w:tcPr>
+          <w:p>
+            <w:pPr>
+              <w:spacing w:after="40"/>
+            </w:pPr>
+            <w:r/>
+            <w:r>
+              <w:rPr>
+                <w:rFonts w:ascii="Arial" w:hAnsi="Arial"/>
+                <w:b w:val="0"/>
+                <w:sz w:val="16"/>
+              </w:rPr>
+              <w:t>Setup evidence; redacted model verification</w:t>
+            </w:r>
+          </w:p>
+        </w:tc>
+      </w:tr>
+      <w:tr>
+        <w:tc>
+          <w:tcPr>
+            <w:tcW w:type="dxa" w:w="2028"/>
+            <w:vAlign w:val="center"/>
+          </w:tcPr>
+          <w:p>
+            <w:pPr>
+              <w:spacing w:after="40"/>
+            </w:pPr>
             <w:r/>
             <w:r>
               <w:rPr>
                 <w:rFonts w:ascii="Arial" w:hAnsi="Arial"/>
                 <w:b/>
-                <w:sz w:val="19"/>
+                <w:color w:val="1875C4"/>
+                <w:sz w:val="16"/>
               </w:rPr>
-              <w:t>Topic 1 - Hermes Desktop runtime, MiniMax M3 provider contract, and credential isolation</w:t>
+              <w:t>11:00–13:00</w:t>
+            </w:r>
+          </w:p>
+        </w:tc>
+        <w:tc>
+          <w:tcPr>
+            <w:tcW w:type="dxa" w:w="2028"/>
+            <w:vAlign w:val="center"/>
+          </w:tcPr>
+          <w:p>
+            <w:pPr>
+              <w:spacing w:after="40"/>
+            </w:pPr>
+            <w:r/>
+            <w:r>
+              <w:rPr>
+                <w:rFonts w:ascii="Arial" w:hAnsi="Arial"/>
+                <w:b w:val="0"/>
+                <w:sz w:val="16"/>
+              </w:rPr>
+              <w:t>FRAME-CUT prompt, structured shot plan and stop rules</w:t>
+            </w:r>
+          </w:p>
+        </w:tc>
+        <w:tc>
+          <w:tcPr>
+            <w:tcW w:type="dxa" w:w="2028"/>
+            <w:vAlign w:val="center"/>
+          </w:tcPr>
+          <w:p>
+            <w:pPr>
+              <w:spacing w:after="40"/>
+            </w:pPr>
+            <w:r/>
+            <w:r>
+              <w:rPr>
+                <w:rFonts w:ascii="Arial" w:hAnsi="Arial"/>
+                <w:b w:val="0"/>
+                <w:sz w:val="16"/>
+              </w:rPr>
+              <w:t>Technical explanation + critique</w:t>
+            </w:r>
+          </w:p>
+        </w:tc>
+        <w:tc>
+          <w:tcPr>
+            <w:tcW w:type="dxa" w:w="2028"/>
+            <w:vAlign w:val="center"/>
+          </w:tcPr>
+          <w:p>
+            <w:pPr>
+              <w:spacing w:after="40"/>
+            </w:pPr>
+            <w:r>
+              <w:t>Slides 35–60</w:t>
+            </w:r>
+            <w:r>
+              <w:rPr>
+                <w:rFonts w:ascii="Arial" w:hAnsi="Arial"/>
+                <w:b w:val="0"/>
+                <w:sz w:val="16"/>
+              </w:rPr>
+            </w:r>
+          </w:p>
+        </w:tc>
+        <w:tc>
+          <w:tcPr>
+            <w:tcW w:type="dxa" w:w="2028"/>
+            <w:vAlign w:val="center"/>
+          </w:tcPr>
+          <w:p>
+            <w:pPr>
+              <w:spacing w:after="40"/>
+            </w:pPr>
+            <w:r/>
+            <w:r>
+              <w:rPr>
+                <w:rFonts w:ascii="Arial" w:hAnsi="Arial"/>
+                <w:b w:val="0"/>
+                <w:sz w:val="16"/>
+              </w:rPr>
+              <w:t>Prompt contract and timed storyboard rationale</w:t>
             </w:r>
           </w:p>
         </w:tc>
       </w:tr>
       <w:tr>
-        <w:trPr>
-          <w:cantSplit/>
-        </w:trPr>
         <w:tc>
           <w:tcPr>
-            <w:tcW w:type="dxa" w:w="1656"/>
-            <w:shd w:val="clear" w:color="auto" w:fill="FFF4E5"/>
+            <w:tcW w:type="dxa" w:w="2028"/>
+            <w:vAlign w:val="center"/>
           </w:tcPr>
           <w:p>
-            <w:r/>
-            <w:r>
-              <w:rPr>
-                <w:rFonts w:ascii="Arial" w:hAnsi="Arial"/>
-                <w:b w:val="0"/>
-                <w:sz w:val="19"/>
-              </w:rPr>
-              <w:t>10:40–10:55</w:t>
-            </w:r>
-          </w:p>
-        </w:tc>
-        <w:tc>
-          <w:tcPr>
-            <w:tcW w:type="dxa" w:w="1296"/>
-            <w:shd w:val="clear" w:color="auto" w:fill="FFF4E5"/>
-          </w:tcPr>
-          <w:p>
-            <w:r/>
-            <w:r>
-              <w:rPr>
-                <w:rFonts w:ascii="Arial" w:hAnsi="Arial"/>
-                <w:b w:val="0"/>
-                <w:sz w:val="19"/>
-              </w:rPr>
-              <w:t>15 min</w:t>
-            </w:r>
-          </w:p>
-        </w:tc>
-        <w:tc>
-          <w:tcPr>
-            <w:tcW w:type="dxa" w:w="6840"/>
-            <w:shd w:val="clear" w:color="auto" w:fill="FFF4E5"/>
-          </w:tcPr>
-          <w:p>
-            <w:r/>
-            <w:r>
-              <w:rPr>
-                <w:rFonts w:ascii="Arial" w:hAnsi="Arial"/>
-                <w:b w:val="0"/>
-                <w:sz w:val="19"/>
-              </w:rPr>
-              <w:t>Tea break</w:t>
-            </w:r>
-          </w:p>
-        </w:tc>
-      </w:tr>
-      <w:tr>
-        <w:trPr>
-          <w:cantSplit/>
-        </w:trPr>
-        <w:tc>
-          <w:tcPr>
-            <w:tcW w:type="dxa" w:w="1656"/>
-          </w:tcPr>
-          <w:p>
-            <w:r/>
-            <w:r>
-              <w:rPr>
-                <w:rFonts w:ascii="Arial" w:hAnsi="Arial"/>
-                <w:b w:val="0"/>
-                <w:sz w:val="19"/>
-              </w:rPr>
-              <w:t>10:55–11:45</w:t>
-            </w:r>
-          </w:p>
-        </w:tc>
-        <w:tc>
-          <w:tcPr>
-            <w:tcW w:type="dxa" w:w="1296"/>
-          </w:tcPr>
-          <w:p>
-            <w:r/>
-            <w:r>
-              <w:rPr>
-                <w:rFonts w:ascii="Arial" w:hAnsi="Arial"/>
-                <w:b w:val="0"/>
-                <w:sz w:val="19"/>
-              </w:rPr>
-              <w:t>50 min</w:t>
-            </w:r>
-          </w:p>
-        </w:tc>
-        <w:tc>
-          <w:tcPr>
-            <w:tcW w:type="dxa" w:w="6840"/>
-          </w:tcPr>
-          <w:p>
-            <w:r/>
-            <w:r>
-              <w:rPr>
-                <w:rFonts w:ascii="Arial" w:hAnsi="Arial"/>
-                <w:b w:val="0"/>
-                <w:sz w:val="19"/>
-              </w:rPr>
-              <w:t>Hands-on: Lab 1: Set Up Hermes Desktop and Connect MiniMax M3</w:t>
-            </w:r>
-          </w:p>
-        </w:tc>
-      </w:tr>
-      <w:tr>
-        <w:trPr>
-          <w:cantSplit/>
-        </w:trPr>
-        <w:tc>
-          <w:tcPr>
-            <w:tcW w:type="dxa" w:w="1656"/>
-          </w:tcPr>
-          <w:p>
-            <w:r/>
-            <w:r>
-              <w:rPr>
-                <w:rFonts w:ascii="Arial" w:hAnsi="Arial"/>
-                <w:b w:val="0"/>
-                <w:sz w:val="19"/>
-              </w:rPr>
-              <w:t>11:45–12:35</w:t>
-            </w:r>
-          </w:p>
-        </w:tc>
-        <w:tc>
-          <w:tcPr>
-            <w:tcW w:type="dxa" w:w="1296"/>
-          </w:tcPr>
-          <w:p>
-            <w:r/>
-            <w:r>
-              <w:rPr>
-                <w:rFonts w:ascii="Arial" w:hAnsi="Arial"/>
-                <w:b w:val="0"/>
-                <w:sz w:val="19"/>
-              </w:rPr>
-              <w:t>50 min</w:t>
-            </w:r>
-          </w:p>
-        </w:tc>
-        <w:tc>
-          <w:tcPr>
-            <w:tcW w:type="dxa" w:w="6840"/>
-          </w:tcPr>
-          <w:p>
-            <w:r/>
-            <w:r>
-              <w:rPr>
-                <w:rFonts w:ascii="Arial" w:hAnsi="Arial"/>
-                <w:b w:val="0"/>
-                <w:sz w:val="19"/>
-              </w:rPr>
-              <w:t>Hands-on: Lab 2: Prompt Hermes to Create a Simple Video</w:t>
-            </w:r>
-          </w:p>
-        </w:tc>
-      </w:tr>
-      <w:tr>
-        <w:trPr>
-          <w:cantSplit/>
-        </w:trPr>
-        <w:tc>
-          <w:tcPr>
-            <w:tcW w:type="dxa" w:w="1656"/>
-            <w:shd w:val="clear" w:color="auto" w:fill="E8F0FE"/>
-          </w:tcPr>
-          <w:p>
+            <w:pPr>
+              <w:spacing w:after="40"/>
+            </w:pPr>
             <w:r/>
             <w:r>
               <w:rPr>
                 <w:rFonts w:ascii="Arial" w:hAnsi="Arial"/>
                 <w:b/>
-                <w:sz w:val="19"/>
-              </w:rPr>
-              <w:t>12:35–13:00</w:t>
-            </w:r>
-          </w:p>
-        </w:tc>
-        <w:tc>
-          <w:tcPr>
-            <w:tcW w:type="dxa" w:w="1296"/>
-            <w:shd w:val="clear" w:color="auto" w:fill="E8F0FE"/>
-          </w:tcPr>
-          <w:p>
-            <w:r/>
-            <w:r>
-              <w:rPr>
-                <w:rFonts w:ascii="Arial" w:hAnsi="Arial"/>
-                <w:b w:val="0"/>
-                <w:sz w:val="19"/>
-              </w:rPr>
-              <w:t>25 min</w:t>
-            </w:r>
-          </w:p>
-        </w:tc>
-        <w:tc>
-          <w:tcPr>
-            <w:tcW w:type="dxa" w:w="6840"/>
-            <w:shd w:val="clear" w:color="auto" w:fill="E8F0FE"/>
-          </w:tcPr>
-          <w:p>
-            <w:r/>
-            <w:r>
-              <w:rPr>
-                <w:rFonts w:ascii="Arial" w:hAnsi="Arial"/>
-                <w:b/>
-                <w:sz w:val="19"/>
-              </w:rPr>
-              <w:t>Topic 1 - FRAME-CUT prompt contract and structured shot plans</w:t>
-            </w:r>
-          </w:p>
-        </w:tc>
-      </w:tr>
-      <w:tr>
-        <w:trPr>
-          <w:cantSplit/>
-        </w:trPr>
-        <w:tc>
-          <w:tcPr>
-            <w:tcW w:type="dxa" w:w="1656"/>
-            <w:shd w:val="clear" w:color="auto" w:fill="FDE9D9"/>
-          </w:tcPr>
-          <w:p>
-            <w:r/>
-            <w:r>
-              <w:rPr>
-                <w:rFonts w:ascii="Arial" w:hAnsi="Arial"/>
-                <w:b w:val="0"/>
-                <w:sz w:val="19"/>
+                <w:color w:val="1875C4"/>
+                <w:sz w:val="16"/>
               </w:rPr>
               <w:t>13:00–14:00</w:t>
             </w:r>
@@ -1366,387 +1861,300 @@
         </w:tc>
         <w:tc>
           <w:tcPr>
-            <w:tcW w:type="dxa" w:w="1296"/>
-            <w:shd w:val="clear" w:color="auto" w:fill="FDE9D9"/>
+            <w:tcW w:type="dxa" w:w="2028"/>
+            <w:vAlign w:val="center"/>
           </w:tcPr>
           <w:p>
+            <w:pPr>
+              <w:spacing w:after="40"/>
+            </w:pPr>
             <w:r/>
             <w:r>
               <w:rPr>
                 <w:rFonts w:ascii="Arial" w:hAnsi="Arial"/>
                 <w:b w:val="0"/>
-                <w:sz w:val="19"/>
+                <w:sz w:val="16"/>
               </w:rPr>
-              <w:t>60 min</w:t>
+              <w:t>Lunch</w:t>
             </w:r>
           </w:p>
         </w:tc>
         <w:tc>
           <w:tcPr>
-            <w:tcW w:type="dxa" w:w="6840"/>
-            <w:shd w:val="clear" w:color="auto" w:fill="FDE9D9"/>
+            <w:tcW w:type="dxa" w:w="2028"/>
+            <w:vAlign w:val="center"/>
           </w:tcPr>
           <w:p>
+            <w:pPr>
+              <w:spacing w:after="40"/>
+            </w:pPr>
             <w:r/>
             <w:r>
               <w:rPr>
                 <w:rFonts w:ascii="Arial" w:hAnsi="Arial"/>
                 <w:b w:val="0"/>
-                <w:sz w:val="19"/>
+                <w:sz w:val="16"/>
               </w:rPr>
-              <w:t>Lunch break</w:t>
+              <w:t>—</w:t>
+            </w:r>
+          </w:p>
+        </w:tc>
+        <w:tc>
+          <w:tcPr>
+            <w:tcW w:type="dxa" w:w="2028"/>
+            <w:vAlign w:val="center"/>
+          </w:tcPr>
+          <w:p>
+            <w:pPr>
+              <w:spacing w:after="40"/>
+            </w:pPr>
+            <w:r/>
+            <w:r>
+              <w:rPr>
+                <w:rFonts w:ascii="Arial" w:hAnsi="Arial"/>
+                <w:b w:val="0"/>
+                <w:sz w:val="16"/>
+              </w:rPr>
+              <w:t>—</w:t>
+            </w:r>
+          </w:p>
+        </w:tc>
+        <w:tc>
+          <w:tcPr>
+            <w:tcW w:type="dxa" w:w="2028"/>
+            <w:vAlign w:val="center"/>
+          </w:tcPr>
+          <w:p>
+            <w:pPr>
+              <w:spacing w:after="40"/>
+            </w:pPr>
+            <w:r/>
+            <w:r>
+              <w:rPr>
+                <w:rFonts w:ascii="Arial" w:hAnsi="Arial"/>
+                <w:b w:val="0"/>
+                <w:sz w:val="16"/>
+              </w:rPr>
+              <w:t>—</w:t>
             </w:r>
           </w:p>
         </w:tc>
       </w:tr>
       <w:tr>
-        <w:trPr>
-          <w:cantSplit/>
-        </w:trPr>
         <w:tc>
           <w:tcPr>
-            <w:tcW w:type="dxa" w:w="1656"/>
-            <w:shd w:val="clear" w:color="auto" w:fill="E8F0FE"/>
+            <w:tcW w:type="dxa" w:w="2028"/>
+            <w:vAlign w:val="center"/>
           </w:tcPr>
           <w:p>
+            <w:pPr>
+              <w:spacing w:after="40"/>
+            </w:pPr>
             <w:r/>
             <w:r>
               <w:rPr>
                 <w:rFonts w:ascii="Arial" w:hAnsi="Arial"/>
                 <w:b/>
-                <w:sz w:val="19"/>
+                <w:color w:val="1875C4"/>
+                <w:sz w:val="16"/>
               </w:rPr>
-              <w:t>14:00–14:40</w:t>
+              <w:t>14:00–17:15</w:t>
             </w:r>
           </w:p>
         </w:tc>
         <w:tc>
           <w:tcPr>
-            <w:tcW w:type="dxa" w:w="1296"/>
-            <w:shd w:val="clear" w:color="auto" w:fill="E8F0FE"/>
+            <w:tcW w:type="dxa" w:w="2028"/>
+            <w:vAlign w:val="center"/>
           </w:tcPr>
           <w:p>
+            <w:pPr>
+              <w:spacing w:after="40"/>
+            </w:pPr>
             <w:r/>
             <w:r>
               <w:rPr>
                 <w:rFonts w:ascii="Arial" w:hAnsi="Arial"/>
                 <w:b w:val="0"/>
-                <w:sz w:val="19"/>
+                <w:sz w:val="16"/>
               </w:rPr>
-              <w:t>40 min</w:t>
+              <w:t>Labs 01–03: Hermes setup, simple video and FRAME-CUT</w:t>
             </w:r>
           </w:p>
         </w:tc>
         <w:tc>
           <w:tcPr>
-            <w:tcW w:type="dxa" w:w="6840"/>
-            <w:shd w:val="clear" w:color="auto" w:fill="E8F0FE"/>
+            <w:tcW w:type="dxa" w:w="2028"/>
+            <w:vAlign w:val="center"/>
           </w:tcPr>
           <w:p>
+            <w:pPr>
+              <w:spacing w:after="40"/>
+            </w:pPr>
+            <w:r/>
+            <w:r>
+              <w:rPr>
+                <w:rFonts w:ascii="Arial" w:hAnsi="Arial"/>
+                <w:b w:val="0"/>
+                <w:sz w:val="16"/>
+              </w:rPr>
+              <w:t>Guided lab; individual execution evidence</w:t>
+            </w:r>
+          </w:p>
+        </w:tc>
+        <w:tc>
+          <w:tcPr>
+            <w:tcW w:type="dxa" w:w="2028"/>
+            <w:vAlign w:val="center"/>
+          </w:tcPr>
+          <w:p>
+            <w:pPr>
+              <w:spacing w:after="40"/>
+            </w:pPr>
+            <w:r/>
+            <w:r>
+              <w:rPr>
+                <w:rFonts w:ascii="Arial" w:hAnsi="Arial"/>
+                <w:b w:val="0"/>
+                <w:sz w:val="16"/>
+              </w:rPr>
+              <w:t>Topic 1 lab slides + LG §5.1–5.3</w:t>
+            </w:r>
+          </w:p>
+        </w:tc>
+        <w:tc>
+          <w:tcPr>
+            <w:tcW w:type="dxa" w:w="2028"/>
+            <w:vAlign w:val="center"/>
+          </w:tcPr>
+          <w:p>
+            <w:pPr>
+              <w:spacing w:after="40"/>
+            </w:pPr>
+            <w:r/>
+            <w:r>
+              <w:rPr>
+                <w:rFonts w:ascii="Arial" w:hAnsi="Arial"/>
+                <w:b w:val="0"/>
+                <w:sz w:val="16"/>
+              </w:rPr>
+              <w:t>MiniMax-M3 check; MP4 preview; prompt Markdown/PDF; verifier evidence</w:t>
+            </w:r>
+          </w:p>
+        </w:tc>
+      </w:tr>
+      <w:tr>
+        <w:tc>
+          <w:tcPr>
+            <w:tcW w:type="dxa" w:w="2028"/>
+            <w:vAlign w:val="center"/>
+          </w:tcPr>
+          <w:p>
+            <w:pPr>
+              <w:spacing w:after="40"/>
+            </w:pPr>
             <w:r/>
             <w:r>
               <w:rPr>
                 <w:rFonts w:ascii="Arial" w:hAnsi="Arial"/>
                 <w:b/>
-                <w:sz w:val="19"/>
+                <w:color w:val="1875C4"/>
+                <w:sz w:val="16"/>
               </w:rPr>
-              <w:t>Topic 1 - Agent loop, cost ceilings, and stop rules</w:t>
+              <w:t>17:15–18:00</w:t>
             </w:r>
           </w:p>
         </w:tc>
-      </w:tr>
-      <w:tr>
-        <w:trPr>
-          <w:cantSplit/>
-        </w:trPr>
         <w:tc>
           <w:tcPr>
-            <w:tcW w:type="dxa" w:w="1656"/>
+            <w:tcW w:type="dxa" w:w="2028"/>
+            <w:vAlign w:val="center"/>
           </w:tcPr>
           <w:p>
+            <w:pPr>
+              <w:spacing w:after="40"/>
+            </w:pPr>
             <w:r/>
             <w:r>
               <w:rPr>
                 <w:rFonts w:ascii="Arial" w:hAnsi="Arial"/>
                 <w:b w:val="0"/>
-                <w:sz w:val="19"/>
+                <w:sz w:val="16"/>
               </w:rPr>
-              <w:t>14:40–15:40</w:t>
+              <w:t>Checkpoint and transfer challenge</w:t>
             </w:r>
           </w:p>
         </w:tc>
         <w:tc>
           <w:tcPr>
-            <w:tcW w:type="dxa" w:w="1296"/>
+            <w:tcW w:type="dxa" w:w="2028"/>
+            <w:vAlign w:val="center"/>
           </w:tcPr>
           <w:p>
+            <w:pPr>
+              <w:spacing w:after="40"/>
+            </w:pPr>
             <w:r/>
             <w:r>
               <w:rPr>
                 <w:rFonts w:ascii="Arial" w:hAnsi="Arial"/>
                 <w:b w:val="0"/>
-                <w:sz w:val="19"/>
+                <w:sz w:val="16"/>
               </w:rPr>
-              <w:t>60 min</w:t>
+              <w:t>Peer review + facilitated debrief</w:t>
             </w:r>
           </w:p>
         </w:tc>
         <w:tc>
           <w:tcPr>
-            <w:tcW w:type="dxa" w:w="6840"/>
+            <w:tcW w:type="dxa" w:w="2028"/>
+            <w:vAlign w:val="center"/>
           </w:tcPr>
           <w:p>
+            <w:pPr>
+              <w:spacing w:after="40"/>
+            </w:pPr>
+            <w:r>
+              <w:t>Slides 70–71</w:t>
+            </w:r>
+            <w:r>
+              <w:rPr>
+                <w:rFonts w:ascii="Arial" w:hAnsi="Arial"/>
+                <w:b w:val="0"/>
+                <w:sz w:val="16"/>
+              </w:rPr>
+            </w:r>
+          </w:p>
+        </w:tc>
+        <w:tc>
+          <w:tcPr>
+            <w:tcW w:type="dxa" w:w="2028"/>
+            <w:vAlign w:val="center"/>
+          </w:tcPr>
+          <w:p>
+            <w:pPr>
+              <w:spacing w:after="40"/>
+            </w:pPr>
             <w:r/>
             <w:r>
               <w:rPr>
                 <w:rFonts w:ascii="Arial" w:hAnsi="Arial"/>
                 <w:b w:val="0"/>
-                <w:sz w:val="19"/>
+                <w:sz w:val="16"/>
               </w:rPr>
-              <w:t>Hands-on: Lab 3: Engineer Video Prompts with FRAME-CUT</w:t>
-            </w:r>
-          </w:p>
-        </w:tc>
-      </w:tr>
-      <w:tr>
-        <w:trPr>
-          <w:cantSplit/>
-        </w:trPr>
-        <w:tc>
-          <w:tcPr>
-            <w:tcW w:type="dxa" w:w="1656"/>
-            <w:shd w:val="clear" w:color="auto" w:fill="FFF4E5"/>
-          </w:tcPr>
-          <w:p>
-            <w:r/>
-            <w:r>
-              <w:rPr>
-                <w:rFonts w:ascii="Arial" w:hAnsi="Arial"/>
-                <w:b w:val="0"/>
-                <w:sz w:val="19"/>
-              </w:rPr>
-              <w:t>15:40–15:55</w:t>
-            </w:r>
-          </w:p>
-        </w:tc>
-        <w:tc>
-          <w:tcPr>
-            <w:tcW w:type="dxa" w:w="1296"/>
-            <w:shd w:val="clear" w:color="auto" w:fill="FFF4E5"/>
-          </w:tcPr>
-          <w:p>
-            <w:r/>
-            <w:r>
-              <w:rPr>
-                <w:rFonts w:ascii="Arial" w:hAnsi="Arial"/>
-                <w:b w:val="0"/>
-                <w:sz w:val="19"/>
-              </w:rPr>
-              <w:t>15 min</w:t>
-            </w:r>
-          </w:p>
-        </w:tc>
-        <w:tc>
-          <w:tcPr>
-            <w:tcW w:type="dxa" w:w="6840"/>
-            <w:shd w:val="clear" w:color="auto" w:fill="FFF4E5"/>
-          </w:tcPr>
-          <w:p>
-            <w:r/>
-            <w:r>
-              <w:rPr>
-                <w:rFonts w:ascii="Arial" w:hAnsi="Arial"/>
-                <w:b w:val="0"/>
-                <w:sz w:val="19"/>
-              </w:rPr>
-              <w:t>Tea break</w:t>
-            </w:r>
-          </w:p>
-        </w:tc>
-      </w:tr>
-      <w:tr>
-        <w:trPr>
-          <w:cantSplit/>
-        </w:trPr>
-        <w:tc>
-          <w:tcPr>
-            <w:tcW w:type="dxa" w:w="1656"/>
-            <w:shd w:val="clear" w:color="auto" w:fill="E8F0FE"/>
-          </w:tcPr>
-          <w:p>
-            <w:r/>
-            <w:r>
-              <w:rPr>
-                <w:rFonts w:ascii="Arial" w:hAnsi="Arial"/>
-                <w:b/>
-                <w:sz w:val="19"/>
-              </w:rPr>
-              <w:t>15:55–16:45</w:t>
-            </w:r>
-          </w:p>
-        </w:tc>
-        <w:tc>
-          <w:tcPr>
-            <w:tcW w:type="dxa" w:w="1296"/>
-            <w:shd w:val="clear" w:color="auto" w:fill="E8F0FE"/>
-          </w:tcPr>
-          <w:p>
-            <w:r/>
-            <w:r>
-              <w:rPr>
-                <w:rFonts w:ascii="Arial" w:hAnsi="Arial"/>
-                <w:b w:val="0"/>
-                <w:sz w:val="19"/>
-              </w:rPr>
-              <w:t>50 min</w:t>
-            </w:r>
-          </w:p>
-        </w:tc>
-        <w:tc>
-          <w:tcPr>
-            <w:tcW w:type="dxa" w:w="6840"/>
-            <w:shd w:val="clear" w:color="auto" w:fill="E8F0FE"/>
-          </w:tcPr>
-          <w:p>
-            <w:r/>
-            <w:r>
-              <w:rPr>
-                <w:rFonts w:ascii="Arial" w:hAnsi="Arial"/>
-                <w:b/>
-                <w:sz w:val="19"/>
-              </w:rPr>
-              <w:t>Topic 2 - Tool versus skill, Remotion, Manim, Higgsfield, and FFmpeg routing</w:t>
-            </w:r>
-          </w:p>
-        </w:tc>
-      </w:tr>
-      <w:tr>
-        <w:trPr>
-          <w:cantSplit/>
-        </w:trPr>
-        <w:tc>
-          <w:tcPr>
-            <w:tcW w:type="dxa" w:w="1656"/>
-          </w:tcPr>
-          <w:p>
-            <w:r/>
-            <w:r>
-              <w:rPr>
-                <w:rFonts w:ascii="Arial" w:hAnsi="Arial"/>
-                <w:b w:val="0"/>
-                <w:sz w:val="19"/>
-              </w:rPr>
-              <w:t>16:45–17:45</w:t>
-            </w:r>
-          </w:p>
-        </w:tc>
-        <w:tc>
-          <w:tcPr>
-            <w:tcW w:type="dxa" w:w="1296"/>
-          </w:tcPr>
-          <w:p>
-            <w:r/>
-            <w:r>
-              <w:rPr>
-                <w:rFonts w:ascii="Arial" w:hAnsi="Arial"/>
-                <w:b w:val="0"/>
-                <w:sz w:val="19"/>
-              </w:rPr>
-              <w:t>60 min</w:t>
-            </w:r>
-          </w:p>
-        </w:tc>
-        <w:tc>
-          <w:tcPr>
-            <w:tcW w:type="dxa" w:w="6840"/>
-          </w:tcPr>
-          <w:p>
-            <w:r/>
-            <w:r>
-              <w:rPr>
-                <w:rFonts w:ascii="Arial" w:hAnsi="Arial"/>
-                <w:b w:val="0"/>
-                <w:sz w:val="19"/>
-              </w:rPr>
-              <w:t>Hands-on: Lab 4: Install Video Tools and Hermes Skills</w:t>
-            </w:r>
-          </w:p>
-        </w:tc>
-      </w:tr>
-      <w:tr>
-        <w:trPr>
-          <w:cantSplit/>
-        </w:trPr>
-        <w:tc>
-          <w:tcPr>
-            <w:tcW w:type="dxa" w:w="1656"/>
-            <w:shd w:val="clear" w:color="auto" w:fill="F3F5F8"/>
-          </w:tcPr>
-          <w:p>
-            <w:r/>
-            <w:r>
-              <w:rPr>
-                <w:rFonts w:ascii="Arial" w:hAnsi="Arial"/>
-                <w:b w:val="0"/>
-                <w:sz w:val="19"/>
-              </w:rPr>
-              <w:t>17:45–18:30</w:t>
-            </w:r>
-          </w:p>
-        </w:tc>
-        <w:tc>
-          <w:tcPr>
-            <w:tcW w:type="dxa" w:w="1296"/>
-            <w:shd w:val="clear" w:color="auto" w:fill="F3F5F8"/>
-          </w:tcPr>
-          <w:p>
-            <w:r/>
-            <w:r>
-              <w:rPr>
-                <w:rFonts w:ascii="Arial" w:hAnsi="Arial"/>
-                <w:b w:val="0"/>
-                <w:sz w:val="19"/>
-              </w:rPr>
-              <w:t>45 min</w:t>
-            </w:r>
-          </w:p>
-        </w:tc>
-        <w:tc>
-          <w:tcPr>
-            <w:tcW w:type="dxa" w:w="6840"/>
-            <w:shd w:val="clear" w:color="auto" w:fill="F3F5F8"/>
-          </w:tcPr>
-          <w:p>
-            <w:r/>
-            <w:r>
-              <w:rPr>
-                <w:rFonts w:ascii="Arial" w:hAnsi="Arial"/>
-                <w:b w:val="0"/>
-                <w:sz w:val="19"/>
-              </w:rPr>
-              <w:t>Day 1 runtime and prompt-contract review, troubleshooting, and recap</w:t>
+              <w:t>Explained failure class, threshold, evidence and owner</w:t>
             </w:r>
           </w:p>
         </w:tc>
       </w:tr>
     </w:tbl>
-    <w:p>
-      <w:r>
-        <w:rPr>
-          <w:i/>
-          <w:color w:val="555B66"/>
-          <w:sz w:val="19"/>
-        </w:rPr>
-        <w:t>Total scheduled time: 480 minutes (8 hours) excluding lunch — of which 450 minutes (7.5 hours) are instructional, plus 30 minutes of tea breaks.</w:t>
-      </w:r>
-    </w:p>
+    <w:p/>
     <w:p>
       <w:pPr>
-        <w:pStyle w:val="Heading2"/>
-        <w:keepNext/>
+        <w:pStyle w:val="Heading1"/>
       </w:pPr>
       <w:r>
-        <w:t>Day 2 — Build the branded video, then orchestrate review and controlled release</w:t>
+        <w:t>5. Day 2 Detailed Schedule</w:t>
       </w:r>
     </w:p>
     <w:tbl>
@@ -1757,28 +2165,33 @@
         <w:tblLook w:firstColumn="1" w:firstRow="1" w:lastColumn="0" w:lastRow="0" w:noHBand="0" w:noVBand="1" w:val="04A0"/>
       </w:tblPr>
       <w:tblGrid>
-        <w:gridCol w:w="2880"/>
-        <w:gridCol w:w="2880"/>
-        <w:gridCol w:w="2880"/>
+        <w:gridCol w:w="2028"/>
+        <w:gridCol w:w="2028"/>
+        <w:gridCol w:w="2028"/>
+        <w:gridCol w:w="2028"/>
+        <w:gridCol w:w="2028"/>
       </w:tblGrid>
       <w:tr>
         <w:trPr>
           <w:tblHeader w:val="true"/>
-          <w:cantSplit/>
         </w:trPr>
         <w:tc>
           <w:tcPr>
-            <w:tcW w:type="dxa" w:w="1656"/>
-            <w:shd w:val="clear" w:color="auto" w:fill="1F6FEB"/>
+            <w:tcW w:type="dxa" w:w="2028"/>
+            <w:vAlign w:val="center"/>
+            <w:shd w:fill="0D3056"/>
           </w:tcPr>
           <w:p>
+            <w:pPr>
+              <w:spacing w:after="40"/>
+            </w:pPr>
             <w:r/>
             <w:r>
               <w:rPr>
                 <w:rFonts w:ascii="Arial" w:hAnsi="Arial"/>
                 <w:b/>
                 <w:color w:val="FFFFFF"/>
-                <w:sz w:val="20"/>
+                <w:sz w:val="16"/>
               </w:rPr>
               <w:t>Time</w:t>
             </w:r>
@@ -1786,967 +2199,871 @@
         </w:tc>
         <w:tc>
           <w:tcPr>
-            <w:tcW w:type="dxa" w:w="1296"/>
-            <w:shd w:val="clear" w:color="auto" w:fill="1F6FEB"/>
+            <w:tcW w:type="dxa" w:w="2028"/>
+            <w:vAlign w:val="center"/>
+            <w:shd w:fill="0D3056"/>
           </w:tcPr>
           <w:p>
+            <w:pPr>
+              <w:spacing w:after="40"/>
+            </w:pPr>
             <w:r/>
             <w:r>
               <w:rPr>
                 <w:rFonts w:ascii="Arial" w:hAnsi="Arial"/>
                 <w:b/>
                 <w:color w:val="FFFFFF"/>
-                <w:sz w:val="20"/>
+                <w:sz w:val="16"/>
               </w:rPr>
-              <w:t>Duration</w:t>
+              <w:t>Topic / activity</w:t>
             </w:r>
           </w:p>
         </w:tc>
         <w:tc>
           <w:tcPr>
-            <w:tcW w:type="dxa" w:w="6840"/>
-            <w:shd w:val="clear" w:color="auto" w:fill="1F6FEB"/>
+            <w:tcW w:type="dxa" w:w="2028"/>
+            <w:vAlign w:val="center"/>
+            <w:shd w:fill="0D3056"/>
           </w:tcPr>
           <w:p>
+            <w:pPr>
+              <w:spacing w:after="40"/>
+            </w:pPr>
             <w:r/>
             <w:r>
               <w:rPr>
                 <w:rFonts w:ascii="Arial" w:hAnsi="Arial"/>
                 <w:b/>
                 <w:color w:val="FFFFFF"/>
-                <w:sz w:val="20"/>
+                <w:sz w:val="16"/>
               </w:rPr>
-              <w:t>Topic / Activity</w:t>
-            </w:r>
-          </w:p>
-        </w:tc>
-      </w:tr>
-      <w:tr>
-        <w:trPr>
-          <w:cantSplit/>
-        </w:trPr>
-        <w:tc>
-          <w:tcPr>
-            <w:tcW w:type="dxa" w:w="1656"/>
-            <w:shd w:val="clear" w:color="auto" w:fill="F3F5F8"/>
-          </w:tcPr>
-          <w:p>
-            <w:r/>
-            <w:r>
-              <w:rPr>
-                <w:rFonts w:ascii="Arial" w:hAnsi="Arial"/>
-                <w:b w:val="0"/>
-                <w:sz w:val="19"/>
-              </w:rPr>
-              <w:t>9:30–9:45</w:t>
+              <w:t>Method</w:t>
             </w:r>
           </w:p>
         </w:tc>
         <w:tc>
           <w:tcPr>
-            <w:tcW w:type="dxa" w:w="1296"/>
-            <w:shd w:val="clear" w:color="auto" w:fill="F3F5F8"/>
+            <w:tcW w:type="dxa" w:w="2028"/>
+            <w:vAlign w:val="center"/>
+            <w:shd w:fill="0D3056"/>
           </w:tcPr>
           <w:p>
-            <w:r/>
-            <w:r>
-              <w:rPr>
-                <w:rFonts w:ascii="Arial" w:hAnsi="Arial"/>
-                <w:b w:val="0"/>
-                <w:sz w:val="19"/>
-              </w:rPr>
-              <w:t>15 min</w:t>
-            </w:r>
-          </w:p>
-        </w:tc>
-        <w:tc>
-          <w:tcPr>
-            <w:tcW w:type="dxa" w:w="6840"/>
-            <w:shd w:val="clear" w:color="auto" w:fill="F3F5F8"/>
-          </w:tcPr>
-          <w:p>
-            <w:r/>
-            <w:r>
-              <w:rPr>
-                <w:rFonts w:ascii="Arial" w:hAnsi="Arial"/>
-                <w:b w:val="0"/>
-                <w:sz w:val="19"/>
-              </w:rPr>
-              <w:t>Day 1 checkpoint restore and Day 2 briefing</w:t>
-            </w:r>
-          </w:p>
-        </w:tc>
-      </w:tr>
-      <w:tr>
-        <w:trPr>
-          <w:cantSplit/>
-        </w:trPr>
-        <w:tc>
-          <w:tcPr>
-            <w:tcW w:type="dxa" w:w="1656"/>
-            <w:shd w:val="clear" w:color="auto" w:fill="E8F0FE"/>
-          </w:tcPr>
-          <w:p>
-            <w:r/>
-            <w:r>
-              <w:rPr>
-                <w:rFonts w:ascii="Arial" w:hAnsi="Arial"/>
-                <w:b/>
-                <w:sz w:val="19"/>
-              </w:rPr>
-              <w:t>9:45–10:35</w:t>
-            </w:r>
-          </w:p>
-        </w:tc>
-        <w:tc>
-          <w:tcPr>
-            <w:tcW w:type="dxa" w:w="1296"/>
-            <w:shd w:val="clear" w:color="auto" w:fill="E8F0FE"/>
-          </w:tcPr>
-          <w:p>
-            <w:r/>
-            <w:r>
-              <w:rPr>
-                <w:rFonts w:ascii="Arial" w:hAnsi="Arial"/>
-                <w:b w:val="0"/>
-                <w:sz w:val="19"/>
-              </w:rPr>
-              <w:t>50 min</w:t>
-            </w:r>
-          </w:p>
-        </w:tc>
-        <w:tc>
-          <w:tcPr>
-            <w:tcW w:type="dxa" w:w="6840"/>
-            <w:shd w:val="clear" w:color="auto" w:fill="E8F0FE"/>
-          </w:tcPr>
-          <w:p>
-            <w:r/>
-            <w:r>
-              <w:rPr>
-                <w:rFonts w:ascii="Arial" w:hAnsi="Arial"/>
-                <w:b/>
-                <w:sz w:val="19"/>
-              </w:rPr>
-              <w:t>Topic 2 - Brand tokens, tone controls, quality gate, and versioned repair evidence</w:t>
-            </w:r>
-          </w:p>
-        </w:tc>
-      </w:tr>
-      <w:tr>
-        <w:trPr>
-          <w:cantSplit/>
-        </w:trPr>
-        <w:tc>
-          <w:tcPr>
-            <w:tcW w:type="dxa" w:w="1656"/>
-            <w:shd w:val="clear" w:color="auto" w:fill="FFF4E5"/>
-          </w:tcPr>
-          <w:p>
-            <w:r/>
-            <w:r>
-              <w:rPr>
-                <w:rFonts w:ascii="Arial" w:hAnsi="Arial"/>
-                <w:b w:val="0"/>
-                <w:sz w:val="19"/>
-              </w:rPr>
-              <w:t>10:35–10:50</w:t>
-            </w:r>
-          </w:p>
-        </w:tc>
-        <w:tc>
-          <w:tcPr>
-            <w:tcW w:type="dxa" w:w="1296"/>
-            <w:shd w:val="clear" w:color="auto" w:fill="FFF4E5"/>
-          </w:tcPr>
-          <w:p>
-            <w:r/>
-            <w:r>
-              <w:rPr>
-                <w:rFonts w:ascii="Arial" w:hAnsi="Arial"/>
-                <w:b w:val="0"/>
-                <w:sz w:val="19"/>
-              </w:rPr>
-              <w:t>15 min</w:t>
-            </w:r>
-          </w:p>
-        </w:tc>
-        <w:tc>
-          <w:tcPr>
-            <w:tcW w:type="dxa" w:w="6840"/>
-            <w:shd w:val="clear" w:color="auto" w:fill="FFF4E5"/>
-          </w:tcPr>
-          <w:p>
-            <w:r/>
-            <w:r>
-              <w:rPr>
-                <w:rFonts w:ascii="Arial" w:hAnsi="Arial"/>
-                <w:b w:val="0"/>
-                <w:sz w:val="19"/>
-              </w:rPr>
-              <w:t>Tea break</w:t>
-            </w:r>
-          </w:p>
-        </w:tc>
-      </w:tr>
-      <w:tr>
-        <w:trPr>
-          <w:cantSplit/>
-        </w:trPr>
-        <w:tc>
-          <w:tcPr>
-            <w:tcW w:type="dxa" w:w="1656"/>
-          </w:tcPr>
-          <w:p>
-            <w:r/>
-            <w:r>
-              <w:rPr>
-                <w:rFonts w:ascii="Arial" w:hAnsi="Arial"/>
-                <w:b w:val="0"/>
-                <w:sz w:val="19"/>
-              </w:rPr>
-              <w:t>10:50–12:00</w:t>
-            </w:r>
-          </w:p>
-        </w:tc>
-        <w:tc>
-          <w:tcPr>
-            <w:tcW w:type="dxa" w:w="1296"/>
-          </w:tcPr>
-          <w:p>
-            <w:r/>
-            <w:r>
-              <w:rPr>
-                <w:rFonts w:ascii="Arial" w:hAnsi="Arial"/>
-                <w:b w:val="0"/>
-                <w:sz w:val="19"/>
-              </w:rPr>
-              <w:t>70 min</w:t>
-            </w:r>
-          </w:p>
-        </w:tc>
-        <w:tc>
-          <w:tcPr>
-            <w:tcW w:type="dxa" w:w="6840"/>
-          </w:tcPr>
-          <w:p>
-            <w:r/>
-            <w:r>
-              <w:rPr>
-                <w:rFonts w:ascii="Arial" w:hAnsi="Arial"/>
-                <w:b w:val="0"/>
-                <w:sz w:val="19"/>
-              </w:rPr>
-              <w:t>Hands-on: Lab 5: Create a Custom Branded Video Skill</w:t>
-            </w:r>
-          </w:p>
-        </w:tc>
-      </w:tr>
-      <w:tr>
-        <w:trPr>
-          <w:cantSplit/>
-        </w:trPr>
-        <w:tc>
-          <w:tcPr>
-            <w:tcW w:type="dxa" w:w="1656"/>
-            <w:shd w:val="clear" w:color="auto" w:fill="E8F0FE"/>
-          </w:tcPr>
-          <w:p>
-            <w:r/>
-            <w:r>
-              <w:rPr>
-                <w:rFonts w:ascii="Arial" w:hAnsi="Arial"/>
-                <w:b/>
-                <w:sz w:val="19"/>
-              </w:rPr>
-              <w:t>12:00–13:00</w:t>
-            </w:r>
-          </w:p>
-        </w:tc>
-        <w:tc>
-          <w:tcPr>
-            <w:tcW w:type="dxa" w:w="1296"/>
-            <w:shd w:val="clear" w:color="auto" w:fill="E8F0FE"/>
-          </w:tcPr>
-          <w:p>
-            <w:r/>
-            <w:r>
-              <w:rPr>
-                <w:rFonts w:ascii="Arial" w:hAnsi="Arial"/>
-                <w:b w:val="0"/>
-                <w:sz w:val="19"/>
-              </w:rPr>
-              <w:t>60 min</w:t>
-            </w:r>
-          </w:p>
-        </w:tc>
-        <w:tc>
-          <w:tcPr>
-            <w:tcW w:type="dxa" w:w="6840"/>
-            <w:shd w:val="clear" w:color="auto" w:fill="E8F0FE"/>
-          </w:tcPr>
-          <w:p>
-            <w:r/>
-            <w:r>
-              <w:rPr>
-                <w:rFonts w:ascii="Arial" w:hAnsi="Arial"/>
-                <w:b/>
-                <w:sz w:val="19"/>
-              </w:rPr>
-              <w:t>Topic 3 - Agent role contracts, delegation context, and parallel work</w:t>
-            </w:r>
-          </w:p>
-        </w:tc>
-      </w:tr>
-      <w:tr>
-        <w:trPr>
-          <w:cantSplit/>
-        </w:trPr>
-        <w:tc>
-          <w:tcPr>
-            <w:tcW w:type="dxa" w:w="1656"/>
-            <w:shd w:val="clear" w:color="auto" w:fill="FDE9D9"/>
-          </w:tcPr>
-          <w:p>
-            <w:r/>
-            <w:r>
-              <w:rPr>
-                <w:rFonts w:ascii="Arial" w:hAnsi="Arial"/>
-                <w:b w:val="0"/>
-                <w:sz w:val="19"/>
-              </w:rPr>
-              <w:t>13:00–14:00</w:t>
-            </w:r>
-          </w:p>
-        </w:tc>
-        <w:tc>
-          <w:tcPr>
-            <w:tcW w:type="dxa" w:w="1296"/>
-            <w:shd w:val="clear" w:color="auto" w:fill="FDE9D9"/>
-          </w:tcPr>
-          <w:p>
-            <w:r/>
-            <w:r>
-              <w:rPr>
-                <w:rFonts w:ascii="Arial" w:hAnsi="Arial"/>
-                <w:b w:val="0"/>
-                <w:sz w:val="19"/>
-              </w:rPr>
-              <w:t>60 min</w:t>
-            </w:r>
-          </w:p>
-        </w:tc>
-        <w:tc>
-          <w:tcPr>
-            <w:tcW w:type="dxa" w:w="6840"/>
-            <w:shd w:val="clear" w:color="auto" w:fill="FDE9D9"/>
-          </w:tcPr>
-          <w:p>
-            <w:r/>
-            <w:r>
-              <w:rPr>
-                <w:rFonts w:ascii="Arial" w:hAnsi="Arial"/>
-                <w:b w:val="0"/>
-                <w:sz w:val="19"/>
-              </w:rPr>
-              <w:t>Lunch break</w:t>
-            </w:r>
-          </w:p>
-        </w:tc>
-      </w:tr>
-      <w:tr>
-        <w:trPr>
-          <w:cantSplit/>
-        </w:trPr>
-        <w:tc>
-          <w:tcPr>
-            <w:tcW w:type="dxa" w:w="1656"/>
-          </w:tcPr>
-          <w:p>
-            <w:r/>
-            <w:r>
-              <w:rPr>
-                <w:rFonts w:ascii="Arial" w:hAnsi="Arial"/>
-                <w:b w:val="0"/>
-                <w:sz w:val="19"/>
-              </w:rPr>
-              <w:t>14:00–15:10</w:t>
-            </w:r>
-          </w:p>
-        </w:tc>
-        <w:tc>
-          <w:tcPr>
-            <w:tcW w:type="dxa" w:w="1296"/>
-          </w:tcPr>
-          <w:p>
-            <w:r/>
-            <w:r>
-              <w:rPr>
-                <w:rFonts w:ascii="Arial" w:hAnsi="Arial"/>
-                <w:b w:val="0"/>
-                <w:sz w:val="19"/>
-              </w:rPr>
-              <w:t>70 min</w:t>
-            </w:r>
-          </w:p>
-        </w:tc>
-        <w:tc>
-          <w:tcPr>
-            <w:tcW w:type="dxa" w:w="6840"/>
-          </w:tcPr>
-          <w:p>
-            <w:r/>
-            <w:r>
-              <w:rPr>
-                <w:rFonts w:ascii="Arial" w:hAnsi="Arial"/>
-                <w:b w:val="0"/>
-                <w:sz w:val="19"/>
-              </w:rPr>
-              <w:t>Hands-on: Lab 6: Build the Multi-Agent Video Workflow</w:t>
-            </w:r>
-          </w:p>
-        </w:tc>
-      </w:tr>
-      <w:tr>
-        <w:trPr>
-          <w:cantSplit/>
-        </w:trPr>
-        <w:tc>
-          <w:tcPr>
-            <w:tcW w:type="dxa" w:w="1656"/>
-            <w:shd w:val="clear" w:color="auto" w:fill="FFF4E5"/>
-          </w:tcPr>
-          <w:p>
-            <w:r/>
-            <w:r>
-              <w:rPr>
-                <w:rFonts w:ascii="Arial" w:hAnsi="Arial"/>
-                <w:b w:val="0"/>
-                <w:sz w:val="19"/>
-              </w:rPr>
-              <w:t>15:10–15:25</w:t>
-            </w:r>
-          </w:p>
-        </w:tc>
-        <w:tc>
-          <w:tcPr>
-            <w:tcW w:type="dxa" w:w="1296"/>
-            <w:shd w:val="clear" w:color="auto" w:fill="FFF4E5"/>
-          </w:tcPr>
-          <w:p>
-            <w:r/>
-            <w:r>
-              <w:rPr>
-                <w:rFonts w:ascii="Arial" w:hAnsi="Arial"/>
-                <w:b w:val="0"/>
-                <w:sz w:val="19"/>
-              </w:rPr>
-              <w:t>15 min</w:t>
-            </w:r>
-          </w:p>
-        </w:tc>
-        <w:tc>
-          <w:tcPr>
-            <w:tcW w:type="dxa" w:w="6840"/>
-            <w:shd w:val="clear" w:color="auto" w:fill="FFF4E5"/>
-          </w:tcPr>
-          <w:p>
-            <w:r/>
-            <w:r>
-              <w:rPr>
-                <w:rFonts w:ascii="Arial" w:hAnsi="Arial"/>
-                <w:b w:val="0"/>
-                <w:sz w:val="19"/>
-              </w:rPr>
-              <w:t>Tea break</w:t>
-            </w:r>
-          </w:p>
-        </w:tc>
-      </w:tr>
-      <w:tr>
-        <w:trPr>
-          <w:cantSplit/>
-        </w:trPr>
-        <w:tc>
-          <w:tcPr>
-            <w:tcW w:type="dxa" w:w="1656"/>
-            <w:shd w:val="clear" w:color="auto" w:fill="E8F0FE"/>
-          </w:tcPr>
-          <w:p>
-            <w:r/>
-            <w:r>
-              <w:rPr>
-                <w:rFonts w:ascii="Arial" w:hAnsi="Arial"/>
-                <w:b/>
-                <w:sz w:val="19"/>
-              </w:rPr>
-              <w:t>15:25–15:55</w:t>
-            </w:r>
-          </w:p>
-        </w:tc>
-        <w:tc>
-          <w:tcPr>
-            <w:tcW w:type="dxa" w:w="1296"/>
-            <w:shd w:val="clear" w:color="auto" w:fill="E8F0FE"/>
-          </w:tcPr>
-          <w:p>
-            <w:r/>
-            <w:r>
-              <w:rPr>
-                <w:rFonts w:ascii="Arial" w:hAnsi="Arial"/>
-                <w:b w:val="0"/>
-                <w:sz w:val="19"/>
-              </w:rPr>
-              <w:t>30 min</w:t>
-            </w:r>
-          </w:p>
-        </w:tc>
-        <w:tc>
-          <w:tcPr>
-            <w:tcW w:type="dxa" w:w="6840"/>
-            <w:shd w:val="clear" w:color="auto" w:fill="E8F0FE"/>
-          </w:tcPr>
-          <w:p>
-            <w:r/>
-            <w:r>
-              <w:rPr>
-                <w:rFonts w:ascii="Arial" w:hAnsi="Arial"/>
-                <w:b/>
-                <w:sz w:val="19"/>
-              </w:rPr>
-              <w:t>Topic 3 - Durable Kanban, approval hash, YouTube contract, and idempotency</w:t>
-            </w:r>
-          </w:p>
-        </w:tc>
-      </w:tr>
-      <w:tr>
-        <w:trPr>
-          <w:cantSplit/>
-        </w:trPr>
-        <w:tc>
-          <w:tcPr>
-            <w:tcW w:type="dxa" w:w="1656"/>
-          </w:tcPr>
-          <w:p>
-            <w:r/>
-            <w:r>
-              <w:rPr>
-                <w:rFonts w:ascii="Arial" w:hAnsi="Arial"/>
-                <w:b w:val="0"/>
-                <w:sz w:val="19"/>
-              </w:rPr>
-              <w:t>15:55–16:55</w:t>
-            </w:r>
-          </w:p>
-        </w:tc>
-        <w:tc>
-          <w:tcPr>
-            <w:tcW w:type="dxa" w:w="1296"/>
-          </w:tcPr>
-          <w:p>
-            <w:r/>
-            <w:r>
-              <w:rPr>
-                <w:rFonts w:ascii="Arial" w:hAnsi="Arial"/>
-                <w:b w:val="0"/>
-                <w:sz w:val="19"/>
-              </w:rPr>
-              <w:t>60 min</w:t>
-            </w:r>
-          </w:p>
-        </w:tc>
-        <w:tc>
-          <w:tcPr>
-            <w:tcW w:type="dxa" w:w="6840"/>
-          </w:tcPr>
-          <w:p>
-            <w:r/>
-            <w:r>
-              <w:rPr>
-                <w:rFonts w:ascii="Arial" w:hAnsi="Arial"/>
-                <w:b w:val="0"/>
-                <w:sz w:val="19"/>
-              </w:rPr>
-              <w:t>Hands-on: Lab 7: Orchestrate Kanban Review and YouTube Upload</w:t>
-            </w:r>
-          </w:p>
-        </w:tc>
-      </w:tr>
-      <w:tr>
-        <w:trPr>
-          <w:cantSplit/>
-        </w:trPr>
-        <w:tc>
-          <w:tcPr>
-            <w:tcW w:type="dxa" w:w="1656"/>
-          </w:tcPr>
-          <w:p>
-            <w:r/>
-            <w:r>
-              <w:rPr>
-                <w:rFonts w:ascii="Arial" w:hAnsi="Arial"/>
-                <w:b w:val="0"/>
-                <w:sz w:val="19"/>
-              </w:rPr>
-              <w:t>16:55–17:45</w:t>
-            </w:r>
-          </w:p>
-        </w:tc>
-        <w:tc>
-          <w:tcPr>
-            <w:tcW w:type="dxa" w:w="1296"/>
-          </w:tcPr>
-          <w:p>
-            <w:r/>
-            <w:r>
-              <w:rPr>
-                <w:rFonts w:ascii="Arial" w:hAnsi="Arial"/>
-                <w:b w:val="0"/>
-                <w:sz w:val="19"/>
-              </w:rPr>
-              <w:t>50 min</w:t>
-            </w:r>
-          </w:p>
-        </w:tc>
-        <w:tc>
-          <w:tcPr>
-            <w:tcW w:type="dxa" w:w="6840"/>
-          </w:tcPr>
-          <w:p>
-            <w:r/>
-            <w:r>
-              <w:rPr>
-                <w:rFonts w:ascii="Arial" w:hAnsi="Arial"/>
-                <w:b w:val="0"/>
-                <w:sz w:val="19"/>
-              </w:rPr>
-              <w:t>Hands-on: Lab 8: Schedule Controlled Video Publishing with Hermes Cron</w:t>
-            </w:r>
-          </w:p>
-        </w:tc>
-      </w:tr>
-      <w:tr>
-        <w:trPr>
-          <w:cantSplit/>
-        </w:trPr>
-        <w:tc>
-          <w:tcPr>
-            <w:tcW w:type="dxa" w:w="1656"/>
-            <w:shd w:val="clear" w:color="auto" w:fill="F3F5F8"/>
-          </w:tcPr>
-          <w:p>
-            <w:r/>
-            <w:r>
-              <w:rPr>
-                <w:rFonts w:ascii="Arial" w:hAnsi="Arial"/>
-                <w:b w:val="0"/>
-                <w:sz w:val="19"/>
-              </w:rPr>
-              <w:t>17:45–18:30</w:t>
-            </w:r>
-          </w:p>
-        </w:tc>
-        <w:tc>
-          <w:tcPr>
-            <w:tcW w:type="dxa" w:w="1296"/>
-            <w:shd w:val="clear" w:color="auto" w:fill="F3F5F8"/>
-          </w:tcPr>
-          <w:p>
-            <w:r/>
-            <w:r>
-              <w:rPr>
-                <w:rFonts w:ascii="Arial" w:hAnsi="Arial"/>
-                <w:b w:val="0"/>
-                <w:sz w:val="19"/>
-              </w:rPr>
-              <w:t>45 min</w:t>
-            </w:r>
-          </w:p>
-        </w:tc>
-        <w:tc>
-          <w:tcPr>
-            <w:tcW w:type="dxa" w:w="6840"/>
-            <w:shd w:val="clear" w:color="auto" w:fill="F3F5F8"/>
-          </w:tcPr>
-          <w:p>
-            <w:r/>
-            <w:r>
-              <w:rPr>
-                <w:rFonts w:ascii="Arial" w:hAnsi="Arial"/>
-                <w:b w:val="0"/>
-                <w:sz w:val="19"/>
-              </w:rPr>
-              <w:t>Integrated workflow demonstration, next steps, and course recap</w:t>
-            </w:r>
-          </w:p>
-        </w:tc>
-      </w:tr>
-    </w:tbl>
-    <w:p>
-      <w:r>
-        <w:rPr>
-          <w:i/>
-          <w:color w:val="555B66"/>
-          <w:sz w:val="19"/>
-        </w:rPr>
-        <w:t>Total scheduled time: 480 minutes (8 hours) excluding lunch — of which 450 minutes (7.5 hours) are instructional, plus 30 minutes of tea breaks.</w:t>
-      </w:r>
-    </w:p>
-    <w:p>
-      <w:r>
-        <w:br w:type="page"/>
-      </w:r>
-    </w:p>
-    <w:p>
-      <w:pPr>
-        <w:pStyle w:val="Heading1"/>
-        <w:keepNext/>
-      </w:pPr>
-      <w:r>
-        <w:t>Lab Reference (aligned to course topics)</w:t>
-      </w:r>
-    </w:p>
-    <w:tbl>
-      <w:tblPr>
-        <w:tblStyle w:val="TableGrid"/>
-        <w:tblW w:type="auto" w:w="0"/>
-        <w:tblLook w:firstColumn="1" w:firstRow="1" w:lastColumn="0" w:lastRow="0" w:noHBand="0" w:noVBand="1" w:val="04A0"/>
-      </w:tblPr>
-      <w:tblGrid>
-        <w:gridCol w:w="2880"/>
-        <w:gridCol w:w="2880"/>
-        <w:gridCol w:w="2880"/>
-      </w:tblGrid>
-      <w:tr>
-        <w:trPr>
-          <w:tblHeader w:val="true"/>
-          <w:cantSplit/>
-        </w:trPr>
-        <w:tc>
-          <w:tcPr>
-            <w:tcW w:type="dxa" w:w="2880"/>
-            <w:shd w:val="clear" w:color="auto" w:fill="1F6FEB"/>
-          </w:tcPr>
-          <w:p>
+            <w:pPr>
+              <w:spacing w:after="40"/>
+            </w:pPr>
             <w:r/>
             <w:r>
               <w:rPr>
                 <w:rFonts w:ascii="Arial" w:hAnsi="Arial"/>
                 <w:b/>
                 <w:color w:val="FFFFFF"/>
-                <w:sz w:val="20"/>
+                <w:sz w:val="16"/>
               </w:rPr>
-              <w:t>Topic</w:t>
+              <w:t>Resources</w:t>
             </w:r>
           </w:p>
         </w:tc>
         <w:tc>
           <w:tcPr>
-            <w:tcW w:type="dxa" w:w="2880"/>
-            <w:shd w:val="clear" w:color="auto" w:fill="1F6FEB"/>
+            <w:tcW w:type="dxa" w:w="2028"/>
+            <w:vAlign w:val="center"/>
+            <w:shd w:fill="0D3056"/>
           </w:tcPr>
           <w:p>
+            <w:pPr>
+              <w:spacing w:after="40"/>
+            </w:pPr>
             <w:r/>
             <w:r>
               <w:rPr>
                 <w:rFonts w:ascii="Arial" w:hAnsi="Arial"/>
                 <w:b/>
                 <w:color w:val="FFFFFF"/>
-                <w:sz w:val="20"/>
+                <w:sz w:val="16"/>
               </w:rPr>
-              <w:t>Coverage</w:t>
+              <w:t>Evidence / outcome</w:t>
+            </w:r>
+          </w:p>
+        </w:tc>
+      </w:tr>
+      <w:tr>
+        <w:tc>
+          <w:tcPr>
+            <w:tcW w:type="dxa" w:w="2028"/>
+            <w:vAlign w:val="center"/>
+          </w:tcPr>
+          <w:p>
+            <w:pPr>
+              <w:spacing w:after="40"/>
+            </w:pPr>
+            <w:r/>
+            <w:r>
+              <w:rPr>
+                <w:rFonts w:ascii="Arial" w:hAnsi="Arial"/>
+                <w:b/>
+                <w:color w:val="1875C4"/>
+                <w:sz w:val="16"/>
+              </w:rPr>
+              <w:t>09:00–10:45</w:t>
             </w:r>
           </w:p>
         </w:tc>
         <w:tc>
           <w:tcPr>
-            <w:tcW w:type="dxa" w:w="2880"/>
-            <w:shd w:val="clear" w:color="auto" w:fill="1F6FEB"/>
+            <w:tcW w:type="dxa" w:w="2028"/>
+            <w:vAlign w:val="center"/>
           </w:tcPr>
           <w:p>
+            <w:pPr>
+              <w:spacing w:after="40"/>
+            </w:pPr>
+            <w:r/>
+            <w:r>
+              <w:rPr>
+                <w:rFonts w:ascii="Arial" w:hAnsi="Arial"/>
+                <w:b w:val="0"/>
+                <w:sz w:val="16"/>
+              </w:rPr>
+              <w:t>Remotion, Manim, Higgsfield, FFmpeg and Hermes skill anatomy</w:t>
+            </w:r>
+          </w:p>
+        </w:tc>
+        <w:tc>
+          <w:tcPr>
+            <w:tcW w:type="dxa" w:w="2028"/>
+            <w:vAlign w:val="center"/>
+          </w:tcPr>
+          <w:p>
+            <w:pPr>
+              <w:spacing w:after="40"/>
+            </w:pPr>
+            <w:r/>
+            <w:r>
+              <w:rPr>
+                <w:rFonts w:ascii="Arial" w:hAnsi="Arial"/>
+                <w:b w:val="0"/>
+                <w:sz w:val="16"/>
+              </w:rPr>
+              <w:t>Mechanism dialogue + technical demonstration</w:t>
+            </w:r>
+          </w:p>
+        </w:tc>
+        <w:tc>
+          <w:tcPr>
+            <w:tcW w:type="dxa" w:w="2028"/>
+            <w:vAlign w:val="center"/>
+          </w:tcPr>
+          <w:p>
+            <w:pPr>
+              <w:spacing w:after="40"/>
+            </w:pPr>
+            <w:r/>
+            <w:r>
+              <w:rPr>
+                <w:rFonts w:ascii="Arial" w:hAnsi="Arial"/>
+                <w:b w:val="0"/>
+                <w:sz w:val="16"/>
+              </w:rPr>
+              <w:t>Slides 76–105</w:t>
+            </w:r>
+          </w:p>
+        </w:tc>
+        <w:tc>
+          <w:tcPr>
+            <w:tcW w:type="dxa" w:w="2028"/>
+            <w:vAlign w:val="center"/>
+          </w:tcPr>
+          <w:p>
+            <w:pPr>
+              <w:spacing w:after="40"/>
+            </w:pPr>
+            <w:r/>
+            <w:r>
+              <w:rPr>
+                <w:rFonts w:ascii="Arial" w:hAnsi="Arial"/>
+                <w:b w:val="0"/>
+                <w:sz w:val="16"/>
+              </w:rPr>
+              <w:t>Tool registry; skill contracts; render evidence</w:t>
+            </w:r>
+          </w:p>
+        </w:tc>
+      </w:tr>
+      <w:tr>
+        <w:tc>
+          <w:tcPr>
+            <w:tcW w:type="dxa" w:w="2028"/>
+            <w:vAlign w:val="center"/>
+          </w:tcPr>
+          <w:p>
+            <w:pPr>
+              <w:spacing w:after="40"/>
+            </w:pPr>
             <w:r/>
             <w:r>
               <w:rPr>
                 <w:rFonts w:ascii="Arial" w:hAnsi="Arial"/>
                 <w:b/>
-                <w:color w:val="FFFFFF"/>
-                <w:sz w:val="20"/>
+                <w:color w:val="1875C4"/>
+                <w:sz w:val="16"/>
               </w:rPr>
-              <w:t>Labs</w:t>
+              <w:t>10:45–12:30</w:t>
+            </w:r>
+          </w:p>
+        </w:tc>
+        <w:tc>
+          <w:tcPr>
+            <w:tcW w:type="dxa" w:w="2028"/>
+            <w:vAlign w:val="center"/>
+          </w:tcPr>
+          <w:p>
+            <w:pPr>
+              <w:spacing w:after="40"/>
+            </w:pPr>
+            <w:r/>
+            <w:r>
+              <w:rPr>
+                <w:rFonts w:ascii="Arial" w:hAnsi="Arial"/>
+                <w:b w:val="0"/>
+                <w:sz w:val="16"/>
+              </w:rPr>
+              <w:t>Custom brand-video skill, technical QA and repair</w:t>
+            </w:r>
+          </w:p>
+        </w:tc>
+        <w:tc>
+          <w:tcPr>
+            <w:tcW w:type="dxa" w:w="2028"/>
+            <w:vAlign w:val="center"/>
+          </w:tcPr>
+          <w:p>
+            <w:pPr>
+              <w:spacing w:after="40"/>
+            </w:pPr>
+            <w:r/>
+            <w:r>
+              <w:rPr>
+                <w:rFonts w:ascii="Arial" w:hAnsi="Arial"/>
+                <w:b w:val="0"/>
+                <w:sz w:val="16"/>
+              </w:rPr>
+              <w:t>Evidence review + skill construction</w:t>
+            </w:r>
+          </w:p>
+        </w:tc>
+        <w:tc>
+          <w:tcPr>
+            <w:tcW w:type="dxa" w:w="2028"/>
+            <w:vAlign w:val="center"/>
+          </w:tcPr>
+          <w:p>
+            <w:pPr>
+              <w:spacing w:after="40"/>
+            </w:pPr>
+            <w:r/>
+            <w:r>
+              <w:rPr>
+                <w:rFonts w:ascii="Arial" w:hAnsi="Arial"/>
+                <w:b w:val="0"/>
+                <w:sz w:val="16"/>
+              </w:rPr>
+              <w:t>Slides 106–133</w:t>
+            </w:r>
+          </w:p>
+        </w:tc>
+        <w:tc>
+          <w:tcPr>
+            <w:tcW w:type="dxa" w:w="2028"/>
+            <w:vAlign w:val="center"/>
+          </w:tcPr>
+          <w:p>
+            <w:pPr>
+              <w:spacing w:after="40"/>
+            </w:pPr>
+            <w:r/>
+            <w:r>
+              <w:rPr>
+                <w:rFonts w:ascii="Arial" w:hAnsi="Arial"/>
+                <w:b w:val="0"/>
+                <w:sz w:val="16"/>
+              </w:rPr>
+              <w:t>Branded MP4, probe, review and versioned repair</w:t>
             </w:r>
           </w:p>
         </w:tc>
       </w:tr>
       <w:tr>
-        <w:trPr>
-          <w:cantSplit/>
-        </w:trPr>
         <w:tc>
           <w:tcPr>
-            <w:tcW w:type="dxa" w:w="2880"/>
-            <w:shd w:val="clear" w:color="auto" w:fill="E8F0FE"/>
+            <w:tcW w:type="dxa" w:w="2028"/>
+            <w:vAlign w:val="center"/>
           </w:tcPr>
           <w:p>
+            <w:pPr>
+              <w:spacing w:after="40"/>
+            </w:pPr>
             <w:r/>
             <w:r>
               <w:rPr>
                 <w:rFonts w:ascii="Arial" w:hAnsi="Arial"/>
                 <w:b/>
-                <w:sz w:val="19"/>
+                <w:color w:val="1875C4"/>
+                <w:sz w:val="16"/>
               </w:rPr>
-              <w:t>Topic 01: Hermes Agent Setup, MiniMax M3 and Video Prompt Engineering</w:t>
+              <w:t>12:30–13:30</w:t>
             </w:r>
           </w:p>
         </w:tc>
         <w:tc>
           <w:tcPr>
-            <w:tcW w:type="dxa" w:w="2880"/>
-            <w:shd w:val="clear" w:color="auto" w:fill="E8F0FE"/>
+            <w:tcW w:type="dxa" w:w="2028"/>
+            <w:vAlign w:val="center"/>
           </w:tcPr>
           <w:p>
+            <w:pPr>
+              <w:spacing w:after="40"/>
+            </w:pPr>
             <w:r/>
             <w:r>
               <w:rPr>
                 <w:rFonts w:ascii="Arial" w:hAnsi="Arial"/>
                 <w:b w:val="0"/>
-                <w:sz w:val="19"/>
+                <w:sz w:val="16"/>
               </w:rPr>
-              <w:t>Day 1 morning and early afternoon | 3 labs</w:t>
+              <w:t>Lunch</w:t>
             </w:r>
           </w:p>
         </w:tc>
         <w:tc>
           <w:tcPr>
-            <w:tcW w:type="dxa" w:w="2880"/>
+            <w:tcW w:type="dxa" w:w="2028"/>
+            <w:vAlign w:val="center"/>
           </w:tcPr>
           <w:p>
+            <w:pPr>
+              <w:spacing w:after="40"/>
+            </w:pPr>
             <w:r/>
             <w:r>
               <w:rPr>
                 <w:rFonts w:ascii="Arial" w:hAnsi="Arial"/>
                 <w:b w:val="0"/>
-                <w:sz w:val="19"/>
+                <w:sz w:val="16"/>
               </w:rPr>
-              <w:t>Lab 1, Lab 2, Lab 3</w:t>
+              <w:t>—</w:t>
+            </w:r>
+          </w:p>
+        </w:tc>
+        <w:tc>
+          <w:tcPr>
+            <w:tcW w:type="dxa" w:w="2028"/>
+            <w:vAlign w:val="center"/>
+          </w:tcPr>
+          <w:p>
+            <w:pPr>
+              <w:spacing w:after="40"/>
+            </w:pPr>
+            <w:r/>
+            <w:r>
+              <w:rPr>
+                <w:rFonts w:ascii="Arial" w:hAnsi="Arial"/>
+                <w:b w:val="0"/>
+                <w:sz w:val="16"/>
+              </w:rPr>
+              <w:t>—</w:t>
+            </w:r>
+          </w:p>
+        </w:tc>
+        <w:tc>
+          <w:tcPr>
+            <w:tcW w:type="dxa" w:w="2028"/>
+            <w:vAlign w:val="center"/>
+          </w:tcPr>
+          <w:p>
+            <w:pPr>
+              <w:spacing w:after="40"/>
+            </w:pPr>
+            <w:r/>
+            <w:r>
+              <w:rPr>
+                <w:rFonts w:ascii="Arial" w:hAnsi="Arial"/>
+                <w:b w:val="0"/>
+                <w:sz w:val="16"/>
+              </w:rPr>
+              <w:t>—</w:t>
             </w:r>
           </w:p>
         </w:tc>
       </w:tr>
       <w:tr>
-        <w:trPr>
-          <w:cantSplit/>
-        </w:trPr>
         <w:tc>
           <w:tcPr>
-            <w:tcW w:type="dxa" w:w="2880"/>
-            <w:shd w:val="clear" w:color="auto" w:fill="E8F0FE"/>
+            <w:tcW w:type="dxa" w:w="2028"/>
+            <w:vAlign w:val="center"/>
           </w:tcPr>
           <w:p>
+            <w:pPr>
+              <w:spacing w:after="40"/>
+            </w:pPr>
             <w:r/>
             <w:r>
               <w:rPr>
                 <w:rFonts w:ascii="Arial" w:hAnsi="Arial"/>
                 <w:b/>
-                <w:sz w:val="19"/>
+                <w:color w:val="1875C4"/>
+                <w:sz w:val="16"/>
               </w:rPr>
-              <w:t>Topic 02: Video Tools, Hermes Skills and Custom Brand Production</w:t>
+              <w:t>13:30–15:15</w:t>
             </w:r>
           </w:p>
         </w:tc>
         <w:tc>
           <w:tcPr>
-            <w:tcW w:type="dxa" w:w="2880"/>
-            <w:shd w:val="clear" w:color="auto" w:fill="E8F0FE"/>
+            <w:tcW w:type="dxa" w:w="2028"/>
+            <w:vAlign w:val="center"/>
           </w:tcPr>
           <w:p>
+            <w:pPr>
+              <w:spacing w:after="40"/>
+            </w:pPr>
             <w:r/>
             <w:r>
               <w:rPr>
                 <w:rFonts w:ascii="Arial" w:hAnsi="Arial"/>
                 <w:b w:val="0"/>
-                <w:sz w:val="19"/>
+                <w:sz w:val="16"/>
               </w:rPr>
-              <w:t>Day 1 late afternoon and Day 2 morning | 2 labs</w:t>
+              <w:t>Labs 04–06: tools, custom skill and multi-agent workflow</w:t>
             </w:r>
           </w:p>
         </w:tc>
         <w:tc>
           <w:tcPr>
-            <w:tcW w:type="dxa" w:w="2880"/>
+            <w:tcW w:type="dxa" w:w="2028"/>
+            <w:vAlign w:val="center"/>
           </w:tcPr>
           <w:p>
+            <w:pPr>
+              <w:spacing w:after="40"/>
+            </w:pPr>
             <w:r/>
             <w:r>
               <w:rPr>
                 <w:rFonts w:ascii="Arial" w:hAnsi="Arial"/>
                 <w:b w:val="0"/>
-                <w:sz w:val="19"/>
+                <w:sz w:val="16"/>
               </w:rPr>
-              <w:t>Lab 4, Lab 5</w:t>
+              <w:t>Guided lab; verifier-led evidence</w:t>
+            </w:r>
+          </w:p>
+        </w:tc>
+        <w:tc>
+          <w:tcPr>
+            <w:tcW w:type="dxa" w:w="2028"/>
+            <w:vAlign w:val="center"/>
+          </w:tcPr>
+          <w:p>
+            <w:pPr>
+              <w:spacing w:after="40"/>
+            </w:pPr>
+            <w:r/>
+            <w:r>
+              <w:rPr>
+                <w:rFonts w:ascii="Arial" w:hAnsi="Arial"/>
+                <w:b w:val="0"/>
+                <w:sz w:val="16"/>
+              </w:rPr>
+              <w:t>Topic 2/3 lab slides + LG §5.4–5.6</w:t>
+            </w:r>
+          </w:p>
+        </w:tc>
+        <w:tc>
+          <w:tcPr>
+            <w:tcW w:type="dxa" w:w="2028"/>
+            <w:vAlign w:val="center"/>
+          </w:tcPr>
+          <w:p>
+            <w:pPr>
+              <w:spacing w:after="40"/>
+            </w:pPr>
+            <w:r/>
+            <w:r>
+              <w:rPr>
+                <w:rFonts w:ascii="Arial" w:hAnsi="Arial"/>
+                <w:b w:val="0"/>
+                <w:sz w:val="16"/>
+              </w:rPr>
+              <w:t>Tool registry, branded video and role handoffs</w:t>
             </w:r>
           </w:p>
         </w:tc>
       </w:tr>
       <w:tr>
-        <w:trPr>
-          <w:cantSplit/>
-        </w:trPr>
         <w:tc>
           <w:tcPr>
-            <w:tcW w:type="dxa" w:w="2880"/>
-            <w:shd w:val="clear" w:color="auto" w:fill="E8F0FE"/>
+            <w:tcW w:type="dxa" w:w="2028"/>
+            <w:vAlign w:val="center"/>
           </w:tcPr>
           <w:p>
+            <w:pPr>
+              <w:spacing w:after="40"/>
+            </w:pPr>
             <w:r/>
             <w:r>
               <w:rPr>
                 <w:rFonts w:ascii="Arial" w:hAnsi="Arial"/>
                 <w:b/>
-                <w:sz w:val="19"/>
+                <w:color w:val="1875C4"/>
+                <w:sz w:val="16"/>
               </w:rPr>
-              <w:t>Topic 03: Multi-Agent Kanban, YouTube Release and Scheduled Publishing</w:t>
+              <w:t>15:15–16:00</w:t>
             </w:r>
           </w:p>
         </w:tc>
         <w:tc>
           <w:tcPr>
-            <w:tcW w:type="dxa" w:w="2880"/>
-            <w:shd w:val="clear" w:color="auto" w:fill="E8F0FE"/>
+            <w:tcW w:type="dxa" w:w="2028"/>
+            <w:vAlign w:val="center"/>
           </w:tcPr>
           <w:p>
+            <w:pPr>
+              <w:spacing w:after="40"/>
+            </w:pPr>
             <w:r/>
             <w:r>
               <w:rPr>
                 <w:rFonts w:ascii="Arial" w:hAnsi="Arial"/>
                 <w:b w:val="0"/>
-                <w:sz w:val="19"/>
+                <w:sz w:val="16"/>
               </w:rPr>
-              <w:t>Day 2 afternoon | 3 labs</w:t>
+              <w:t>Labs 07–08: Kanban, private YouTube upload and cron</w:t>
             </w:r>
           </w:p>
         </w:tc>
         <w:tc>
           <w:tcPr>
-            <w:tcW w:type="dxa" w:w="2880"/>
+            <w:tcW w:type="dxa" w:w="2028"/>
+            <w:vAlign w:val="center"/>
           </w:tcPr>
           <w:p>
+            <w:pPr>
+              <w:spacing w:after="40"/>
+            </w:pPr>
             <w:r/>
             <w:r>
               <w:rPr>
                 <w:rFonts w:ascii="Arial" w:hAnsi="Arial"/>
                 <w:b w:val="0"/>
-                <w:sz w:val="19"/>
+                <w:sz w:val="16"/>
               </w:rPr>
-              <w:t>Lab 6, Lab 7, Lab 8</w:t>
+              <w:t>Dry-run orchestration + decision review</w:t>
+            </w:r>
+          </w:p>
+        </w:tc>
+        <w:tc>
+          <w:tcPr>
+            <w:tcW w:type="dxa" w:w="2028"/>
+            <w:vAlign w:val="center"/>
+          </w:tcPr>
+          <w:p>
+            <w:pPr>
+              <w:spacing w:after="40"/>
+            </w:pPr>
+            <w:r/>
+            <w:r>
+              <w:rPr>
+                <w:rFonts w:ascii="Arial" w:hAnsi="Arial"/>
+                <w:b w:val="0"/>
+                <w:sz w:val="16"/>
+              </w:rPr>
+              <w:t>Slides 134–184; LG §5.7–5.8</w:t>
+            </w:r>
+          </w:p>
+        </w:tc>
+        <w:tc>
+          <w:tcPr>
+            <w:tcW w:type="dxa" w:w="2028"/>
+            <w:vAlign w:val="center"/>
+          </w:tcPr>
+          <w:p>
+            <w:pPr>
+              <w:spacing w:after="40"/>
+            </w:pPr>
+            <w:r/>
+            <w:r>
+              <w:rPr>
+                <w:rFonts w:ascii="Arial" w:hAnsi="Arial"/>
+                <w:b w:val="0"/>
+                <w:sz w:val="16"/>
+              </w:rPr>
+              <w:t>Kanban graph, upload preview and paused cron evidence</w:t>
             </w:r>
           </w:p>
         </w:tc>
       </w:tr>
     </w:tbl>
+    <w:p/>
+    <w:p>
+      <w:pPr>
+        <w:pStyle w:val="Heading1"/>
+      </w:pPr>
+      <w:r>
+        <w:t>6. Trainer Preparation Checklist</w:t>
+      </w:r>
+    </w:p>
+    <w:p>
+      <w:pPr>
+        <w:pStyle w:val="ListBullet"/>
+      </w:pPr>
+      <w:r>
+        <w:t>Confirm the course identity, version and 192-slide deck before class.</w:t>
+      </w:r>
+    </w:p>
+    <w:p>
+      <w:pPr>
+        <w:pStyle w:val="ListBullet"/>
+      </w:pPr>
+      <w:r>
+        <w:t>Verify that every lab folder contains README, AI-PROMPTS Markdown/PDF, synthetic data, starter files, evidence checklist and verify.py.</w:t>
+      </w:r>
+    </w:p>
+    <w:p>
+      <w:pPr>
+        <w:pStyle w:val="ListBullet"/>
+      </w:pPr>
+      <w:r>
+        <w:t>Confirm Hermes Desktop and MiniMax-M3 access; keep YouTube private and cron paused until the named approval gate.</w:t>
+      </w:r>
+    </w:p>
+    <w:p>
+      <w:pPr>
+        <w:pStyle w:val="ListBullet"/>
+      </w:pPr>
+      <w:r>
+        <w:t>Test LMS and attendance access without exposing credentials on projected screens.</w:t>
+      </w:r>
+    </w:p>
+    <w:p>
+      <w:pPr>
+        <w:pStyle w:val="Heading1"/>
+      </w:pPr>
+      <w:r>
+        <w:t>7. References</w:t>
+      </w:r>
+    </w:p>
+    <w:p>
+      <w:pPr>
+        <w:pStyle w:val="ListBullet"/>
+      </w:pPr>
+      <w:r>
+        <w:rPr>
+          <w:b/>
+        </w:rPr>
+        <w:t>Official course page: https://www.tertiarycourses.com.sg/agentic-ai-for-video-creation.html — Course identity, duration and outcomes</w:t>
+      </w:r>
+      <w:r/>
+    </w:p>
+    <w:p>
+      <w:pPr>
+        <w:pStyle w:val="ListBullet"/>
+      </w:pPr>
+      <w:r>
+        <w:rPr>
+          <w:b/>
+        </w:rPr>
+        <w:t xml:space="preserve">Hermes Desktop: </w:t>
+      </w:r>
+      <w:r>
+        <w:t>https://hermes-agent.nousresearch.com/desktop — Official desktop installer and supported operating systems</w:t>
+      </w:r>
+    </w:p>
+    <w:p>
+      <w:pPr>
+        <w:pStyle w:val="ListBullet"/>
+      </w:pPr>
+      <w:r>
+        <w:rPr>
+          <w:b/>
+        </w:rPr>
+        <w:t xml:space="preserve">Hermes Agent installation: </w:t>
+      </w:r>
+      <w:r>
+        <w:t>https://hermes-agent.nousresearch.com/docs/getting-started/installation — Desktop and CLI installation plus diagnostic commands</w:t>
+      </w:r>
+    </w:p>
+    <w:p>
+      <w:pPr>
+        <w:pStyle w:val="ListBullet"/>
+      </w:pPr>
+      <w:r>
+        <w:rPr>
+          <w:b/>
+        </w:rPr>
+        <w:t xml:space="preserve">Hermes model configuration: </w:t>
+      </w:r>
+      <w:r>
+        <w:t>https://hermes-agent.nousresearch.com/docs/user-guide/configuring-models — Provider, model and auxiliary-task configuration</w:t>
+      </w:r>
+    </w:p>
+    <w:p>
+      <w:pPr>
+        <w:pStyle w:val="ListBullet"/>
+      </w:pPr>
+      <w:r>
+        <w:rPr>
+          <w:b/>
+        </w:rPr>
+        <w:t xml:space="preserve">MiniMax M3: </w:t>
+      </w:r>
+      <w:r>
+        <w:t>https://www.minimax.io/models/text/m3 — Current MiniMax-M3 model identifier and agentic capabilities</w:t>
+      </w:r>
+    </w:p>
+    <w:p>
+      <w:pPr>
+        <w:pStyle w:val="ListBullet"/>
+      </w:pPr>
+      <w:r>
+        <w:rPr>
+          <w:b/>
+        </w:rPr>
+        <w:t xml:space="preserve">Hermes skills: </w:t>
+      </w:r>
+      <w:r>
+        <w:t>https://hermes-agent.nousresearch.com/docs/guides/work-with-skills — Skill discovery, invocation and custom SKILL.md structure</w:t>
+      </w:r>
+    </w:p>
+    <w:p>
+      <w:pPr>
+        <w:pStyle w:val="ListBullet"/>
+      </w:pPr>
+      <w:r>
+        <w:rPr>
+          <w:b/>
+        </w:rPr>
+        <w:t xml:space="preserve">Hermes delegation: </w:t>
+      </w:r>
+      <w:r>
+        <w:t>https://hermes-agent.nousresearch.com/docs/guides/delegation-patterns — Isolated subagents, explicit context and parallel work</w:t>
+      </w:r>
+    </w:p>
+    <w:p>
+      <w:pPr>
+        <w:pStyle w:val="ListBullet"/>
+      </w:pPr>
+      <w:r>
+        <w:rPr>
+          <w:b/>
+        </w:rPr>
+        <w:t xml:space="preserve">Hermes Kanban: </w:t>
+      </w:r>
+      <w:r>
+        <w:t>https://hermes-agent.nousresearch.com/docs/user-guide/features/kanban — Durable multi-agent task dependencies and review states</w:t>
+      </w:r>
+    </w:p>
+    <w:p>
+      <w:pPr>
+        <w:pStyle w:val="ListBullet"/>
+      </w:pPr>
+      <w:r>
+        <w:rPr>
+          <w:b/>
+        </w:rPr>
+        <w:t xml:space="preserve">Hermes scheduled tasks: </w:t>
+      </w:r>
+      <w:r>
+        <w:t>https://hermes-agent.nousresearch.com/docs/user-guide/features/cron — Cron jobs, attached skills and fresh-session behavior</w:t>
+      </w:r>
+    </w:p>
+    <w:p>
+      <w:pPr>
+        <w:pStyle w:val="ListBullet"/>
+      </w:pPr>
+      <w:r>
+        <w:rPr>
+          <w:b/>
+        </w:rPr>
+        <w:t xml:space="preserve">Remotion documentation: </w:t>
+      </w:r>
+      <w:r>
+        <w:t>https://www.remotion.dev/docs — Code-driven video compositions and rendering</w:t>
+      </w:r>
+    </w:p>
+    <w:p>
+      <w:pPr>
+        <w:pStyle w:val="ListBullet"/>
+      </w:pPr>
+      <w:r>
+        <w:rPr>
+          <w:b/>
+        </w:rPr>
+        <w:t xml:space="preserve">Manim documentation: </w:t>
+      </w:r>
+      <w:r>
+        <w:t>https://docs.manim.community/ — Programmatic explanatory animation</w:t>
+      </w:r>
+    </w:p>
+    <w:p>
+      <w:pPr>
+        <w:pStyle w:val="ListBullet"/>
+      </w:pPr>
+      <w:r>
+        <w:rPr>
+          <w:b/>
+        </w:rPr>
+        <w:t xml:space="preserve">Higgsfield: </w:t>
+      </w:r>
+      <w:r>
+        <w:t>https://higgsfield.ai/ — Generative video shot production; verify current account and quota terms</w:t>
+      </w:r>
+    </w:p>
+    <w:p>
+      <w:pPr>
+        <w:pStyle w:val="ListBullet"/>
+      </w:pPr>
+      <w:r>
+        <w:rPr>
+          <w:b/>
+        </w:rPr>
+        <w:t xml:space="preserve">YouTube videos.insert: </w:t>
+      </w:r>
+      <w:r>
+        <w:t>https://developers.google.com/youtube/v3/docs/videos/insert — OAuth upload, snippet and status fields</w:t>
+      </w:r>
+    </w:p>
+    <w:p>
+      <w:pPr>
+        <w:pStyle w:val="ListBullet"/>
+      </w:pPr>
+      <w:r>
+        <w:rPr>
+          <w:b/>
+        </w:rPr>
+        <w:t xml:space="preserve">AI Video Prompting: </w:t>
+      </w:r>
+      <w:r>
+        <w:t>reference/AI Video Prompting.pdf — Shot grammar, camera movement and continuity patterns</w:t>
+      </w:r>
+    </w:p>
+    <w:p>
+      <w:pPr>
+        <w:pStyle w:val="ListBullet"/>
+      </w:pPr>
+      <w:r>
+        <w:rPr>
+          <w:b/>
+        </w:rPr>
+        <w:t xml:space="preserve">Hermes Agent The Complete Developers: </w:t>
+      </w:r>
+      <w:r>
+        <w:t>reference/Hermes Agent The Complete Developers.pdf — Supplied reference for agent architecture, tools, memory and orchestration</w:t>
+      </w:r>
+    </w:p>
     <w:sectPr>
-      <w:footerReference w:type="default" r:id="rId10"/>
+      <w:footerReference w:type="default" r:id="rId9"/>
+      <w:headerReference w:type="default" r:id="rId11"/>
       <w:pgSz w:w="12240" w:h="15840"/>
-      <w:pgMar w:top="1440" w:right="1800" w:bottom="1440" w:left="1800" w:header="720" w:footer="720" w:gutter="0"/>
+      <w:pgMar w:top="1020" w:right="1049" w:bottom="964" w:left="1049" w:header="720" w:footer="720" w:gutter="0"/>
       <w:cols w:space="720"/>
       <w:docGrid w:linePitch="360"/>
     </w:sectPr>
@@ -2761,55 +3078,26 @@
       <w:pStyle w:val="Footer"/>
       <w:jc w:val="center"/>
     </w:pPr>
-    <w:r/>
     <w:r>
       <w:rPr>
-        <w:color w:val="555B66"/>
-        <w:sz w:val="18"/>
-      </w:rPr>
-      <w:t xml:space="preserve">Page </w:t>
-    </w:r>
-    <w:r>
-      <w:rPr>
-        <w:sz w:val="18"/>
-      </w:rPr>
-      <w:fldChar w:fldCharType="begin"/>
-      <w:instrText xml:space="preserve">PAGE</w:instrText>
-      <w:fldChar w:fldCharType="separate"/>
-      <w:t>1</w:t>
-      <w:fldChar w:fldCharType="end"/>
-    </w:r>
-    <w:r>
-      <w:rPr>
-        <w:color w:val="555B66"/>
-        <w:sz w:val="18"/>
-      </w:rPr>
-      <w:t xml:space="preserve"> of </w:t>
-    </w:r>
-    <w:r>
-      <w:rPr>
-        <w:sz w:val="18"/>
-      </w:rPr>
-      <w:fldChar w:fldCharType="begin"/>
-      <w:instrText xml:space="preserve">NUMPAGES</w:instrText>
-      <w:fldChar w:fldCharType="separate"/>
-      <w:t>1</w:t>
-      <w:fldChar w:fldCharType="end"/>
-    </w:r>
-  </w:p>
-  <w:p>
-    <w:pPr>
-      <w:jc w:val="center"/>
-    </w:pPr>
-    <w:r>
-      <w:rPr>
-        <w:color w:val="555B66"/>
-        <w:sz w:val="15"/>
-      </w:rPr>
-      <w:t>© 2026 Tertiary Infotech Academy Pte Ltd. All rights reserved.  ·  www.tertiarycourses.com.sg</w:t>
+        <w:rFonts w:ascii="Arial" w:hAnsi="Arial"/>
+        <w:color w:val="526577"/>
+        <w:sz w:val="16"/>
+      </w:rPr>
+      <w:t>Agentic AI for Video Creation  •  C436  •  v2.0  |  © Tertiary Infotech Academy Pte Ltd</w:t>
     </w:r>
   </w:p>
 </w:ftr>
+</file>
+
+<file path=word/header1.xml><?xml version="1.0" encoding="utf-8"?>
+<w:hdr xmlns:m="http://schemas.openxmlformats.org/officeDocument/2006/math" xmlns:mc="http://schemas.openxmlformats.org/markup-compatibility/2006" xmlns:mo="http://schemas.microsoft.com/office/mac/office/2008/main" xmlns:mv="urn:schemas-microsoft-com:mac:vml" xmlns:o="urn:schemas-microsoft-com:office:office" xmlns:r="http://schemas.openxmlformats.org/officeDocument/2006/relationships" xmlns:v="urn:schemas-microsoft-com:vml" xmlns:w10="urn:schemas-microsoft-com:office:word" xmlns:w14="http://schemas.microsoft.com/office/word/2010/wordml" xmlns:w="http://schemas.openxmlformats.org/wordprocessingml/2006/main" xmlns:wne="http://schemas.microsoft.com/office/word/2006/wordml" xmlns:wp14="http://schemas.microsoft.com/office/word/2010/wordprocessingDrawing" xmlns:wp="http://schemas.openxmlformats.org/drawingml/2006/wordprocessingDrawing" xmlns:wpc="http://schemas.microsoft.com/office/word/2010/wordprocessingCanvas" xmlns:wpg="http://schemas.microsoft.com/office/word/2010/wordprocessingGroup" xmlns:wpi="http://schemas.microsoft.com/office/word/2010/wordprocessingInk" xmlns:wps="http://schemas.microsoft.com/office/word/2010/wordprocessingShape" mc:Ignorable="w14 wp14">
+  <w:p>
+    <w:pPr>
+      <w:pStyle w:val="Header"/>
+    </w:pPr>
+  </w:p>
+</w:hdr>
 </file>
 
 <file path=word/numbering.xml><?xml version="1.0" encoding="utf-8"?>
@@ -3175,9 +3463,13 @@
     <w:name w:val="Normal"/>
     <w:qFormat/>
     <w:rsid w:val="00FC693F"/>
+    <w:pPr>
+      <w:spacing w:after="120"/>
+    </w:pPr>
     <w:rPr>
       <w:rFonts w:ascii="Arial" w:hAnsi="Arial"/>
-      <w:sz w:val="22"/>
+      <w:color w:val="14202C"/>
+      <w:sz w:val="21"/>
     </w:rPr>
   </w:style>
   <w:style w:type="paragraph" w:styleId="Header">
@@ -3242,8 +3534,8 @@
       <w:rFonts w:asciiTheme="majorHAnsi" w:eastAsiaTheme="majorEastAsia" w:hAnsiTheme="majorHAnsi" w:cstheme="majorBidi" w:ascii="Arial" w:hAnsi="Arial"/>
       <w:b/>
       <w:bCs/>
-      <w:color w:val="1F6FEB"/>
-      <w:sz w:val="32"/>
+      <w:color w:val="0D3056"/>
+      <w:sz w:val="42"/>
       <w:szCs w:val="28"/>
     </w:rPr>
   </w:style>
@@ -3266,8 +3558,8 @@
       <w:rFonts w:asciiTheme="majorHAnsi" w:eastAsiaTheme="majorEastAsia" w:hAnsiTheme="majorHAnsi" w:cstheme="majorBidi" w:ascii="Arial" w:hAnsi="Arial"/>
       <w:b/>
       <w:bCs/>
-      <w:color w:val="111827"/>
-      <w:sz w:val="26"/>
+      <w:color w:val="1875C4"/>
+      <w:sz w:val="32"/>
       <w:szCs w:val="26"/>
     </w:rPr>
   </w:style>
@@ -3290,8 +3582,8 @@
       <w:rFonts w:asciiTheme="majorHAnsi" w:eastAsiaTheme="majorEastAsia" w:hAnsiTheme="majorHAnsi" w:cstheme="majorBidi" w:ascii="Arial" w:hAnsi="Arial"/>
       <w:b/>
       <w:bCs/>
-      <w:color w:val="1F6FEB"/>
-      <w:sz w:val="22"/>
+      <w:color w:val="129367"/>
+      <w:sz w:val="24"/>
     </w:rPr>
   </w:style>
   <w:style w:type="paragraph" w:styleId="Heading4">
@@ -3531,10 +3823,10 @@
     <w:rPr>
       <w:rFonts w:asciiTheme="majorHAnsi" w:eastAsiaTheme="majorEastAsia" w:hAnsiTheme="majorHAnsi" w:cstheme="majorBidi" w:ascii="Arial" w:hAnsi="Arial"/>
       <w:b/>
-      <w:color w:val="111827"/>
+      <w:color w:val="0D3056"/>
       <w:spacing w:val="5"/>
       <w:kern w:val="28"/>
-      <w:sz w:val="48"/>
+      <w:sz w:val="60"/>
       <w:szCs w:val="52"/>
     </w:rPr>
   </w:style>
@@ -3567,12 +3859,13 @@
       </w:numPr>
     </w:pPr>
     <w:rPr>
-      <w:rFonts w:asciiTheme="majorHAnsi" w:eastAsiaTheme="majorEastAsia" w:hAnsiTheme="majorHAnsi" w:cstheme="majorBidi"/>
+      <w:rFonts w:asciiTheme="majorHAnsi" w:eastAsiaTheme="majorEastAsia" w:hAnsiTheme="majorHAnsi" w:cstheme="majorBidi" w:ascii="Arial" w:hAnsi="Arial"/>
+      <w:b/>
       <w:i/>
       <w:iCs/>
-      <w:color w:val="4F81BD" w:themeColor="accent1"/>
+      <w:color w:val="1875C4"/>
       <w:spacing w:val="15"/>
-      <w:sz w:val="24"/>
+      <w:sz w:val="32"/>
       <w:szCs w:val="24"/>
     </w:rPr>
   </w:style>

--- a/courseware/LP-Agentic AI for Video Creation.docx
+++ b/courseware/LP-Agentic AI for Video Creation.docx
@@ -158,7 +158,7 @@
               <w:spacing w:after="40"/>
             </w:pPr>
             <w:r>
-              <w:t>v2.0</w:t>
+              <w:t>v3.0</w:t>
             </w:r>
             <w:r>
               <w:rPr>
@@ -209,7 +209,7 @@
                 <w:b w:val="0"/>
                 <w:sz w:val="18"/>
               </w:rPr>
-              <w:t>15 September 2026</w:t>
+              <w:t>16 September 2026</w:t>
             </w:r>
           </w:p>
         </w:tc>
@@ -485,14 +485,15 @@
             <w:pPr>
               <w:spacing w:after="40"/>
             </w:pPr>
-            <w:r/>
+            <w:r>
+              <w:t>1.0</w:t>
+            </w:r>
             <w:r>
               <w:rPr>
                 <w:rFonts w:ascii="Arial" w:hAnsi="Arial"/>
                 <w:b/>
                 <w:sz w:val="18"/>
               </w:rPr>
-              <w:t>2.0</w:t>
             </w:r>
           </w:p>
         </w:tc>
@@ -587,14 +588,15 @@
             <w:pPr>
               <w:spacing w:after="40"/>
             </w:pPr>
-            <w:r/>
+            <w:r>
+              <w:t>2.0</w:t>
+            </w:r>
             <w:r>
               <w:rPr>
                 <w:rFonts w:ascii="Arial" w:hAnsi="Arial"/>
                 <w:b/>
                 <w:sz w:val="18"/>
               </w:rPr>
-              <w:t>3.0</w:t>
             </w:r>
           </w:p>
         </w:tc>
@@ -654,7 +656,110 @@
                 <w:b w:val="0"/>
                 <w:sz w:val="18"/>
               </w:rPr>
-              <w:t>Replaced n8n with Hermes Agent, MiniMax M3, FRAME-CUT prompting, video skills, Kanban multi-agent orchestration and scheduled private YouTube publishing</w:t>
+              <w:t>Replaced n8n with Hermes Agent, MiniMax M3, video skills, Kanban orchestration and scheduled private YouTube publishing</w:t>
+            </w:r>
+          </w:p>
+        </w:tc>
+      </w:tr>
+      <w:tr>
+        <w:tc>
+          <w:tcPr>
+            <w:tcW w:type="dxa" w:w="2028"/>
+            <w:vAlign w:val="center"/>
+          </w:tcPr>
+          <w:p>
+            <w:pPr>
+              <w:spacing w:after="40"/>
+            </w:pPr>
+            <w:r/>
+            <w:r>
+              <w:rPr>
+                <w:rFonts w:ascii="Arial" w:hAnsi="Arial"/>
+                <w:b w:val="0"/>
+                <w:sz w:val="18"/>
+              </w:rPr>
+              <w:t>Lesson Plan</w:t>
+            </w:r>
+          </w:p>
+        </w:tc>
+        <w:tc>
+          <w:tcPr>
+            <w:tcW w:type="dxa" w:w="2028"/>
+            <w:vAlign w:val="center"/>
+          </w:tcPr>
+          <w:p>
+            <w:pPr>
+              <w:spacing w:after="40"/>
+            </w:pPr>
+            <w:r>
+              <w:t>3.0</w:t>
+            </w:r>
+            <w:r>
+              <w:rPr>
+                <w:rFonts w:ascii="Arial" w:hAnsi="Arial"/>
+                <w:b/>
+                <w:sz w:val="18"/>
+              </w:rPr>
+            </w:r>
+          </w:p>
+        </w:tc>
+        <w:tc>
+          <w:tcPr>
+            <w:tcW w:type="dxa" w:w="2028"/>
+            <w:vAlign w:val="center"/>
+          </w:tcPr>
+          <w:p>
+            <w:pPr>
+              <w:spacing w:after="40"/>
+            </w:pPr>
+            <w:r/>
+            <w:r>
+              <w:rPr>
+                <w:rFonts w:ascii="Arial" w:hAnsi="Arial"/>
+                <w:b w:val="0"/>
+                <w:sz w:val="18"/>
+              </w:rPr>
+              <w:t>16 September 2026</w:t>
+            </w:r>
+          </w:p>
+        </w:tc>
+        <w:tc>
+          <w:tcPr>
+            <w:tcW w:type="dxa" w:w="2028"/>
+            <w:vAlign w:val="center"/>
+          </w:tcPr>
+          <w:p>
+            <w:pPr>
+              <w:spacing w:after="40"/>
+            </w:pPr>
+            <w:r/>
+            <w:r>
+              <w:rPr>
+                <w:rFonts w:ascii="Arial" w:hAnsi="Arial"/>
+                <w:b w:val="0"/>
+                <w:sz w:val="18"/>
+              </w:rPr>
+              <w:t>Tertiary Infotech Academy Pte Ltd</w:t>
+            </w:r>
+          </w:p>
+        </w:tc>
+        <w:tc>
+          <w:tcPr>
+            <w:tcW w:type="dxa" w:w="2028"/>
+            <w:vAlign w:val="center"/>
+          </w:tcPr>
+          <w:p>
+            <w:pPr>
+              <w:spacing w:after="40"/>
+            </w:pPr>
+            <w:r/>
+            <w:r>
+              <w:rPr>
+                <w:rFonts w:ascii="Arial" w:hAnsi="Arial"/>
+                <w:b w:val="0"/>
+                <w:sz w:val="18"/>
+              </w:rPr>
+              <w:t>Simplified the course around practical video creation, four connected labs, prompt examples and a consistent one-minute micro-drama series</w:t>
             </w:r>
           </w:p>
         </w:tc>
@@ -907,57 +1012,15 @@
             <w:pPr>
               <w:spacing w:after="40"/>
             </w:pPr>
-            <w:r/>
+            <w:r>
+              <w:t>5. Day 2 Detailed Schedule</w:t>
+            </w:r>
             <w:r>
               <w:rPr>
                 <w:rFonts w:ascii="Arial" w:hAnsi="Arial"/>
                 <w:b w:val="0"/>
                 <w:sz w:val="18"/>
               </w:rPr>
-              <w:t>4. Day 2 Detailed Schedule</w:t>
-            </w:r>
-          </w:p>
-        </w:tc>
-        <w:tc>
-          <w:tcPr>
-            <w:tcW w:type="dxa" w:w="5071"/>
-            <w:vAlign w:val="center"/>
-          </w:tcPr>
-          <w:p>
-            <w:pPr>
-              <w:spacing w:after="40"/>
-            </w:pPr>
-            <w:r/>
-            <w:r>
-              <w:rPr>
-                <w:rFonts w:ascii="Arial" w:hAnsi="Arial"/>
-                <w:b/>
-                <w:color w:val="1875C4"/>
-                <w:sz w:val="18"/>
-              </w:rPr>
-              <w:t>4</w:t>
-            </w:r>
-          </w:p>
-        </w:tc>
-      </w:tr>
-      <w:tr>
-        <w:tc>
-          <w:tcPr>
-            <w:tcW w:type="dxa" w:w="5071"/>
-            <w:vAlign w:val="center"/>
-          </w:tcPr>
-          <w:p>
-            <w:pPr>
-              <w:spacing w:after="40"/>
-            </w:pPr>
-            <w:r/>
-            <w:r>
-              <w:rPr>
-                <w:rFonts w:ascii="Arial" w:hAnsi="Arial"/>
-                <w:b w:val="0"/>
-                <w:sz w:val="18"/>
-              </w:rPr>
-              <w:t>5. Assessment and Evidence Plan</w:t>
             </w:r>
           </w:p>
         </w:tc>
@@ -1310,7 +1373,7 @@
                 <w:b w:val="0"/>
                 <w:sz w:val="18"/>
               </w:rPr>
-              <w:t>Course deck, Learner Guide, eight lab folders, Hermes Desktop, MiniMax M3 access, Remotion/Manim/Higgsfield options and FFmpeg</w:t>
+              <w:t>Course deck, Learner Guide, four lab folders, Hermes Desktop, MiniMax M3 access, optional video tools and authorised creative assets</w:t>
             </w:r>
           </w:p>
         </w:tc>
@@ -1329,7 +1392,7 @@
         <w:pStyle w:val="ListBullet"/>
       </w:pPr>
       <w:r>
-        <w:t>LO1: Develop an editing strategy and work plan in Hermes Agent using MiniMax M3, structured video prompts and governed tool selection.</w:t>
+        <w:t>LO1: Explain the agentic loop, set up Hermes Agent with MiniMax M3, and create a first short video from a clear prompt.</w:t>
       </w:r>
     </w:p>
     <w:p>
@@ -1337,7 +1400,7 @@
         <w:pStyle w:val="ListBullet"/>
       </w:pPr>
       <w:r>
-        <w:t>LO2: Create and customise an evidence-backed video with Hermes skills, Remotion, Manim, Higgsfield-compatible requests and deterministic media checks.</w:t>
+        <w:t>LO2: Improve the first video by choosing suitable video tools, adding reusable skills, and applying brand, tone and style guidance.</w:t>
       </w:r>
     </w:p>
     <w:p>
@@ -1345,7 +1408,15 @@
         <w:pStyle w:val="ListBullet"/>
       </w:pPr>
       <w:r>
-        <w:t>LO3: Orchestrate research, production, review and YouTube release agents through a durable Kanban board and controlled scheduled publishing.</w:t>
+        <w:t>LO3: Coordinate research, script, video, review and YouTube agents on a Kanban board and schedule the workflow.</w:t>
+      </w:r>
+    </w:p>
+    <w:p>
+      <w:pPr>
+        <w:pStyle w:val="ListBullet"/>
+      </w:pPr>
+      <w:r>
+        <w:t>LO4: Plan a consistent one-minute micro-drama series with reusable story, character, location and visual references.</w:t>
       </w:r>
     </w:p>
     <w:p>
@@ -1361,7 +1432,7 @@
         <w:pStyle w:val="ListBullet"/>
       </w:pPr>
       <w:r>
-        <w:t>Use the PPT for mechanism visualisation, technical dialogue and evidence interpretation; do not demonstrate click-by-click procedures from the slides.</w:t>
+        <w:t>Use the PPT for visual explanations, prompt examples, storytelling discussion and before-after critique.</w:t>
       </w:r>
     </w:p>
     <w:p>
@@ -1369,7 +1440,7 @@
         <w:pStyle w:val="ListBullet"/>
       </w:pPr>
       <w:r>
-        <w:t>Use the Learner Guide and lab PDFs for detailed procedures, prompts, troubleshooting and acceptance checks.</w:t>
+        <w:t>Use the Learner Guide and lab PDFs for setup steps, detailed procedures and troubleshooting.</w:t>
       </w:r>
     </w:p>
     <w:p>
@@ -1377,7 +1448,7 @@
         <w:pStyle w:val="ListBullet"/>
       </w:pPr>
       <w:r>
-        <w:t>Keep all external publishing actions disabled or dry-run during learner practice.</w:t>
+        <w:t>Let learners create early, review often and change one creative choice at a time.</w:t>
       </w:r>
     </w:p>
     <w:p>
@@ -1385,7 +1456,7 @@
         <w:pStyle w:val="ListBullet"/>
       </w:pPr>
       <w:r>
-        <w:t>Require observable execution evidence before accepting an agent response or learner conclusion.</w:t>
+        <w:t>Keep external publishing Private and schedules Paused during learner practice.</w:t>
       </w:r>
     </w:p>
     <w:p>
@@ -1667,7 +1738,7 @@
                 <w:b w:val="0"/>
                 <w:sz w:val="16"/>
               </w:rPr>
-              <w:t>Hermes Desktop, MiniMax M3 and credential boundaries</w:t>
+              <w:t>AI agents, the agentic loop, Hermes Desktop and MiniMax M3</w:t>
             </w:r>
           </w:p>
         </w:tc>
@@ -1687,7 +1758,7 @@
                 <w:b w:val="0"/>
                 <w:sz w:val="16"/>
               </w:rPr>
-              <w:t>Mechanism dialogue + guided setup</w:t>
+              <w:t>Visual explanation + guided setup</w:t>
             </w:r>
           </w:p>
         </w:tc>
@@ -1701,7 +1772,7 @@
               <w:spacing w:after="40"/>
             </w:pPr>
             <w:r>
-              <w:t>Slides 11–34</w:t>
+              <w:t>Slides 11–22</w:t>
             </w:r>
             <w:r>
               <w:rPr>
@@ -1728,7 +1799,7 @@
                 <w:b w:val="0"/>
                 <w:sz w:val="16"/>
               </w:rPr>
-              <w:t>Setup evidence; redacted model verification</w:t>
+              <w:t>Hermes project opened; model choice recorded</w:t>
             </w:r>
           </w:p>
         </w:tc>
@@ -1771,7 +1842,7 @@
                 <w:b w:val="0"/>
                 <w:sz w:val="16"/>
               </w:rPr>
-              <w:t>FRAME-CUT prompt, structured shot plan and stop rules</w:t>
+              <w:t>Video prompt engineering and first-shot planning</w:t>
             </w:r>
           </w:p>
         </w:tc>
@@ -1791,7 +1862,7 @@
                 <w:b w:val="0"/>
                 <w:sz w:val="16"/>
               </w:rPr>
-              <w:t>Technical explanation + critique</w:t>
+              <w:t>Prompt comparison + storyboard critique</w:t>
             </w:r>
           </w:p>
         </w:tc>
@@ -1805,7 +1876,7 @@
               <w:spacing w:after="40"/>
             </w:pPr>
             <w:r>
-              <w:t>Slides 35–60</w:t>
+              <w:t>Slides 23–37</w:t>
             </w:r>
             <w:r>
               <w:rPr>
@@ -1832,7 +1903,7 @@
                 <w:b w:val="0"/>
                 <w:sz w:val="16"/>
               </w:rPr>
-              <w:t>Prompt contract and timed storyboard rationale</w:t>
+              <w:t>Simple prompt, stronger prompt and three-shot plan</w:t>
             </w:r>
           </w:p>
         </w:tc>
@@ -1958,7 +2029,7 @@
                 <w:color w:val="1875C4"/>
                 <w:sz w:val="16"/>
               </w:rPr>
-              <w:t>14:00–17:15</w:t>
+              <w:t>14:00–15:30</w:t>
             </w:r>
           </w:p>
         </w:tc>
@@ -1978,7 +2049,7 @@
                 <w:b w:val="0"/>
                 <w:sz w:val="16"/>
               </w:rPr>
-              <w:t>Labs 01–03: Hermes setup, simple video and FRAME-CUT</w:t>
+              <w:t>Lab 01: create the first video</w:t>
             </w:r>
           </w:p>
         </w:tc>
@@ -1998,7 +2069,7 @@
                 <w:b w:val="0"/>
                 <w:sz w:val="16"/>
               </w:rPr>
-              <w:t>Guided lab; individual execution evidence</w:t>
+              <w:t>Guided creation</w:t>
             </w:r>
           </w:p>
         </w:tc>
@@ -2018,7 +2089,7 @@
                 <w:b w:val="0"/>
                 <w:sz w:val="16"/>
               </w:rPr>
-              <w:t>Topic 1 lab slides + LG §5.1–5.3</w:t>
+              <w:t>Lab 01 guide and prompts</w:t>
             </w:r>
           </w:p>
         </w:tc>
@@ -2038,7 +2109,111 @@
                 <w:b w:val="0"/>
                 <w:sz w:val="16"/>
               </w:rPr>
-              <w:t>MiniMax-M3 check; MP4 preview; prompt Markdown/PDF; verifier evidence</w:t>
+              <w:t>First 15-second video and review notes</w:t>
+            </w:r>
+          </w:p>
+        </w:tc>
+      </w:tr>
+      <w:tr>
+        <w:tc>
+          <w:tcPr>
+            <w:tcW w:type="dxa" w:w="2028"/>
+            <w:vAlign w:val="center"/>
+          </w:tcPr>
+          <w:p>
+            <w:pPr>
+              <w:spacing w:after="40"/>
+            </w:pPr>
+            <w:r/>
+            <w:r>
+              <w:rPr>
+                <w:rFonts w:ascii="Arial" w:hAnsi="Arial"/>
+                <w:b/>
+                <w:color w:val="1875C4"/>
+                <w:sz w:val="16"/>
+              </w:rPr>
+              <w:t>15:30–17:15</w:t>
+            </w:r>
+          </w:p>
+        </w:tc>
+        <w:tc>
+          <w:tcPr>
+            <w:tcW w:type="dxa" w:w="2028"/>
+            <w:vAlign w:val="center"/>
+          </w:tcPr>
+          <w:p>
+            <w:pPr>
+              <w:spacing w:after="40"/>
+            </w:pPr>
+            <w:r/>
+            <w:r>
+              <w:rPr>
+                <w:rFonts w:ascii="Arial" w:hAnsi="Arial"/>
+                <w:b w:val="0"/>
+                <w:sz w:val="16"/>
+              </w:rPr>
+              <w:t>Topic 2: tools, skills and creative improvement</w:t>
+            </w:r>
+          </w:p>
+        </w:tc>
+        <w:tc>
+          <w:tcPr>
+            <w:tcW w:type="dxa" w:w="2028"/>
+            <w:vAlign w:val="center"/>
+          </w:tcPr>
+          <w:p>
+            <w:pPr>
+              <w:spacing w:after="40"/>
+            </w:pPr>
+            <w:r/>
+            <w:r>
+              <w:rPr>
+                <w:rFonts w:ascii="Arial" w:hAnsi="Arial"/>
+                <w:b w:val="0"/>
+                <w:sz w:val="16"/>
+              </w:rPr>
+              <w:t>Visual comparison + guided demonstration</w:t>
+            </w:r>
+          </w:p>
+        </w:tc>
+        <w:tc>
+          <w:tcPr>
+            <w:tcW w:type="dxa" w:w="2028"/>
+            <w:vAlign w:val="center"/>
+          </w:tcPr>
+          <w:p>
+            <w:pPr>
+              <w:spacing w:after="40"/>
+            </w:pPr>
+            <w:r>
+              <w:t>Slides 38–64</w:t>
+            </w:r>
+            <w:r>
+              <w:rPr>
+                <w:rFonts w:ascii="Arial" w:hAnsi="Arial"/>
+                <w:b w:val="0"/>
+                <w:sz w:val="16"/>
+              </w:rPr>
+            </w:r>
+          </w:p>
+        </w:tc>
+        <w:tc>
+          <w:tcPr>
+            <w:tcW w:type="dxa" w:w="2028"/>
+            <w:vAlign w:val="center"/>
+          </w:tcPr>
+          <w:p>
+            <w:pPr>
+              <w:spacing w:after="40"/>
+            </w:pPr>
+            <w:r/>
+            <w:r>
+              <w:rPr>
+                <w:rFonts w:ascii="Arial" w:hAnsi="Arial"/>
+                <w:b w:val="0"/>
+                <w:sz w:val="16"/>
+              </w:rPr>
+              <w:t>Tool choice and reusable video-skill plan</w:t>
             </w:r>
           </w:p>
         </w:tc>
@@ -2081,7 +2256,7 @@
                 <w:b w:val="0"/>
                 <w:sz w:val="16"/>
               </w:rPr>
-              <w:t>Checkpoint and transfer challenge</w:t>
+              <w:t>Lab 02 briefing and creative checkpoint</w:t>
             </w:r>
           </w:p>
         </w:tc>
@@ -2114,15 +2289,14 @@
             <w:pPr>
               <w:spacing w:after="40"/>
             </w:pPr>
-            <w:r>
-              <w:t>Slides 70–71</w:t>
-            </w:r>
+            <w:r/>
             <w:r>
               <w:rPr>
                 <w:rFonts w:ascii="Arial" w:hAnsi="Arial"/>
                 <w:b w:val="0"/>
                 <w:sz w:val="16"/>
               </w:rPr>
+              <w:t>Lab 02 guide and prompts</w:t>
             </w:r>
           </w:p>
         </w:tc>
@@ -2142,7 +2316,7 @@
                 <w:b w:val="0"/>
                 <w:sz w:val="16"/>
               </w:rPr>
-              <w:t>Explained failure class, threshold, evidence and owner</w:t>
+              <w:t>Specific plan to improve the first video</w:t>
             </w:r>
           </w:p>
         </w:tc>
@@ -2304,7 +2478,7 @@
                 <w:color w:val="1875C4"/>
                 <w:sz w:val="16"/>
               </w:rPr>
-              <w:t>09:00–10:45</w:t>
+              <w:t>09:00–10:00</w:t>
             </w:r>
           </w:p>
         </w:tc>
@@ -2324,7 +2498,7 @@
                 <w:b w:val="0"/>
                 <w:sz w:val="16"/>
               </w:rPr>
-              <w:t>Remotion, Manim, Higgsfield, FFmpeg and Hermes skill anatomy</w:t>
+              <w:t>Lab 02: improve the first video</w:t>
             </w:r>
           </w:p>
         </w:tc>
@@ -2344,7 +2518,7 @@
                 <w:b w:val="0"/>
                 <w:sz w:val="16"/>
               </w:rPr>
-              <w:t>Mechanism dialogue + technical demonstration</w:t>
+              <w:t>Guided creation + before-after review</w:t>
             </w:r>
           </w:p>
         </w:tc>
@@ -2364,7 +2538,7 @@
                 <w:b w:val="0"/>
                 <w:sz w:val="16"/>
               </w:rPr>
-              <w:t>Slides 76–105</w:t>
+              <w:t>Lab 02 guide and prompts</w:t>
             </w:r>
           </w:p>
         </w:tc>
@@ -2384,7 +2558,7 @@
                 <w:b w:val="0"/>
                 <w:sz w:val="16"/>
               </w:rPr>
-              <w:t>Tool registry; skill contracts; render evidence</w:t>
+              <w:t>Improved branded video and comparison</w:t>
             </w:r>
           </w:p>
         </w:tc>
@@ -2407,7 +2581,7 @@
                 <w:color w:val="1875C4"/>
                 <w:sz w:val="16"/>
               </w:rPr>
-              <w:t>10:45–12:30</w:t>
+              <w:t>10:00–11:45</w:t>
             </w:r>
           </w:p>
         </w:tc>
@@ -2427,7 +2601,7 @@
                 <w:b w:val="0"/>
                 <w:sz w:val="16"/>
               </w:rPr>
-              <w:t>Custom brand-video skill, technical QA and repair</w:t>
+              <w:t>Topic 3: five profiles, Kanban, YouTube and scheduling</w:t>
             </w:r>
           </w:p>
         </w:tc>
@@ -2447,7 +2621,28 @@
                 <w:b w:val="0"/>
                 <w:sz w:val="16"/>
               </w:rPr>
-              <w:t>Evidence review + skill construction</w:t>
+              <w:t>Role play + visual workflow demonstration</w:t>
+            </w:r>
+          </w:p>
+        </w:tc>
+        <w:tc>
+          <w:tcPr>
+            <w:tcW w:type="dxa" w:w="2028"/>
+            <w:vAlign w:val="center"/>
+          </w:tcPr>
+          <w:p>
+            <w:pPr>
+              <w:spacing w:after="40"/>
+            </w:pPr>
+            <w:r>
+              <w:t>Slides 65–91</w:t>
+            </w:r>
+            <w:r>
+              <w:rPr>
+                <w:rFonts w:ascii="Arial" w:hAnsi="Arial"/>
+                <w:b w:val="0"/>
+                <w:sz w:val="16"/>
+              </w:rPr>
             </w:r>
           </w:p>
         </w:tc>
@@ -2467,7 +2662,30 @@
                 <w:b w:val="0"/>
                 <w:sz w:val="16"/>
               </w:rPr>
-              <w:t>Slides 106–133</w:t>
+              <w:t>Five-agent board and publishing plan</w:t>
+            </w:r>
+          </w:p>
+        </w:tc>
+      </w:tr>
+      <w:tr>
+        <w:tc>
+          <w:tcPr>
+            <w:tcW w:type="dxa" w:w="2028"/>
+            <w:vAlign w:val="center"/>
+          </w:tcPr>
+          <w:p>
+            <w:pPr>
+              <w:spacing w:after="40"/>
+            </w:pPr>
+            <w:r/>
+            <w:r>
+              <w:rPr>
+                <w:rFonts w:ascii="Arial" w:hAnsi="Arial"/>
+                <w:b/>
+                <w:color w:val="1875C4"/>
+                <w:sz w:val="16"/>
+              </w:rPr>
+              <w:t>11:45–12:30</w:t>
             </w:r>
           </w:p>
         </w:tc>
@@ -2487,7 +2705,67 @@
                 <w:b w:val="0"/>
                 <w:sz w:val="16"/>
               </w:rPr>
-              <w:t>Branded MP4, probe, review and versioned repair</w:t>
+              <w:t>Lab 03: improve with the multi-agent team</w:t>
+            </w:r>
+          </w:p>
+        </w:tc>
+        <w:tc>
+          <w:tcPr>
+            <w:tcW w:type="dxa" w:w="2028"/>
+            <w:vAlign w:val="center"/>
+          </w:tcPr>
+          <w:p>
+            <w:pPr>
+              <w:spacing w:after="40"/>
+            </w:pPr>
+            <w:r/>
+            <w:r>
+              <w:rPr>
+                <w:rFonts w:ascii="Arial" w:hAnsi="Arial"/>
+                <w:b w:val="0"/>
+                <w:sz w:val="16"/>
+              </w:rPr>
+              <w:t>Guided orchestration</w:t>
+            </w:r>
+          </w:p>
+        </w:tc>
+        <w:tc>
+          <w:tcPr>
+            <w:tcW w:type="dxa" w:w="2028"/>
+            <w:vAlign w:val="center"/>
+          </w:tcPr>
+          <w:p>
+            <w:pPr>
+              <w:spacing w:after="40"/>
+            </w:pPr>
+            <w:r/>
+            <w:r>
+              <w:rPr>
+                <w:rFonts w:ascii="Arial" w:hAnsi="Arial"/>
+                <w:b w:val="0"/>
+                <w:sz w:val="16"/>
+              </w:rPr>
+              <w:t>Lab 03 guide and prompts</w:t>
+            </w:r>
+          </w:p>
+        </w:tc>
+        <w:tc>
+          <w:tcPr>
+            <w:tcW w:type="dxa" w:w="2028"/>
+            <w:vAlign w:val="center"/>
+          </w:tcPr>
+          <w:p>
+            <w:pPr>
+              <w:spacing w:after="40"/>
+            </w:pPr>
+            <w:r/>
+            <w:r>
+              <w:rPr>
+                <w:rFonts w:ascii="Arial" w:hAnsi="Arial"/>
+                <w:b w:val="0"/>
+                <w:sz w:val="16"/>
+              </w:rPr>
+              <w:t>Team-produced video, audit and Private upload preview</w:t>
             </w:r>
           </w:p>
         </w:tc>
@@ -2613,7 +2891,7 @@
                 <w:color w:val="1875C4"/>
                 <w:sz w:val="16"/>
               </w:rPr>
-              <w:t>13:30–15:15</w:t>
+              <w:t>13:30–14:30</w:t>
             </w:r>
           </w:p>
         </w:tc>
@@ -2633,7 +2911,7 @@
                 <w:b w:val="0"/>
                 <w:sz w:val="16"/>
               </w:rPr>
-              <w:t>Labs 04–06: tools, custom skill and multi-agent workflow</w:t>
+              <w:t>Topic 4: consistent storyboards, characters and micro-drama series</w:t>
             </w:r>
           </w:p>
         </w:tc>
@@ -2653,7 +2931,28 @@
                 <w:b w:val="0"/>
                 <w:sz w:val="16"/>
               </w:rPr>
-              <w:t>Guided lab; verifier-led evidence</w:t>
+              <w:t>Visual story workshop</w:t>
+            </w:r>
+          </w:p>
+        </w:tc>
+        <w:tc>
+          <w:tcPr>
+            <w:tcW w:type="dxa" w:w="2028"/>
+            <w:vAlign w:val="center"/>
+          </w:tcPr>
+          <w:p>
+            <w:pPr>
+              <w:spacing w:after="40"/>
+            </w:pPr>
+            <w:r>
+              <w:t>Slides 92–121</w:t>
+            </w:r>
+            <w:r>
+              <w:rPr>
+                <w:rFonts w:ascii="Arial" w:hAnsi="Arial"/>
+                <w:b w:val="0"/>
+                <w:sz w:val="16"/>
+              </w:rPr>
             </w:r>
           </w:p>
         </w:tc>
@@ -2673,7 +2972,31 @@
                 <w:b w:val="0"/>
                 <w:sz w:val="16"/>
               </w:rPr>
-              <w:t>Topic 2/3 lab slides + LG §5.4–5.6</w:t>
+              <w:t>Series promise, character bible and six-shot storyboard</w:t>
+            </w:r>
+          </w:p>
+        </w:tc>
+      </w:tr>
+      <w:tr>
+        <w:tc>
+          <w:tcPr>
+            <w:tcW w:type="dxa" w:w="2028"/>
+            <w:vAlign w:val="center"/>
+          </w:tcPr>
+          <w:p>
+            <w:pPr>
+              <w:spacing w:after="40"/>
+            </w:pPr>
+            <w:r>
+              <w:t>14:30–16:30</w:t>
+            </w:r>
+            <w:r>
+              <w:rPr>
+                <w:rFonts w:ascii="Arial" w:hAnsi="Arial"/>
+                <w:b/>
+                <w:color w:val="1875C4"/>
+                <w:sz w:val="16"/>
+              </w:rPr>
             </w:r>
           </w:p>
         </w:tc>
@@ -2693,30 +3016,7 @@
                 <w:b w:val="0"/>
                 <w:sz w:val="16"/>
               </w:rPr>
-              <w:t>Tool registry, branded video and role handoffs</w:t>
-            </w:r>
-          </w:p>
-        </w:tc>
-      </w:tr>
-      <w:tr>
-        <w:tc>
-          <w:tcPr>
-            <w:tcW w:type="dxa" w:w="2028"/>
-            <w:vAlign w:val="center"/>
-          </w:tcPr>
-          <w:p>
-            <w:pPr>
-              <w:spacing w:after="40"/>
-            </w:pPr>
-            <w:r/>
-            <w:r>
-              <w:rPr>
-                <w:rFonts w:ascii="Arial" w:hAnsi="Arial"/>
-                <w:b/>
-                <w:color w:val="1875C4"/>
-                <w:sz w:val="16"/>
-              </w:rPr>
-              <w:t>15:15–16:00</w:t>
+              <w:t>Lab 04: create a one-minute micro-drama pilot</w:t>
             </w:r>
           </w:p>
         </w:tc>
@@ -2736,7 +3036,7 @@
                 <w:b w:val="0"/>
                 <w:sz w:val="16"/>
               </w:rPr>
-              <w:t>Labs 07–08: Kanban, private YouTube upload and cron</w:t>
+              <w:t>Guided team production + continuity review</w:t>
             </w:r>
           </w:p>
         </w:tc>
@@ -2756,7 +3056,7 @@
                 <w:b w:val="0"/>
                 <w:sz w:val="16"/>
               </w:rPr>
-              <w:t>Dry-run orchestration + decision review</w:t>
+              <w:t>Lab 04 guide and prompts</w:t>
             </w:r>
           </w:p>
         </w:tc>
@@ -2776,7 +3076,31 @@
                 <w:b w:val="0"/>
                 <w:sz w:val="16"/>
               </w:rPr>
-              <w:t>Slides 134–184; LG §5.7–5.8</w:t>
+              <w:t>Pilot episode, storyboard and continuity review</w:t>
+            </w:r>
+          </w:p>
+        </w:tc>
+      </w:tr>
+      <w:tr>
+        <w:tc>
+          <w:tcPr>
+            <w:tcW w:type="dxa" w:w="2028"/>
+            <w:vAlign w:val="center"/>
+          </w:tcPr>
+          <w:p>
+            <w:pPr>
+              <w:spacing w:after="40"/>
+            </w:pPr>
+            <w:r>
+              <w:t>16:30–17:00</w:t>
+            </w:r>
+            <w:r>
+              <w:rPr>
+                <w:rFonts w:ascii="Arial" w:hAnsi="Arial"/>
+                <w:b/>
+                <w:color w:val="1875C4"/>
+                <w:sz w:val="16"/>
+              </w:rPr>
             </w:r>
           </w:p>
         </w:tc>
@@ -2789,14 +3113,78 @@
             <w:pPr>
               <w:spacing w:after="40"/>
             </w:pPr>
-            <w:r/>
+            <w:r>
+              <w:t>Course recap, next steps and Q&amp;A</w:t>
+            </w:r>
             <w:r>
               <w:rPr>
                 <w:rFonts w:ascii="Arial" w:hAnsi="Arial"/>
                 <w:b w:val="0"/>
                 <w:sz w:val="16"/>
               </w:rPr>
-              <w:t>Kanban graph, upload preview and paused cron evidence</w:t>
+            </w:r>
+          </w:p>
+        </w:tc>
+        <w:tc>
+          <w:tcPr>
+            <w:tcW w:type="dxa" w:w="2028"/>
+            <w:vAlign w:val="center"/>
+          </w:tcPr>
+          <w:p>
+            <w:pPr>
+              <w:spacing w:after="40"/>
+            </w:pPr>
+            <w:r>
+              <w:t>Guided discussion</w:t>
+            </w:r>
+            <w:r>
+              <w:rPr>
+                <w:rFonts w:ascii="Arial" w:hAnsi="Arial"/>
+                <w:b w:val="0"/>
+                <w:sz w:val="16"/>
+              </w:rPr>
+            </w:r>
+          </w:p>
+        </w:tc>
+        <w:tc>
+          <w:tcPr>
+            <w:tcW w:type="dxa" w:w="2028"/>
+            <w:vAlign w:val="center"/>
+          </w:tcPr>
+          <w:p>
+            <w:pPr>
+              <w:spacing w:after="40"/>
+            </w:pPr>
+            <w:r>
+              <w:t>Lab outputs and course materials</w:t>
+            </w:r>
+            <w:r>
+              <w:rPr>
+                <w:rFonts w:ascii="Arial" w:hAnsi="Arial"/>
+                <w:b w:val="0"/>
+                <w:sz w:val="16"/>
+              </w:rPr>
+            </w:r>
+          </w:p>
+        </w:tc>
+        <w:tc>
+          <w:tcPr>
+            <w:tcW w:type="dxa" w:w="2028"/>
+            <w:vAlign w:val="center"/>
+          </w:tcPr>
+          <w:p>
+            <w:pPr>
+              <w:spacing w:after="40"/>
+            </w:pPr>
+            <w:r>
+              <w:t>Personal next-step plan</w:t>
+            </w:r>
+            <w:r>
+              <w:rPr>
+                <w:rFonts w:ascii="Arial" w:hAnsi="Arial"/>
+                <w:b w:val="0"/>
+                <w:sz w:val="16"/>
+              </w:rPr>
             </w:r>
           </w:p>
         </w:tc>
@@ -2816,7 +3204,7 @@
         <w:pStyle w:val="ListBullet"/>
       </w:pPr>
       <w:r>
-        <w:t>Confirm the course identity, version and 192-slide deck before class.</w:t>
+        <w:t>Confirm the course identity, version and 121-slide deck before class.</w:t>
       </w:r>
     </w:p>
     <w:p>
@@ -2824,7 +3212,7 @@
         <w:pStyle w:val="ListBullet"/>
       </w:pPr>
       <w:r>
-        <w:t>Verify that every lab folder contains README, AI-PROMPTS Markdown/PDF, synthetic data, starter files, evidence checklist and verify.py.</w:t>
+        <w:t>Verify that all four lab folders contain README, AI-PROMPTS Markdown/PDF, examples, starter files and review checklist.</w:t>
       </w:r>
     </w:p>
     <w:p>
@@ -2832,7 +3220,15 @@
         <w:pStyle w:val="ListBullet"/>
       </w:pPr>
       <w:r>
-        <w:t>Confirm Hermes Desktop and MiniMax-M3 access; keep YouTube private and cron paused until the named approval gate.</w:t>
+        <w:t>Confirm Hermes Desktop and MiniMax M3 access; ask learners to verify the current plan and trial shown in their own account.</w:t>
+      </w:r>
+    </w:p>
+    <w:p>
+      <w:pPr>
+        <w:pStyle w:val="ListBullet"/>
+      </w:pPr>
+      <w:r>
+        <w:t>Keep YouTube Private and the schedule Paused until trainer-supervised approval.</w:t>
       </w:r>
     </w:p>
     <w:p>
@@ -2859,7 +3255,7 @@
         <w:rPr>
           <w:b/>
         </w:rPr>
-        <w:t>Official course page: https://www.tertiarycourses.com.sg/agentic-ai-for-video-creation.html — Course identity, duration and outcomes</w:t>
+        <w:t>Official course page: https://www.tertiarycourses.com.sg/agentic-ai-for-video-creation.html — Course identity, duration and learning outcomes</w:t>
       </w:r>
       <w:r/>
     </w:p>
@@ -2874,7 +3270,7 @@
         <w:t xml:space="preserve">Hermes Desktop: </w:t>
       </w:r>
       <w:r>
-        <w:t>https://hermes-agent.nousresearch.com/desktop — Official desktop installer and supported operating systems</w:t>
+        <w:t>https://hermes-agent.nousresearch.com/desktop — Official desktop download and product overview</w:t>
       </w:r>
     </w:p>
     <w:p>
@@ -2885,24 +3281,10 @@
         <w:rPr>
           <w:b/>
         </w:rPr>
-        <w:t xml:space="preserve">Hermes Agent installation: </w:t>
+        <w:t xml:space="preserve">Hermes Agent documentation: </w:t>
       </w:r>
       <w:r>
-        <w:t>https://hermes-agent.nousresearch.com/docs/getting-started/installation — Desktop and CLI installation plus diagnostic commands</w:t>
-      </w:r>
-    </w:p>
-    <w:p>
-      <w:pPr>
-        <w:pStyle w:val="ListBullet"/>
-      </w:pPr>
-      <w:r>
-        <w:rPr>
-          <w:b/>
-        </w:rPr>
-        <w:t xml:space="preserve">Hermes model configuration: </w:t>
-      </w:r>
-      <w:r>
-        <w:t>https://hermes-agent.nousresearch.com/docs/user-guide/configuring-models — Provider, model and auxiliary-task configuration</w:t>
+        <w:t>https://hermes-agent.nousresearch.com/docs — Current setup, skills, profiles, Kanban and scheduling guidance</w:t>
       </w:r>
     </w:p>
     <w:p>
@@ -2916,7 +3298,7 @@
         <w:t xml:space="preserve">MiniMax M3: </w:t>
       </w:r>
       <w:r>
-        <w:t>https://www.minimax.io/models/text/m3 — Current MiniMax-M3 model identifier and agentic capabilities</w:t>
+        <w:t>https://www.minimax.io/models/text/m3 — Current M3 model and subscription information</w:t>
       </w:r>
     </w:p>
     <w:p>
@@ -2927,10 +3309,10 @@
         <w:rPr>
           <w:b/>
         </w:rPr>
-        <w:t xml:space="preserve">Hermes skills: </w:t>
+        <w:t xml:space="preserve">Remotion: </w:t>
       </w:r>
       <w:r>
-        <w:t>https://hermes-agent.nousresearch.com/docs/guides/work-with-skills — Skill discovery, invocation and custom SKILL.md structure</w:t>
+        <w:t>https://www.remotion.dev/ — Code-driven branded motion graphics</w:t>
       </w:r>
     </w:p>
     <w:p>
@@ -2941,66 +3323,10 @@
         <w:rPr>
           <w:b/>
         </w:rPr>
-        <w:t xml:space="preserve">Hermes delegation: </w:t>
+        <w:t xml:space="preserve">Manim: </w:t>
       </w:r>
       <w:r>
-        <w:t>https://hermes-agent.nousresearch.com/docs/guides/delegation-patterns — Isolated subagents, explicit context and parallel work</w:t>
-      </w:r>
-    </w:p>
-    <w:p>
-      <w:pPr>
-        <w:pStyle w:val="ListBullet"/>
-      </w:pPr>
-      <w:r>
-        <w:rPr>
-          <w:b/>
-        </w:rPr>
-        <w:t xml:space="preserve">Hermes Kanban: </w:t>
-      </w:r>
-      <w:r>
-        <w:t>https://hermes-agent.nousresearch.com/docs/user-guide/features/kanban — Durable multi-agent task dependencies and review states</w:t>
-      </w:r>
-    </w:p>
-    <w:p>
-      <w:pPr>
-        <w:pStyle w:val="ListBullet"/>
-      </w:pPr>
-      <w:r>
-        <w:rPr>
-          <w:b/>
-        </w:rPr>
-        <w:t xml:space="preserve">Hermes scheduled tasks: </w:t>
-      </w:r>
-      <w:r>
-        <w:t>https://hermes-agent.nousresearch.com/docs/user-guide/features/cron — Cron jobs, attached skills and fresh-session behavior</w:t>
-      </w:r>
-    </w:p>
-    <w:p>
-      <w:pPr>
-        <w:pStyle w:val="ListBullet"/>
-      </w:pPr>
-      <w:r>
-        <w:rPr>
-          <w:b/>
-        </w:rPr>
-        <w:t xml:space="preserve">Remotion documentation: </w:t>
-      </w:r>
-      <w:r>
-        <w:t>https://www.remotion.dev/docs — Code-driven video compositions and rendering</w:t>
-      </w:r>
-    </w:p>
-    <w:p>
-      <w:pPr>
-        <w:pStyle w:val="ListBullet"/>
-      </w:pPr>
-      <w:r>
-        <w:rPr>
-          <w:b/>
-        </w:rPr>
-        <w:t xml:space="preserve">Manim documentation: </w:t>
-      </w:r>
-      <w:r>
-        <w:t>https://docs.manim.community/ — Programmatic explanatory animation</w:t>
+        <w:t>https://www.manim.community/ — Explanatory animation</w:t>
       </w:r>
     </w:p>
     <w:p>
@@ -3014,7 +3340,7 @@
         <w:t xml:space="preserve">Higgsfield: </w:t>
       </w:r>
       <w:r>
-        <w:t>https://higgsfield.ai/ — Generative video shot production; verify current account and quota terms</w:t>
+        <w:t>https://higgsfield.ai/ — Generative video shots and creative effects</w:t>
       </w:r>
     </w:p>
     <w:p>
@@ -3025,38 +3351,10 @@
         <w:rPr>
           <w:b/>
         </w:rPr>
-        <w:t xml:space="preserve">YouTube videos.insert: </w:t>
+        <w:t xml:space="preserve">YouTube Help: </w:t>
       </w:r>
       <w:r>
-        <w:t>https://developers.google.com/youtube/v3/docs/videos/insert — OAuth upload, snippet and status fields</w:t>
-      </w:r>
-    </w:p>
-    <w:p>
-      <w:pPr>
-        <w:pStyle w:val="ListBullet"/>
-      </w:pPr>
-      <w:r>
-        <w:rPr>
-          <w:b/>
-        </w:rPr>
-        <w:t xml:space="preserve">AI Video Prompting: </w:t>
-      </w:r>
-      <w:r>
-        <w:t>reference/AI Video Prompting.pdf — Shot grammar, camera movement and continuity patterns</w:t>
-      </w:r>
-    </w:p>
-    <w:p>
-      <w:pPr>
-        <w:pStyle w:val="ListBullet"/>
-      </w:pPr>
-      <w:r>
-        <w:rPr>
-          <w:b/>
-        </w:rPr>
-        <w:t xml:space="preserve">Hermes Agent The Complete Developers: </w:t>
-      </w:r>
-      <w:r>
-        <w:t>reference/Hermes Agent The Complete Developers.pdf — Supplied reference for agent architecture, tools, memory and orchestration</w:t>
+        <w:t>https://support.google.com/youtube/ — Upload, privacy and channel guidance</w:t>
       </w:r>
     </w:p>
     <w:sectPr>
@@ -3084,7 +3382,7 @@
         <w:color w:val="526577"/>
         <w:sz w:val="16"/>
       </w:rPr>
-      <w:t>Agentic AI for Video Creation  •  C436  •  v2.0  |  © Tertiary Infotech Academy Pte Ltd</w:t>
+      <w:t>Agentic AI for Video Creation  •  C436  •  v3.0  |  © Tertiary Infotech Academy Pte Ltd</w:t>
     </w:r>
   </w:p>
 </w:ftr>
